--- a/materials/Доклад_Подготовка_автомата_к_стрельбе.docx
+++ b/materials/Доклад_Подготовка_автомата_к_стрельбе.docx
@@ -83,13 +83,12 @@
           <w:i/>
           <w:sz w:val="28"/>
         </w:rPr>
-        <w:t>(по 5,45-мм автомату Калашникова АК-74)</w:t>
+        <w:t>(общие положения для стрелкового оружия)</w:t>
       </w:r>
     </w:p>
     <w:p>
       <w:pPr>
         <w:ind w:firstLine="0"/>
-        <w:jc w:val="left"/>
       </w:pPr>
       <w:r>
         <w:rPr>
@@ -177,7 +176,7 @@
           <w:rFonts w:ascii="Times New Roman" w:hAnsi="Times New Roman" w:eastAsia="Times New Roman"/>
           <w:b/>
           <w:i w:val="0"/>
-          <w:sz w:val="32"/>
+          <w:sz w:val="30"/>
         </w:rPr>
         <w:t>СОДЕРЖАНИЕ</w:t>
       </w:r>
@@ -186,7 +185,6 @@
       <w:pPr>
         <w:spacing w:after="40" w:line="360" w:lineRule="auto"/>
         <w:ind w:firstLine="0"/>
-        <w:jc w:val="left"/>
       </w:pPr>
       <w:r>
         <w:rPr>
@@ -202,7 +200,6 @@
       <w:pPr>
         <w:spacing w:after="40" w:line="360" w:lineRule="auto"/>
         <w:ind w:firstLine="0"/>
-        <w:jc w:val="left"/>
       </w:pPr>
       <w:r>
         <w:rPr>
@@ -211,14 +208,13 @@
           <w:i w:val="0"/>
           <w:sz w:val="28"/>
         </w:rPr>
-        <w:t>1. Назначение, боевые свойства и тактико-технические характеристики АК-74</w:t>
+        <w:t>1. Общая характеристика стрелкового оружия</w:t>
       </w:r>
     </w:p>
     <w:p>
       <w:pPr>
         <w:spacing w:after="40" w:line="360" w:lineRule="auto"/>
         <w:ind w:firstLine="0"/>
-        <w:jc w:val="left"/>
       </w:pPr>
       <w:r>
         <w:rPr>
@@ -227,14 +223,13 @@
           <w:i w:val="0"/>
           <w:sz w:val="28"/>
         </w:rPr>
-        <w:t>2. Общее устройство автомата и работа его механизмов</w:t>
+        <w:t>2. Подготовка оружия к стрельбе</w:t>
       </w:r>
     </w:p>
     <w:p>
       <w:pPr>
         <w:spacing w:after="40" w:line="360" w:lineRule="auto"/>
         <w:ind w:firstLine="0"/>
-        <w:jc w:val="left"/>
       </w:pPr>
       <w:r>
         <w:rPr>
@@ -243,14 +238,13 @@
           <w:i w:val="0"/>
           <w:sz w:val="28"/>
         </w:rPr>
-        <w:t>3. Подготовка автомата к стрельбе</w:t>
+        <w:t>2.1. Осмотр оружия, принадлежности и патронов</w:t>
       </w:r>
     </w:p>
     <w:p>
       <w:pPr>
         <w:spacing w:after="40" w:line="360" w:lineRule="auto"/>
         <w:ind w:firstLine="0"/>
-        <w:jc w:val="left"/>
       </w:pPr>
       <w:r>
         <w:rPr>
@@ -259,14 +253,13 @@
           <w:i w:val="0"/>
           <w:sz w:val="28"/>
         </w:rPr>
-        <w:t>3.1. Осмотр автомата, принадлежности и патронов</w:t>
+        <w:t>2.2. Неполная разборка и сборка</w:t>
       </w:r>
     </w:p>
     <w:p>
       <w:pPr>
         <w:spacing w:after="40" w:line="360" w:lineRule="auto"/>
         <w:ind w:firstLine="0"/>
-        <w:jc w:val="left"/>
       </w:pPr>
       <w:r>
         <w:rPr>
@@ -275,14 +268,13 @@
           <w:i w:val="0"/>
           <w:sz w:val="28"/>
         </w:rPr>
-        <w:t>3.2. Чистка и смазка автомата</w:t>
+        <w:t>2.3. Чистка и смазка оружия</w:t>
       </w:r>
     </w:p>
     <w:p>
       <w:pPr>
         <w:spacing w:after="40" w:line="360" w:lineRule="auto"/>
         <w:ind w:firstLine="0"/>
-        <w:jc w:val="left"/>
       </w:pPr>
       <w:r>
         <w:rPr>
@@ -291,14 +283,13 @@
           <w:i w:val="0"/>
           <w:sz w:val="28"/>
         </w:rPr>
-        <w:t>3.3. Снаряжение магазина патронами</w:t>
+        <w:t>2.4. Снаряжение магазина (ленты) патронами</w:t>
       </w:r>
     </w:p>
     <w:p>
       <w:pPr>
         <w:spacing w:after="40" w:line="360" w:lineRule="auto"/>
         <w:ind w:firstLine="0"/>
-        <w:jc w:val="left"/>
       </w:pPr>
       <w:r>
         <w:rPr>
@@ -307,14 +298,13 @@
           <w:i w:val="0"/>
           <w:sz w:val="28"/>
         </w:rPr>
-        <w:t>3.4. Проверка боя автомата и приведение его к нормальному бою</w:t>
+        <w:t>2.5. Проверка боя и приведение оружия к нормальному бою</w:t>
       </w:r>
     </w:p>
     <w:p>
       <w:pPr>
         <w:spacing w:after="40" w:line="360" w:lineRule="auto"/>
         <w:ind w:firstLine="0"/>
-        <w:jc w:val="left"/>
       </w:pPr>
       <w:r>
         <w:rPr>
@@ -323,14 +313,13 @@
           <w:i w:val="0"/>
           <w:sz w:val="28"/>
         </w:rPr>
-        <w:t>4. Ведение огня из автомата</w:t>
+        <w:t>3. Приёмы и правила стрельбы</w:t>
       </w:r>
     </w:p>
     <w:p>
       <w:pPr>
         <w:spacing w:after="40" w:line="360" w:lineRule="auto"/>
         <w:ind w:firstLine="0"/>
-        <w:jc w:val="left"/>
       </w:pPr>
       <w:r>
         <w:rPr>
@@ -339,14 +328,13 @@
           <w:i w:val="0"/>
           <w:sz w:val="28"/>
         </w:rPr>
-        <w:t>4.1. Изготовка к стрельбе и заряжание автомата</w:t>
+        <w:t>3.1. Изготовка к стрельбе и заряжание</w:t>
       </w:r>
     </w:p>
     <w:p>
       <w:pPr>
         <w:spacing w:after="40" w:line="360" w:lineRule="auto"/>
         <w:ind w:firstLine="0"/>
-        <w:jc w:val="left"/>
       </w:pPr>
       <w:r>
         <w:rPr>
@@ -355,14 +343,13 @@
           <w:i w:val="0"/>
           <w:sz w:val="28"/>
         </w:rPr>
-        <w:t>4.2. Производство выстрела: прицеливание, выбор прицела и точки прицеливания, спуск курка</w:t>
+        <w:t>3.2. Производство выстрела</w:t>
       </w:r>
     </w:p>
     <w:p>
       <w:pPr>
         <w:spacing w:after="40" w:line="360" w:lineRule="auto"/>
         <w:ind w:firstLine="0"/>
-        <w:jc w:val="left"/>
       </w:pPr>
       <w:r>
         <w:rPr>
@@ -371,14 +358,13 @@
           <w:i w:val="0"/>
           <w:sz w:val="28"/>
         </w:rPr>
-        <w:t>4.3. Виды огня и порядок его ведения</w:t>
+        <w:t>3.3. Виды огня и порядок его ведения</w:t>
       </w:r>
     </w:p>
     <w:p>
       <w:pPr>
         <w:spacing w:after="40" w:line="360" w:lineRule="auto"/>
         <w:ind w:firstLine="0"/>
-        <w:jc w:val="left"/>
       </w:pPr>
       <w:r>
         <w:rPr>
@@ -387,14 +373,13 @@
           <w:i w:val="0"/>
           <w:sz w:val="28"/>
         </w:rPr>
-        <w:t>4.4. Стрельба по неподвижным, появляющимся и движущимся целям</w:t>
+        <w:t>3.4. Стрельба по неподвижным, появляющимся и движущимся целям</w:t>
       </w:r>
     </w:p>
     <w:p>
       <w:pPr>
         <w:spacing w:after="40" w:line="360" w:lineRule="auto"/>
         <w:ind w:firstLine="0"/>
-        <w:jc w:val="left"/>
       </w:pPr>
       <w:r>
         <w:rPr>
@@ -403,14 +388,13 @@
           <w:i w:val="0"/>
           <w:sz w:val="28"/>
         </w:rPr>
-        <w:t>4.5. Стрельба в особых условиях</w:t>
+        <w:t>3.5. Поправки на условия стрельбы</w:t>
       </w:r>
     </w:p>
     <w:p>
       <w:pPr>
         <w:spacing w:after="40" w:line="360" w:lineRule="auto"/>
         <w:ind w:firstLine="0"/>
-        <w:jc w:val="left"/>
       </w:pPr>
       <w:r>
         <w:rPr>
@@ -419,14 +403,13 @@
           <w:i w:val="0"/>
           <w:sz w:val="28"/>
         </w:rPr>
-        <w:t>4.6. Прекращение стрельбы и разряжание автомата</w:t>
+        <w:t>3.6. Стрельба в особых условиях</w:t>
       </w:r>
     </w:p>
     <w:p>
       <w:pPr>
         <w:spacing w:after="40" w:line="360" w:lineRule="auto"/>
         <w:ind w:firstLine="0"/>
-        <w:jc w:val="left"/>
       </w:pPr>
       <w:r>
         <w:rPr>
@@ -435,14 +418,28 @@
           <w:i w:val="0"/>
           <w:sz w:val="28"/>
         </w:rPr>
-        <w:t>5. Меры безопасности при обращении с автоматом и патронами</w:t>
+        <w:t>3.7. Прекращение стрельбы, разряжание, устранение задержек</w:t>
       </w:r>
     </w:p>
     <w:p>
       <w:pPr>
         <w:spacing w:after="40" w:line="360" w:lineRule="auto"/>
         <w:ind w:firstLine="0"/>
-        <w:jc w:val="left"/>
+      </w:pPr>
+      <w:r>
+        <w:rPr>
+          <w:rFonts w:ascii="Times New Roman" w:hAnsi="Times New Roman" w:eastAsia="Times New Roman"/>
+          <w:b w:val="0"/>
+          <w:i w:val="0"/>
+          <w:sz w:val="28"/>
+        </w:rPr>
+        <w:t>4. Меры безопасности при обращении с оружием и патронами</w:t>
+      </w:r>
+    </w:p>
+    <w:p>
+      <w:pPr>
+        <w:spacing w:after="40" w:line="360" w:lineRule="auto"/>
+        <w:ind w:firstLine="0"/>
       </w:pPr>
       <w:r>
         <w:rPr>
@@ -458,7 +455,6 @@
       <w:pPr>
         <w:spacing w:after="40" w:line="360" w:lineRule="auto"/>
         <w:ind w:firstLine="0"/>
-        <w:jc w:val="left"/>
       </w:pPr>
       <w:r>
         <w:rPr>
@@ -486,7 +482,7 @@
           <w:rFonts w:ascii="Times New Roman" w:hAnsi="Times New Roman" w:eastAsia="Times New Roman"/>
           <w:b/>
           <w:i w:val="0"/>
-          <w:sz w:val="32"/>
+          <w:sz w:val="30"/>
         </w:rPr>
         <w:t>Введение</w:t>
       </w:r>
@@ -504,7 +500,7 @@
           <w:i w:val="0"/>
           <w:sz w:val="28"/>
         </w:rPr>
-        <w:t>Автомат является основным индивидуальным оружием мотострелка. От того, насколько грамотно подготовлено оружие к стрельбе и насколько уверенно стреляющий владеет приёмами и правилами стрельбы, напрямую зависит выполнение боевой задачи и жизнь самого солдата. Оружие, которое вовремя не осмотрено, не вычищено и не приведено к нормальному бою, в бою отказывает или бьёт мимо цели.</w:t>
+        <w:t>Стрелковое оружие — основа огневого боя мотострелкового отделения. Но само по себе оружие не стреляет метко: результат дают две вещи — подготовленное оружие и обученный стрелок. Неосмотренный автомат отказывает в самый неподходящий момент; невычищенный ствол теряет кучность; оружие, не приведённое к нормальному бою, бьёт мимо цели даже при безупречном прицеливании.</w:t>
       </w:r>
     </w:p>
     <w:p>
@@ -520,12 +516,12 @@
           <w:i w:val="0"/>
           <w:sz w:val="28"/>
         </w:rPr>
-        <w:t>Настоящий доклад построен по той же логике, что и «Наставление по стрелковому делу»: сначала даётся общая характеристика оружия, затем — порядок подготовки автомата к стрельбе (осмотр, чистка и смазка, снаряжение магазина, проверка боя), затем — приёмы и правила ведения огня по различным целям и в различных условиях, и, наконец, требования безопасности. Материал изложен применительно к 5,45-мм автомату Калашникова АК-74 — самому распространённому образцу в подразделениях.</w:t>
+        <w:t>Настоящий доклад построен по логике Наставления по стрелковому делу: сначала — общая характеристика оружия и принцип его работы, затем — подготовка оружия к стрельбе, затем — приёмы и правила ведения огня и, наконец, требования безопасности. Материал изложен в общем виде, применительно к автоматам и ручным пулемётам; конкретные цифры приведены для наиболее распространённых образцов калибра 5,45 и 7,62 мм — для других образцов они уточняются по соответствующим руководствам и наставлениям.</w:t>
       </w:r>
     </w:p>
     <w:p>
       <w:pPr>
-        <w:spacing w:before="280" w:after="120"/>
+        <w:spacing w:before="240" w:after="120"/>
         <w:ind w:firstLine="0"/>
         <w:jc w:val="left"/>
       </w:pPr>
@@ -536,7 +532,7 @@
           <w:i w:val="0"/>
           <w:sz w:val="30"/>
         </w:rPr>
-        <w:t>1. Назначение, боевые свойства и тактико-технические характеристики АК-74</w:t>
+        <w:t>1. Общая характеристика стрелкового оружия</w:t>
       </w:r>
     </w:p>
     <w:p>
@@ -552,7 +548,7 @@
           <w:i w:val="0"/>
           <w:sz w:val="28"/>
         </w:rPr>
-        <w:t>5,45-мм автомат Калашникова (АК-74) является индивидуальным автоматическим оружием и предназначен для уничтожения живой силы и поражения огневых средств противника. Для поражения бронированных целей и укреплений он может применяться совместно с подствольным гранатомётом (ГП-25, ГП-30, ГП-34), а для ближнего боя — со штык-ножом.</w:t>
+        <w:t>К стрелковому оружию относят ствольное оружие калибром до 20 мм, из которого стреляет один человек или расчёт: пистолеты, пистолеты-пулемёты, автоматы (штурмовые винтовки), ручные и единые пулемёты, снайперские винтовки, а также ручные гранатомёты. Основная задача автомата — поражение живой силы и огневых средств противника в ближнем бою, ручного пулемёта — поддержка отделения огнём на дальности до 800–1000 м.</w:t>
       </w:r>
     </w:p>
     <w:p>
@@ -568,23 +564,7 @@
           <w:i w:val="0"/>
           <w:sz w:val="28"/>
         </w:rPr>
-        <w:t>Основой автоматики является использование энергии пороховых газов, отводимых из канала ствола через газоотводное отверстие в газовую камеру: пороховые газы давят на газовый поршень затворной рамы, которая отходит назад, отпирая затвор и производя перезаряжание.</w:t>
-      </w:r>
-    </w:p>
-    <w:p>
-      <w:pPr>
-        <w:spacing w:line="360" w:lineRule="auto" w:before="0" w:after="0"/>
-        <w:ind w:firstLine="255118110"/>
-        <w:jc w:val="both"/>
-      </w:pPr>
-      <w:r>
-        <w:rPr>
-          <w:rFonts w:ascii="Times New Roman" w:hAnsi="Times New Roman" w:eastAsia="Times New Roman"/>
-          <w:b w:val="0"/>
-          <w:i w:val="0"/>
-          <w:sz w:val="28"/>
-        </w:rPr>
-        <w:t>Боевые свойства автомата:</w:t>
+        <w:t>Автоматическое оружие работает за счёт энергии пороховых газов. Наиболее распространены три схемы:</w:t>
       </w:r>
     </w:p>
     <w:p>
@@ -609,7 +589,7 @@
           <w:i w:val="0"/>
           <w:sz w:val="28"/>
         </w:rPr>
-        <w:t>огонь ведётся одиночными выстрелами и очередями</w:t>
+        <w:t>отвод пороховых газов из канала ствола</w:t>
       </w:r>
       <w:r>
         <w:rPr>
@@ -618,7 +598,7 @@
           <w:i w:val="0"/>
           <w:sz w:val="28"/>
         </w:rPr>
-        <w:t xml:space="preserve"> — основной вид огня — автоматический, короткими (до 5 выстрелов) и длинными (до 10 выстрелов) очередями и непрерывно;</w:t>
+        <w:t xml:space="preserve"> — газы давят на поршень, связанный с затворной рамой (автоматы и пулемёты Калашникова, СВД); самый надёжный принцип;</w:t>
       </w:r>
     </w:p>
     <w:p>
@@ -643,7 +623,7 @@
           <w:i w:val="0"/>
           <w:sz w:val="28"/>
         </w:rPr>
-        <w:t>питание патронами</w:t>
+        <w:t>использование отдачи ствола</w:t>
       </w:r>
       <w:r>
         <w:rPr>
@@ -652,7 +632,7 @@
           <w:i w:val="0"/>
           <w:sz w:val="28"/>
         </w:rPr>
-        <w:t xml:space="preserve"> — из коробчатого секторного магазина ёмкостью 30 патронов; магазины взаимозаменяемы;</w:t>
+        <w:t xml:space="preserve"> — ствол при выстреле откатывается назад и приводит в движение затвор (пистолеты, пулемёты);</w:t>
       </w:r>
     </w:p>
     <w:p>
@@ -677,7 +657,7 @@
           <w:i w:val="0"/>
           <w:sz w:val="28"/>
         </w:rPr>
-        <w:t>наиболее действительный огонь</w:t>
+        <w:t>свободный затвор</w:t>
       </w:r>
       <w:r>
         <w:rPr>
@@ -686,13 +666,13 @@
           <w:i w:val="0"/>
           <w:sz w:val="28"/>
         </w:rPr>
-        <w:t xml:space="preserve"> — по наземным одиночным целям, а также по самолётам, вертолётам и парашютистам — на дальности до 500 м;</w:t>
+        <w:t xml:space="preserve"> — затвор отбрасывается давлением гильзы (пистолеты-пулемёты); применим только под сравнительно слабые патроны.</w:t>
       </w:r>
     </w:p>
     <w:p>
       <w:pPr>
-        <w:spacing w:after="0" w:line="360" w:lineRule="auto"/>
-        <w:ind w:firstLine="709"/>
+        <w:spacing w:line="360" w:lineRule="auto" w:before="0" w:after="0"/>
+        <w:ind w:firstLine="255118110"/>
         <w:jc w:val="both"/>
       </w:pPr>
       <w:r>
@@ -702,100 +682,13 @@
           <w:i w:val="0"/>
           <w:sz w:val="28"/>
         </w:rPr>
-        <w:t xml:space="preserve">– </w:t>
-      </w:r>
-      <w:r>
-        <w:rPr>
-          <w:rFonts w:ascii="Times New Roman" w:hAnsi="Times New Roman" w:eastAsia="Times New Roman"/>
-          <w:b/>
-          <w:i w:val="0"/>
-          <w:sz w:val="28"/>
-        </w:rPr>
-        <w:t>сосредоточенный огонь</w:t>
-      </w:r>
-      <w:r>
-        <w:rPr>
-          <w:rFonts w:ascii="Times New Roman" w:hAnsi="Times New Roman" w:eastAsia="Times New Roman"/>
-          <w:b w:val="0"/>
-          <w:i w:val="0"/>
-          <w:sz w:val="28"/>
-        </w:rPr>
-        <w:t xml:space="preserve"> — по наземным групповым целям ведётся на дальность до 1000 м;</w:t>
+        <w:t>Патрон состоит из пули, гильзы, порохового заряда и капсюля-воспламенителя. От калибра и массы пули, а также от начальной скорости зависят настильность траектории, дальность прямого выстрела и точность стрельбы: чем выше начальная скорость, тем прямей летит пуля и тем меньше её сносит ветром.</w:t>
       </w:r>
     </w:p>
     <w:p>
       <w:pPr>
-        <w:spacing w:after="0" w:line="360" w:lineRule="auto"/>
-        <w:ind w:firstLine="709"/>
-        <w:jc w:val="both"/>
-      </w:pPr>
-      <w:r>
-        <w:rPr>
-          <w:rFonts w:ascii="Times New Roman" w:hAnsi="Times New Roman" w:eastAsia="Times New Roman"/>
-          <w:b w:val="0"/>
-          <w:i w:val="0"/>
-          <w:sz w:val="28"/>
-        </w:rPr>
-        <w:t xml:space="preserve">– </w:t>
-      </w:r>
-      <w:r>
-        <w:rPr>
-          <w:rFonts w:ascii="Times New Roman" w:hAnsi="Times New Roman" w:eastAsia="Times New Roman"/>
-          <w:b/>
-          <w:i w:val="0"/>
-          <w:sz w:val="28"/>
-        </w:rPr>
-        <w:t>малая масса патрона</w:t>
-      </w:r>
-      <w:r>
-        <w:rPr>
-          <w:rFonts w:ascii="Times New Roman" w:hAnsi="Times New Roman" w:eastAsia="Times New Roman"/>
-          <w:b w:val="0"/>
-          <w:i w:val="0"/>
-          <w:sz w:val="28"/>
-        </w:rPr>
-        <w:t xml:space="preserve"> — позволяет носить вдвое больший боекомплект по сравнению с 7,62-мм патроном;</w:t>
-      </w:r>
-    </w:p>
-    <w:p>
-      <w:pPr>
-        <w:spacing w:after="0" w:line="360" w:lineRule="auto"/>
-        <w:ind w:firstLine="709"/>
-        <w:jc w:val="both"/>
-      </w:pPr>
-      <w:r>
-        <w:rPr>
-          <w:rFonts w:ascii="Times New Roman" w:hAnsi="Times New Roman" w:eastAsia="Times New Roman"/>
-          <w:b w:val="0"/>
-          <w:i w:val="0"/>
-          <w:sz w:val="28"/>
-        </w:rPr>
-        <w:t xml:space="preserve">– </w:t>
-      </w:r>
-      <w:r>
-        <w:rPr>
-          <w:rFonts w:ascii="Times New Roman" w:hAnsi="Times New Roman" w:eastAsia="Times New Roman"/>
-          <w:b/>
-          <w:i w:val="0"/>
-          <w:sz w:val="28"/>
-        </w:rPr>
-        <w:t>настильность траектории</w:t>
-      </w:r>
-      <w:r>
-        <w:rPr>
-          <w:rFonts w:ascii="Times New Roman" w:hAnsi="Times New Roman" w:eastAsia="Times New Roman"/>
-          <w:b w:val="0"/>
-          <w:i w:val="0"/>
-          <w:sz w:val="28"/>
-        </w:rPr>
-        <w:t xml:space="preserve"> — начальная скорость пули 900 м/с, что уменьшает время полёта пули, снос её боковым ветром и увеличивает дальность прямого выстрела.</w:t>
-      </w:r>
-    </w:p>
-    <w:p>
-      <w:pPr>
         <w:spacing w:after="80"/>
         <w:ind w:firstLine="0"/>
-        <w:jc w:val="left"/>
       </w:pPr>
       <w:r>
         <w:rPr>
@@ -804,7 +697,7 @@
           <w:i w:val="0"/>
           <w:sz w:val="26"/>
         </w:rPr>
-        <w:t>Таблица 1 — Тактико-технические характеристики АК-74</w:t>
+        <w:t>Таблица 1 — Сравнительные характеристики наиболее распространённых образцов</w:t>
       </w:r>
     </w:p>
     <w:tbl>
@@ -815,20 +708,21 @@
         <w:tblLook w:firstColumn="1" w:firstRow="1" w:lastColumn="0" w:lastRow="0" w:noHBand="0" w:noVBand="1" w:val="04A0"/>
       </w:tblPr>
       <w:tblGrid>
-        <w:gridCol w:w="4677"/>
-        <w:gridCol w:w="4677"/>
+        <w:gridCol w:w="2339"/>
+        <w:gridCol w:w="2339"/>
+        <w:gridCol w:w="2339"/>
+        <w:gridCol w:w="2339"/>
       </w:tblGrid>
       <w:tr>
         <w:tc>
           <w:tcPr>
-            <w:tcW w:type="dxa" w:w="6803"/>
+            <w:tcW w:type="dxa" w:w="3175"/>
             <w:shd w:val="clear" w:fill="D9E2F3"/>
           </w:tcPr>
           <w:p>
             <w:pPr>
               <w:spacing w:line="240" w:lineRule="auto" w:after="0"/>
               <w:ind w:firstLine="0"/>
-              <w:jc w:val="left"/>
             </w:pPr>
             <w:r/>
             <w:r>
@@ -836,22 +730,21 @@
                 <w:rFonts w:ascii="Times New Roman" w:hAnsi="Times New Roman" w:eastAsia="Times New Roman"/>
                 <w:b/>
                 <w:i w:val="0"/>
-                <w:sz w:val="24"/>
+                <w:sz w:val="22"/>
               </w:rPr>
-              <w:t>Наименование данных</w:t>
+              <w:t>Характеристика</w:t>
             </w:r>
           </w:p>
         </w:tc>
         <w:tc>
           <w:tcPr>
-            <w:tcW w:type="dxa" w:w="2551"/>
+            <w:tcW w:type="dxa" w:w="1928"/>
             <w:shd w:val="clear" w:fill="D9E2F3"/>
           </w:tcPr>
           <w:p>
             <w:pPr>
               <w:spacing w:line="240" w:lineRule="auto" w:after="0"/>
               <w:ind w:firstLine="0"/>
-              <w:jc w:val="left"/>
             </w:pPr>
             <w:r/>
             <w:r>
@@ -859,9 +752,53 @@
                 <w:rFonts w:ascii="Times New Roman" w:hAnsi="Times New Roman" w:eastAsia="Times New Roman"/>
                 <w:b/>
                 <w:i w:val="0"/>
-                <w:sz w:val="24"/>
+                <w:sz w:val="22"/>
               </w:rPr>
-              <w:t>АК-74</w:t>
+              <w:t>Автомат АКМ (7,62 мм)</w:t>
+            </w:r>
+          </w:p>
+        </w:tc>
+        <w:tc>
+          <w:tcPr>
+            <w:tcW w:type="dxa" w:w="2041"/>
+            <w:shd w:val="clear" w:fill="D9E2F3"/>
+          </w:tcPr>
+          <w:p>
+            <w:pPr>
+              <w:spacing w:line="240" w:lineRule="auto" w:after="0"/>
+              <w:ind w:firstLine="0"/>
+            </w:pPr>
+            <w:r/>
+            <w:r>
+              <w:rPr>
+                <w:rFonts w:ascii="Times New Roman" w:hAnsi="Times New Roman" w:eastAsia="Times New Roman"/>
+                <w:b/>
+                <w:i w:val="0"/>
+                <w:sz w:val="22"/>
+              </w:rPr>
+              <w:t>Автомат АК-74 (5,45 мм)</w:t>
+            </w:r>
+          </w:p>
+        </w:tc>
+        <w:tc>
+          <w:tcPr>
+            <w:tcW w:type="dxa" w:w="2268"/>
+            <w:shd w:val="clear" w:fill="D9E2F3"/>
+          </w:tcPr>
+          <w:p>
+            <w:pPr>
+              <w:spacing w:line="240" w:lineRule="auto" w:after="0"/>
+              <w:ind w:firstLine="0"/>
+            </w:pPr>
+            <w:r/>
+            <w:r>
+              <w:rPr>
+                <w:rFonts w:ascii="Times New Roman" w:hAnsi="Times New Roman" w:eastAsia="Times New Roman"/>
+                <w:b/>
+                <w:i w:val="0"/>
+                <w:sz w:val="22"/>
+              </w:rPr>
+              <w:t>Ручной пулемёт РПК-74 (5,45 мм)</w:t>
             </w:r>
           </w:p>
         </w:tc>
@@ -869,13 +806,12 @@
       <w:tr>
         <w:tc>
           <w:tcPr>
-            <w:tcW w:type="dxa" w:w="6803"/>
+            <w:tcW w:type="dxa" w:w="3175"/>
           </w:tcPr>
           <w:p>
             <w:pPr>
               <w:spacing w:line="240" w:lineRule="auto" w:after="0"/>
               <w:ind w:firstLine="0"/>
-              <w:jc w:val="left"/>
             </w:pPr>
             <w:r/>
             <w:r>
@@ -883,21 +819,20 @@
                 <w:rFonts w:ascii="Times New Roman" w:hAnsi="Times New Roman" w:eastAsia="Times New Roman"/>
                 <w:b w:val="0"/>
                 <w:i w:val="0"/>
-                <w:sz w:val="24"/>
+                <w:sz w:val="22"/>
               </w:rPr>
-              <w:t>Калибр, мм</w:t>
+              <w:t>Прицельная дальность, м</w:t>
             </w:r>
           </w:p>
         </w:tc>
         <w:tc>
           <w:tcPr>
-            <w:tcW w:type="dxa" w:w="2551"/>
+            <w:tcW w:type="dxa" w:w="1928"/>
           </w:tcPr>
           <w:p>
             <w:pPr>
               <w:spacing w:line="240" w:lineRule="auto" w:after="0"/>
               <w:ind w:firstLine="0"/>
-              <w:jc w:val="left"/>
             </w:pPr>
             <w:r/>
             <w:r>
@@ -905,23 +840,20 @@
                 <w:rFonts w:ascii="Times New Roman" w:hAnsi="Times New Roman" w:eastAsia="Times New Roman"/>
                 <w:b w:val="0"/>
                 <w:i w:val="0"/>
-                <w:sz w:val="24"/>
+                <w:sz w:val="22"/>
               </w:rPr>
-              <w:t>5,45 (патрон 5,45 × 39 мм)</w:t>
+              <w:t>1000</w:t>
             </w:r>
           </w:p>
         </w:tc>
-      </w:tr>
-      <w:tr>
         <w:tc>
           <w:tcPr>
-            <w:tcW w:type="dxa" w:w="6803"/>
+            <w:tcW w:type="dxa" w:w="2041"/>
           </w:tcPr>
           <w:p>
             <w:pPr>
               <w:spacing w:line="240" w:lineRule="auto" w:after="0"/>
               <w:ind w:firstLine="0"/>
-              <w:jc w:val="left"/>
             </w:pPr>
             <w:r/>
             <w:r>
@@ -929,21 +861,20 @@
                 <w:rFonts w:ascii="Times New Roman" w:hAnsi="Times New Roman" w:eastAsia="Times New Roman"/>
                 <w:b w:val="0"/>
                 <w:i w:val="0"/>
-                <w:sz w:val="24"/>
+                <w:sz w:val="22"/>
               </w:rPr>
-              <w:t>Прицельная дальность, м</w:t>
+              <w:t>1000</w:t>
             </w:r>
           </w:p>
         </w:tc>
         <w:tc>
           <w:tcPr>
-            <w:tcW w:type="dxa" w:w="2551"/>
+            <w:tcW w:type="dxa" w:w="2268"/>
           </w:tcPr>
           <w:p>
             <w:pPr>
               <w:spacing w:line="240" w:lineRule="auto" w:after="0"/>
               <w:ind w:firstLine="0"/>
-              <w:jc w:val="left"/>
             </w:pPr>
             <w:r/>
             <w:r>
@@ -951,7 +882,7 @@
                 <w:rFonts w:ascii="Times New Roman" w:hAnsi="Times New Roman" w:eastAsia="Times New Roman"/>
                 <w:b w:val="0"/>
                 <w:i w:val="0"/>
-                <w:sz w:val="24"/>
+                <w:sz w:val="22"/>
               </w:rPr>
               <w:t>1000</w:t>
             </w:r>
@@ -961,13 +892,12 @@
       <w:tr>
         <w:tc>
           <w:tcPr>
-            <w:tcW w:type="dxa" w:w="6803"/>
+            <w:tcW w:type="dxa" w:w="3175"/>
           </w:tcPr>
           <w:p>
             <w:pPr>
               <w:spacing w:line="240" w:lineRule="auto" w:after="0"/>
               <w:ind w:firstLine="0"/>
-              <w:jc w:val="left"/>
             </w:pPr>
             <w:r/>
             <w:r>
@@ -975,21 +905,20 @@
                 <w:rFonts w:ascii="Times New Roman" w:hAnsi="Times New Roman" w:eastAsia="Times New Roman"/>
                 <w:b w:val="0"/>
                 <w:i w:val="0"/>
-                <w:sz w:val="24"/>
+                <w:sz w:val="22"/>
               </w:rPr>
-              <w:t>Дальность прямого выстрела: по грудной фигуре / по ростовой (бегущей) фигуре, м</w:t>
+              <w:t>Дальность прямого выстрела по грудной фигуре, м</w:t>
             </w:r>
           </w:p>
         </w:tc>
         <w:tc>
           <w:tcPr>
-            <w:tcW w:type="dxa" w:w="2551"/>
+            <w:tcW w:type="dxa" w:w="1928"/>
           </w:tcPr>
           <w:p>
             <w:pPr>
               <w:spacing w:line="240" w:lineRule="auto" w:after="0"/>
               <w:ind w:firstLine="0"/>
-              <w:jc w:val="left"/>
             </w:pPr>
             <w:r/>
             <w:r>
@@ -997,9 +926,51 @@
                 <w:rFonts w:ascii="Times New Roman" w:hAnsi="Times New Roman" w:eastAsia="Times New Roman"/>
                 <w:b w:val="0"/>
                 <w:i w:val="0"/>
-                <w:sz w:val="24"/>
+                <w:sz w:val="22"/>
               </w:rPr>
-              <w:t>440 / 625</w:t>
+              <w:t>350</w:t>
+            </w:r>
+          </w:p>
+        </w:tc>
+        <w:tc>
+          <w:tcPr>
+            <w:tcW w:type="dxa" w:w="2041"/>
+          </w:tcPr>
+          <w:p>
+            <w:pPr>
+              <w:spacing w:line="240" w:lineRule="auto" w:after="0"/>
+              <w:ind w:firstLine="0"/>
+            </w:pPr>
+            <w:r/>
+            <w:r>
+              <w:rPr>
+                <w:rFonts w:ascii="Times New Roman" w:hAnsi="Times New Roman" w:eastAsia="Times New Roman"/>
+                <w:b w:val="0"/>
+                <w:i w:val="0"/>
+                <w:sz w:val="22"/>
+              </w:rPr>
+              <w:t>440</w:t>
+            </w:r>
+          </w:p>
+        </w:tc>
+        <w:tc>
+          <w:tcPr>
+            <w:tcW w:type="dxa" w:w="2268"/>
+          </w:tcPr>
+          <w:p>
+            <w:pPr>
+              <w:spacing w:line="240" w:lineRule="auto" w:after="0"/>
+              <w:ind w:firstLine="0"/>
+            </w:pPr>
+            <w:r/>
+            <w:r>
+              <w:rPr>
+                <w:rFonts w:ascii="Times New Roman" w:hAnsi="Times New Roman" w:eastAsia="Times New Roman"/>
+                <w:b w:val="0"/>
+                <w:i w:val="0"/>
+                <w:sz w:val="22"/>
+              </w:rPr>
+              <w:t>460</w:t>
             </w:r>
           </w:p>
         </w:tc>
@@ -1007,13 +978,12 @@
       <w:tr>
         <w:tc>
           <w:tcPr>
-            <w:tcW w:type="dxa" w:w="6803"/>
+            <w:tcW w:type="dxa" w:w="3175"/>
           </w:tcPr>
           <w:p>
             <w:pPr>
               <w:spacing w:line="240" w:lineRule="auto" w:after="0"/>
               <w:ind w:firstLine="0"/>
-              <w:jc w:val="left"/>
             </w:pPr>
             <w:r/>
             <w:r>
@@ -1021,21 +991,20 @@
                 <w:rFonts w:ascii="Times New Roman" w:hAnsi="Times New Roman" w:eastAsia="Times New Roman"/>
                 <w:b w:val="0"/>
                 <w:i w:val="0"/>
-                <w:sz w:val="24"/>
+                <w:sz w:val="22"/>
               </w:rPr>
-              <w:t>Наиболее действительный огонь, м</w:t>
+              <w:t>Начальная скорость пули, м/с</w:t>
             </w:r>
           </w:p>
         </w:tc>
         <w:tc>
           <w:tcPr>
-            <w:tcW w:type="dxa" w:w="2551"/>
+            <w:tcW w:type="dxa" w:w="1928"/>
           </w:tcPr>
           <w:p>
             <w:pPr>
               <w:spacing w:line="240" w:lineRule="auto" w:after="0"/>
               <w:ind w:firstLine="0"/>
-              <w:jc w:val="left"/>
             </w:pPr>
             <w:r/>
             <w:r>
@@ -1043,9 +1012,51 @@
                 <w:rFonts w:ascii="Times New Roman" w:hAnsi="Times New Roman" w:eastAsia="Times New Roman"/>
                 <w:b w:val="0"/>
                 <w:i w:val="0"/>
-                <w:sz w:val="24"/>
+                <w:sz w:val="22"/>
               </w:rPr>
-              <w:t>до 500</w:t>
+              <w:t>715</w:t>
+            </w:r>
+          </w:p>
+        </w:tc>
+        <w:tc>
+          <w:tcPr>
+            <w:tcW w:type="dxa" w:w="2041"/>
+          </w:tcPr>
+          <w:p>
+            <w:pPr>
+              <w:spacing w:line="240" w:lineRule="auto" w:after="0"/>
+              <w:ind w:firstLine="0"/>
+            </w:pPr>
+            <w:r/>
+            <w:r>
+              <w:rPr>
+                <w:rFonts w:ascii="Times New Roman" w:hAnsi="Times New Roman" w:eastAsia="Times New Roman"/>
+                <w:b w:val="0"/>
+                <w:i w:val="0"/>
+                <w:sz w:val="22"/>
+              </w:rPr>
+              <w:t>900</w:t>
+            </w:r>
+          </w:p>
+        </w:tc>
+        <w:tc>
+          <w:tcPr>
+            <w:tcW w:type="dxa" w:w="2268"/>
+          </w:tcPr>
+          <w:p>
+            <w:pPr>
+              <w:spacing w:line="240" w:lineRule="auto" w:after="0"/>
+              <w:ind w:firstLine="0"/>
+            </w:pPr>
+            <w:r/>
+            <w:r>
+              <w:rPr>
+                <w:rFonts w:ascii="Times New Roman" w:hAnsi="Times New Roman" w:eastAsia="Times New Roman"/>
+                <w:b w:val="0"/>
+                <w:i w:val="0"/>
+                <w:sz w:val="22"/>
+              </w:rPr>
+              <w:t>960</w:t>
             </w:r>
           </w:p>
         </w:tc>
@@ -1053,13 +1064,12 @@
       <w:tr>
         <w:tc>
           <w:tcPr>
-            <w:tcW w:type="dxa" w:w="6803"/>
+            <w:tcW w:type="dxa" w:w="3175"/>
           </w:tcPr>
           <w:p>
             <w:pPr>
               <w:spacing w:line="240" w:lineRule="auto" w:after="0"/>
               <w:ind w:firstLine="0"/>
-              <w:jc w:val="left"/>
             </w:pPr>
             <w:r/>
             <w:r>
@@ -1067,21 +1077,20 @@
                 <w:rFonts w:ascii="Times New Roman" w:hAnsi="Times New Roman" w:eastAsia="Times New Roman"/>
                 <w:b w:val="0"/>
                 <w:i w:val="0"/>
-                <w:sz w:val="24"/>
+                <w:sz w:val="22"/>
               </w:rPr>
-              <w:t>Дальность, до которой сохраняется убойное действие пули, м</w:t>
+              <w:t>Темп стрельбы, выстр./мин</w:t>
             </w:r>
           </w:p>
         </w:tc>
         <w:tc>
           <w:tcPr>
-            <w:tcW w:type="dxa" w:w="2551"/>
+            <w:tcW w:type="dxa" w:w="1928"/>
           </w:tcPr>
           <w:p>
             <w:pPr>
               <w:spacing w:line="240" w:lineRule="auto" w:after="0"/>
               <w:ind w:firstLine="0"/>
-              <w:jc w:val="left"/>
             </w:pPr>
             <w:r/>
             <w:r>
@@ -1089,9 +1098,51 @@
                 <w:rFonts w:ascii="Times New Roman" w:hAnsi="Times New Roman" w:eastAsia="Times New Roman"/>
                 <w:b w:val="0"/>
                 <w:i w:val="0"/>
-                <w:sz w:val="24"/>
+                <w:sz w:val="22"/>
               </w:rPr>
-              <w:t>1350</w:t>
+              <w:t>600–660</w:t>
+            </w:r>
+          </w:p>
+        </w:tc>
+        <w:tc>
+          <w:tcPr>
+            <w:tcW w:type="dxa" w:w="2041"/>
+          </w:tcPr>
+          <w:p>
+            <w:pPr>
+              <w:spacing w:line="240" w:lineRule="auto" w:after="0"/>
+              <w:ind w:firstLine="0"/>
+            </w:pPr>
+            <w:r/>
+            <w:r>
+              <w:rPr>
+                <w:rFonts w:ascii="Times New Roman" w:hAnsi="Times New Roman" w:eastAsia="Times New Roman"/>
+                <w:b w:val="0"/>
+                <w:i w:val="0"/>
+                <w:sz w:val="22"/>
+              </w:rPr>
+              <w:t>600–650</w:t>
+            </w:r>
+          </w:p>
+        </w:tc>
+        <w:tc>
+          <w:tcPr>
+            <w:tcW w:type="dxa" w:w="2268"/>
+          </w:tcPr>
+          <w:p>
+            <w:pPr>
+              <w:spacing w:line="240" w:lineRule="auto" w:after="0"/>
+              <w:ind w:firstLine="0"/>
+            </w:pPr>
+            <w:r/>
+            <w:r>
+              <w:rPr>
+                <w:rFonts w:ascii="Times New Roman" w:hAnsi="Times New Roman" w:eastAsia="Times New Roman"/>
+                <w:b w:val="0"/>
+                <w:i w:val="0"/>
+                <w:sz w:val="22"/>
+              </w:rPr>
+              <w:t>600–650</w:t>
             </w:r>
           </w:p>
         </w:tc>
@@ -1099,13 +1150,12 @@
       <w:tr>
         <w:tc>
           <w:tcPr>
-            <w:tcW w:type="dxa" w:w="6803"/>
+            <w:tcW w:type="dxa" w:w="3175"/>
           </w:tcPr>
           <w:p>
             <w:pPr>
               <w:spacing w:line="240" w:lineRule="auto" w:after="0"/>
               <w:ind w:firstLine="0"/>
-              <w:jc w:val="left"/>
             </w:pPr>
             <w:r/>
             <w:r>
@@ -1113,21 +1163,20 @@
                 <w:rFonts w:ascii="Times New Roman" w:hAnsi="Times New Roman" w:eastAsia="Times New Roman"/>
                 <w:b w:val="0"/>
                 <w:i w:val="0"/>
-                <w:sz w:val="24"/>
+                <w:sz w:val="22"/>
               </w:rPr>
-              <w:t>Предельная дальность полёта пули, м</w:t>
+              <w:t>Боевая скорострельность одиночными / очередями, выстр./мин</w:t>
             </w:r>
           </w:p>
         </w:tc>
         <w:tc>
           <w:tcPr>
-            <w:tcW w:type="dxa" w:w="2551"/>
+            <w:tcW w:type="dxa" w:w="1928"/>
           </w:tcPr>
           <w:p>
             <w:pPr>
               <w:spacing w:line="240" w:lineRule="auto" w:after="0"/>
               <w:ind w:firstLine="0"/>
-              <w:jc w:val="left"/>
             </w:pPr>
             <w:r/>
             <w:r>
@@ -1135,9 +1184,51 @@
                 <w:rFonts w:ascii="Times New Roman" w:hAnsi="Times New Roman" w:eastAsia="Times New Roman"/>
                 <w:b w:val="0"/>
                 <w:i w:val="0"/>
-                <w:sz w:val="24"/>
+                <w:sz w:val="22"/>
               </w:rPr>
-              <w:t>3150</w:t>
+              <w:t>40 / 100</w:t>
+            </w:r>
+          </w:p>
+        </w:tc>
+        <w:tc>
+          <w:tcPr>
+            <w:tcW w:type="dxa" w:w="2041"/>
+          </w:tcPr>
+          <w:p>
+            <w:pPr>
+              <w:spacing w:line="240" w:lineRule="auto" w:after="0"/>
+              <w:ind w:firstLine="0"/>
+            </w:pPr>
+            <w:r/>
+            <w:r>
+              <w:rPr>
+                <w:rFonts w:ascii="Times New Roman" w:hAnsi="Times New Roman" w:eastAsia="Times New Roman"/>
+                <w:b w:val="0"/>
+                <w:i w:val="0"/>
+                <w:sz w:val="22"/>
+              </w:rPr>
+              <w:t>40 / 100</w:t>
+            </w:r>
+          </w:p>
+        </w:tc>
+        <w:tc>
+          <w:tcPr>
+            <w:tcW w:type="dxa" w:w="2268"/>
+          </w:tcPr>
+          <w:p>
+            <w:pPr>
+              <w:spacing w:line="240" w:lineRule="auto" w:after="0"/>
+              <w:ind w:firstLine="0"/>
+            </w:pPr>
+            <w:r/>
+            <w:r>
+              <w:rPr>
+                <w:rFonts w:ascii="Times New Roman" w:hAnsi="Times New Roman" w:eastAsia="Times New Roman"/>
+                <w:b w:val="0"/>
+                <w:i w:val="0"/>
+                <w:sz w:val="22"/>
+              </w:rPr>
+              <w:t>50 / 150</w:t>
             </w:r>
           </w:p>
         </w:tc>
@@ -1145,13 +1236,12 @@
       <w:tr>
         <w:tc>
           <w:tcPr>
-            <w:tcW w:type="dxa" w:w="6803"/>
+            <w:tcW w:type="dxa" w:w="3175"/>
           </w:tcPr>
           <w:p>
             <w:pPr>
               <w:spacing w:line="240" w:lineRule="auto" w:after="0"/>
               <w:ind w:firstLine="0"/>
-              <w:jc w:val="left"/>
             </w:pPr>
             <w:r/>
             <w:r>
@@ -1159,21 +1249,20 @@
                 <w:rFonts w:ascii="Times New Roman" w:hAnsi="Times New Roman" w:eastAsia="Times New Roman"/>
                 <w:b w:val="0"/>
                 <w:i w:val="0"/>
-                <w:sz w:val="24"/>
+                <w:sz w:val="22"/>
               </w:rPr>
-              <w:t>Начальная скорость пули, м/с</w:t>
+              <w:t>Ёмкость магазина (ленты), патронов</w:t>
             </w:r>
           </w:p>
         </w:tc>
         <w:tc>
           <w:tcPr>
-            <w:tcW w:type="dxa" w:w="2551"/>
+            <w:tcW w:type="dxa" w:w="1928"/>
           </w:tcPr>
           <w:p>
             <w:pPr>
               <w:spacing w:line="240" w:lineRule="auto" w:after="0"/>
               <w:ind w:firstLine="0"/>
-              <w:jc w:val="left"/>
             </w:pPr>
             <w:r/>
             <w:r>
@@ -1181,9 +1270,51 @@
                 <w:rFonts w:ascii="Times New Roman" w:hAnsi="Times New Roman" w:eastAsia="Times New Roman"/>
                 <w:b w:val="0"/>
                 <w:i w:val="0"/>
-                <w:sz w:val="24"/>
+                <w:sz w:val="22"/>
               </w:rPr>
-              <w:t>900</w:t>
+              <w:t>30</w:t>
+            </w:r>
+          </w:p>
+        </w:tc>
+        <w:tc>
+          <w:tcPr>
+            <w:tcW w:type="dxa" w:w="2041"/>
+          </w:tcPr>
+          <w:p>
+            <w:pPr>
+              <w:spacing w:line="240" w:lineRule="auto" w:after="0"/>
+              <w:ind w:firstLine="0"/>
+            </w:pPr>
+            <w:r/>
+            <w:r>
+              <w:rPr>
+                <w:rFonts w:ascii="Times New Roman" w:hAnsi="Times New Roman" w:eastAsia="Times New Roman"/>
+                <w:b w:val="0"/>
+                <w:i w:val="0"/>
+                <w:sz w:val="22"/>
+              </w:rPr>
+              <w:t>30</w:t>
+            </w:r>
+          </w:p>
+        </w:tc>
+        <w:tc>
+          <w:tcPr>
+            <w:tcW w:type="dxa" w:w="2268"/>
+          </w:tcPr>
+          <w:p>
+            <w:pPr>
+              <w:spacing w:line="240" w:lineRule="auto" w:after="0"/>
+              <w:ind w:firstLine="0"/>
+            </w:pPr>
+            <w:r/>
+            <w:r>
+              <w:rPr>
+                <w:rFonts w:ascii="Times New Roman" w:hAnsi="Times New Roman" w:eastAsia="Times New Roman"/>
+                <w:b w:val="0"/>
+                <w:i w:val="0"/>
+                <w:sz w:val="22"/>
+              </w:rPr>
+              <w:t>45 (или 30)</w:t>
             </w:r>
           </w:p>
         </w:tc>
@@ -1191,13 +1322,12 @@
       <w:tr>
         <w:tc>
           <w:tcPr>
-            <w:tcW w:type="dxa" w:w="6803"/>
+            <w:tcW w:type="dxa" w:w="3175"/>
           </w:tcPr>
           <w:p>
             <w:pPr>
               <w:spacing w:line="240" w:lineRule="auto" w:after="0"/>
               <w:ind w:firstLine="0"/>
-              <w:jc w:val="left"/>
             </w:pPr>
             <w:r/>
             <w:r>
@@ -1205,21 +1335,20 @@
                 <w:rFonts w:ascii="Times New Roman" w:hAnsi="Times New Roman" w:eastAsia="Times New Roman"/>
                 <w:b w:val="0"/>
                 <w:i w:val="0"/>
-                <w:sz w:val="24"/>
+                <w:sz w:val="22"/>
               </w:rPr>
-              <w:t>Темп стрельбы, выстрелов в минуту</w:t>
+              <w:t>Масса без патронов, кг</w:t>
             </w:r>
           </w:p>
         </w:tc>
         <w:tc>
           <w:tcPr>
-            <w:tcW w:type="dxa" w:w="2551"/>
+            <w:tcW w:type="dxa" w:w="1928"/>
           </w:tcPr>
           <w:p>
             <w:pPr>
               <w:spacing w:line="240" w:lineRule="auto" w:after="0"/>
               <w:ind w:firstLine="0"/>
-              <w:jc w:val="left"/>
             </w:pPr>
             <w:r/>
             <w:r>
@@ -1227,9 +1356,51 @@
                 <w:rFonts w:ascii="Times New Roman" w:hAnsi="Times New Roman" w:eastAsia="Times New Roman"/>
                 <w:b w:val="0"/>
                 <w:i w:val="0"/>
-                <w:sz w:val="24"/>
+                <w:sz w:val="22"/>
               </w:rPr>
-              <w:t>около 600</w:t>
+              <w:t>3,1</w:t>
+            </w:r>
+          </w:p>
+        </w:tc>
+        <w:tc>
+          <w:tcPr>
+            <w:tcW w:type="dxa" w:w="2041"/>
+          </w:tcPr>
+          <w:p>
+            <w:pPr>
+              <w:spacing w:line="240" w:lineRule="auto" w:after="0"/>
+              <w:ind w:firstLine="0"/>
+            </w:pPr>
+            <w:r/>
+            <w:r>
+              <w:rPr>
+                <w:rFonts w:ascii="Times New Roman" w:hAnsi="Times New Roman" w:eastAsia="Times New Roman"/>
+                <w:b w:val="0"/>
+                <w:i w:val="0"/>
+                <w:sz w:val="22"/>
+              </w:rPr>
+              <w:t>3,3</w:t>
+            </w:r>
+          </w:p>
+        </w:tc>
+        <w:tc>
+          <w:tcPr>
+            <w:tcW w:type="dxa" w:w="2268"/>
+          </w:tcPr>
+          <w:p>
+            <w:pPr>
+              <w:spacing w:line="240" w:lineRule="auto" w:after="0"/>
+              <w:ind w:firstLine="0"/>
+            </w:pPr>
+            <w:r/>
+            <w:r>
+              <w:rPr>
+                <w:rFonts w:ascii="Times New Roman" w:hAnsi="Times New Roman" w:eastAsia="Times New Roman"/>
+                <w:b w:val="0"/>
+                <w:i w:val="0"/>
+                <w:sz w:val="22"/>
+              </w:rPr>
+              <w:t>4,7</w:t>
             </w:r>
           </w:p>
         </w:tc>
@@ -1237,13 +1408,12 @@
       <w:tr>
         <w:tc>
           <w:tcPr>
-            <w:tcW w:type="dxa" w:w="6803"/>
+            <w:tcW w:type="dxa" w:w="3175"/>
           </w:tcPr>
           <w:p>
             <w:pPr>
               <w:spacing w:line="240" w:lineRule="auto" w:after="0"/>
               <w:ind w:firstLine="0"/>
-              <w:jc w:val="left"/>
             </w:pPr>
             <w:r/>
             <w:r>
@@ -1251,21 +1421,20 @@
                 <w:rFonts w:ascii="Times New Roman" w:hAnsi="Times New Roman" w:eastAsia="Times New Roman"/>
                 <w:b w:val="0"/>
                 <w:i w:val="0"/>
-                <w:sz w:val="24"/>
+                <w:sz w:val="22"/>
               </w:rPr>
-              <w:t>Боевая скорострельность, выстр./мин: одиночными / очередями</w:t>
+              <w:t>Дальность убойного действия пули, м</w:t>
             </w:r>
           </w:p>
         </w:tc>
         <w:tc>
           <w:tcPr>
-            <w:tcW w:type="dxa" w:w="2551"/>
+            <w:tcW w:type="dxa" w:w="1928"/>
           </w:tcPr>
           <w:p>
             <w:pPr>
               <w:spacing w:line="240" w:lineRule="auto" w:after="0"/>
               <w:ind w:firstLine="0"/>
-              <w:jc w:val="left"/>
             </w:pPr>
             <w:r/>
             <w:r>
@@ -1273,23 +1442,20 @@
                 <w:rFonts w:ascii="Times New Roman" w:hAnsi="Times New Roman" w:eastAsia="Times New Roman"/>
                 <w:b w:val="0"/>
                 <w:i w:val="0"/>
-                <w:sz w:val="24"/>
+                <w:sz w:val="22"/>
               </w:rPr>
-              <w:t>до 40 / до 100</w:t>
+              <w:t>1500</w:t>
             </w:r>
           </w:p>
         </w:tc>
-      </w:tr>
-      <w:tr>
         <w:tc>
           <w:tcPr>
-            <w:tcW w:type="dxa" w:w="6803"/>
+            <w:tcW w:type="dxa" w:w="2041"/>
           </w:tcPr>
           <w:p>
             <w:pPr>
               <w:spacing w:line="240" w:lineRule="auto" w:after="0"/>
               <w:ind w:firstLine="0"/>
-              <w:jc w:val="left"/>
             </w:pPr>
             <w:r/>
             <w:r>
@@ -1297,21 +1463,20 @@
                 <w:rFonts w:ascii="Times New Roman" w:hAnsi="Times New Roman" w:eastAsia="Times New Roman"/>
                 <w:b w:val="0"/>
                 <w:i w:val="0"/>
-                <w:sz w:val="24"/>
+                <w:sz w:val="22"/>
               </w:rPr>
-              <w:t>Ёмкость магазина, патронов</w:t>
+              <w:t>1350</w:t>
             </w:r>
           </w:p>
         </w:tc>
         <w:tc>
           <w:tcPr>
-            <w:tcW w:type="dxa" w:w="2551"/>
+            <w:tcW w:type="dxa" w:w="2268"/>
           </w:tcPr>
           <w:p>
             <w:pPr>
               <w:spacing w:line="240" w:lineRule="auto" w:after="0"/>
               <w:ind w:firstLine="0"/>
-              <w:jc w:val="left"/>
             </w:pPr>
             <w:r/>
             <w:r>
@@ -1319,239 +1484,9 @@
                 <w:rFonts w:ascii="Times New Roman" w:hAnsi="Times New Roman" w:eastAsia="Times New Roman"/>
                 <w:b w:val="0"/>
                 <w:i w:val="0"/>
-                <w:sz w:val="24"/>
+                <w:sz w:val="22"/>
               </w:rPr>
-              <w:t>30</w:t>
-            </w:r>
-          </w:p>
-        </w:tc>
-      </w:tr>
-      <w:tr>
-        <w:tc>
-          <w:tcPr>
-            <w:tcW w:type="dxa" w:w="6803"/>
-          </w:tcPr>
-          <w:p>
-            <w:pPr>
-              <w:spacing w:line="240" w:lineRule="auto" w:after="0"/>
-              <w:ind w:firstLine="0"/>
-              <w:jc w:val="left"/>
-            </w:pPr>
-            <w:r/>
-            <w:r>
-              <w:rPr>
-                <w:rFonts w:ascii="Times New Roman" w:hAnsi="Times New Roman" w:eastAsia="Times New Roman"/>
-                <w:b w:val="0"/>
-                <w:i w:val="0"/>
-                <w:sz w:val="24"/>
-              </w:rPr>
-              <w:t>Масса автомата с неснаряжённым пластмассовым магазином, кг</w:t>
-            </w:r>
-          </w:p>
-        </w:tc>
-        <w:tc>
-          <w:tcPr>
-            <w:tcW w:type="dxa" w:w="2551"/>
-          </w:tcPr>
-          <w:p>
-            <w:pPr>
-              <w:spacing w:line="240" w:lineRule="auto" w:after="0"/>
-              <w:ind w:firstLine="0"/>
-              <w:jc w:val="left"/>
-            </w:pPr>
-            <w:r/>
-            <w:r>
-              <w:rPr>
-                <w:rFonts w:ascii="Times New Roman" w:hAnsi="Times New Roman" w:eastAsia="Times New Roman"/>
-                <w:b w:val="0"/>
-                <w:i w:val="0"/>
-                <w:sz w:val="24"/>
-              </w:rPr>
-              <w:t>3,3</w:t>
-            </w:r>
-          </w:p>
-        </w:tc>
-      </w:tr>
-      <w:tr>
-        <w:tc>
-          <w:tcPr>
-            <w:tcW w:type="dxa" w:w="6803"/>
-          </w:tcPr>
-          <w:p>
-            <w:pPr>
-              <w:spacing w:line="240" w:lineRule="auto" w:after="0"/>
-              <w:ind w:firstLine="0"/>
-              <w:jc w:val="left"/>
-            </w:pPr>
-            <w:r/>
-            <w:r>
-              <w:rPr>
-                <w:rFonts w:ascii="Times New Roman" w:hAnsi="Times New Roman" w:eastAsia="Times New Roman"/>
-                <w:b w:val="0"/>
-                <w:i w:val="0"/>
-                <w:sz w:val="24"/>
-              </w:rPr>
-              <w:t>Масса со снаряжённым магазином, кг</w:t>
-            </w:r>
-          </w:p>
-        </w:tc>
-        <w:tc>
-          <w:tcPr>
-            <w:tcW w:type="dxa" w:w="2551"/>
-          </w:tcPr>
-          <w:p>
-            <w:pPr>
-              <w:spacing w:line="240" w:lineRule="auto" w:after="0"/>
-              <w:ind w:firstLine="0"/>
-              <w:jc w:val="left"/>
-            </w:pPr>
-            <w:r/>
-            <w:r>
-              <w:rPr>
-                <w:rFonts w:ascii="Times New Roman" w:hAnsi="Times New Roman" w:eastAsia="Times New Roman"/>
-                <w:b w:val="0"/>
-                <w:i w:val="0"/>
-                <w:sz w:val="24"/>
-              </w:rPr>
-              <w:t>3,6</w:t>
-            </w:r>
-          </w:p>
-        </w:tc>
-      </w:tr>
-      <w:tr>
-        <w:tc>
-          <w:tcPr>
-            <w:tcW w:type="dxa" w:w="6803"/>
-          </w:tcPr>
-          <w:p>
-            <w:pPr>
-              <w:spacing w:line="240" w:lineRule="auto" w:after="0"/>
-              <w:ind w:firstLine="0"/>
-              <w:jc w:val="left"/>
-            </w:pPr>
-            <w:r/>
-            <w:r>
-              <w:rPr>
-                <w:rFonts w:ascii="Times New Roman" w:hAnsi="Times New Roman" w:eastAsia="Times New Roman"/>
-                <w:b w:val="0"/>
-                <w:i w:val="0"/>
-                <w:sz w:val="24"/>
-              </w:rPr>
-              <w:t>Длина автомата (без штык-ножа), мм</w:t>
-            </w:r>
-          </w:p>
-        </w:tc>
-        <w:tc>
-          <w:tcPr>
-            <w:tcW w:type="dxa" w:w="2551"/>
-          </w:tcPr>
-          <w:p>
-            <w:pPr>
-              <w:spacing w:line="240" w:lineRule="auto" w:after="0"/>
-              <w:ind w:firstLine="0"/>
-              <w:jc w:val="left"/>
-            </w:pPr>
-            <w:r/>
-            <w:r>
-              <w:rPr>
-                <w:rFonts w:ascii="Times New Roman" w:hAnsi="Times New Roman" w:eastAsia="Times New Roman"/>
-                <w:b w:val="0"/>
-                <w:i w:val="0"/>
-                <w:sz w:val="24"/>
-              </w:rPr>
-              <w:t>940</w:t>
-            </w:r>
-          </w:p>
-        </w:tc>
-      </w:tr>
-      <w:tr>
-        <w:tc>
-          <w:tcPr>
-            <w:tcW w:type="dxa" w:w="6803"/>
-          </w:tcPr>
-          <w:p>
-            <w:pPr>
-              <w:spacing w:line="240" w:lineRule="auto" w:after="0"/>
-              <w:ind w:firstLine="0"/>
-              <w:jc w:val="left"/>
-            </w:pPr>
-            <w:r/>
-            <w:r>
-              <w:rPr>
-                <w:rFonts w:ascii="Times New Roman" w:hAnsi="Times New Roman" w:eastAsia="Times New Roman"/>
-                <w:b w:val="0"/>
-                <w:i w:val="0"/>
-                <w:sz w:val="24"/>
-              </w:rPr>
-              <w:t>Длина ствола, мм / число нарезов</w:t>
-            </w:r>
-          </w:p>
-        </w:tc>
-        <w:tc>
-          <w:tcPr>
-            <w:tcW w:type="dxa" w:w="2551"/>
-          </w:tcPr>
-          <w:p>
-            <w:pPr>
-              <w:spacing w:line="240" w:lineRule="auto" w:after="0"/>
-              <w:ind w:firstLine="0"/>
-              <w:jc w:val="left"/>
-            </w:pPr>
-            <w:r/>
-            <w:r>
-              <w:rPr>
-                <w:rFonts w:ascii="Times New Roman" w:hAnsi="Times New Roman" w:eastAsia="Times New Roman"/>
-                <w:b w:val="0"/>
-                <w:i w:val="0"/>
-                <w:sz w:val="24"/>
-              </w:rPr>
-              <w:t>415 / 4 (шаг 200 мм)</w:t>
-            </w:r>
-          </w:p>
-        </w:tc>
-      </w:tr>
-      <w:tr>
-        <w:tc>
-          <w:tcPr>
-            <w:tcW w:type="dxa" w:w="6803"/>
-          </w:tcPr>
-          <w:p>
-            <w:pPr>
-              <w:spacing w:line="240" w:lineRule="auto" w:after="0"/>
-              <w:ind w:firstLine="0"/>
-              <w:jc w:val="left"/>
-            </w:pPr>
-            <w:r/>
-            <w:r>
-              <w:rPr>
-                <w:rFonts w:ascii="Times New Roman" w:hAnsi="Times New Roman" w:eastAsia="Times New Roman"/>
-                <w:b w:val="0"/>
-                <w:i w:val="0"/>
-                <w:sz w:val="24"/>
-              </w:rPr>
-              <w:t>Длина прицельной линии, мм</w:t>
-            </w:r>
-          </w:p>
-        </w:tc>
-        <w:tc>
-          <w:tcPr>
-            <w:tcW w:type="dxa" w:w="2551"/>
-          </w:tcPr>
-          <w:p>
-            <w:pPr>
-              <w:spacing w:line="240" w:lineRule="auto" w:after="0"/>
-              <w:ind w:firstLine="0"/>
-              <w:jc w:val="left"/>
-            </w:pPr>
-            <w:r/>
-            <w:r>
-              <w:rPr>
-                <w:rFonts w:ascii="Times New Roman" w:hAnsi="Times New Roman" w:eastAsia="Times New Roman"/>
-                <w:b w:val="0"/>
-                <w:i w:val="0"/>
-                <w:sz w:val="24"/>
-              </w:rPr>
-              <w:t>379</w:t>
+              <w:t>1350</w:t>
             </w:r>
           </w:p>
         </w:tc>
@@ -1564,7 +1499,23 @@
     </w:p>
     <w:p>
       <w:pPr>
-        <w:spacing w:before="280" w:after="120"/>
+        <w:spacing w:line="360" w:lineRule="auto" w:before="0" w:after="0"/>
+        <w:ind w:firstLine="255118110"/>
+        <w:jc w:val="both"/>
+      </w:pPr>
+      <w:r>
+        <w:rPr>
+          <w:rFonts w:ascii="Times New Roman" w:hAnsi="Times New Roman" w:eastAsia="Times New Roman"/>
+          <w:b w:val="0"/>
+          <w:i w:val="0"/>
+          <w:sz w:val="28"/>
+        </w:rPr>
+        <w:t>Как видно из таблицы, уменьшение калибра и рост начальной скорости сделали траекторию пули более настильной: дальность прямого выстрела выросла примерно на 100 м, уменьшилось время полёта пули и её снос ветром, а носимый боезапас стал легче.</w:t>
+      </w:r>
+    </w:p>
+    <w:p>
+      <w:pPr>
+        <w:spacing w:before="240" w:after="120"/>
         <w:ind w:firstLine="0"/>
         <w:jc w:val="left"/>
       </w:pPr>
@@ -1575,7 +1526,7 @@
           <w:i w:val="0"/>
           <w:sz w:val="30"/>
         </w:rPr>
-        <w:t>2. Общее устройство автомата и работа его механизмов</w:t>
+        <w:t>2. Подготовка оружия к стрельбе</w:t>
       </w:r>
     </w:p>
     <w:p>
@@ -1591,7 +1542,23 @@
           <w:i w:val="0"/>
           <w:sz w:val="28"/>
         </w:rPr>
-        <w:t>Автомат состоит из следующих основных частей и механизмов: ствола со ствольной коробкой, прицельным приспособлением и прикладом; крышки ствольной коробки; затворной рамы с газовым поршнем; затвора; возвратного механизма; газовой трубки со ствольной накладкой; ударно-спускового механизма; цевья; магазина. К автомату придаются принадлежность (шомпол, протирка, ёршик, отвёртка, выколотка, маслёнка, пенал), ремень и сумка для магазинов; к модификации со складным прикладом (АКС-74) — складной приклад.</w:t>
+        <w:t>Подготовка оружия к стрельбе проводится, чтобы обеспечить безотказность работы и точность боя. Она включает: осмотр оружия и принадлежности, чистку и смазку, снаряжение магазинов (лент) патронами и проверку боя с приведением оружия к нормальному бою. Ответственность несёт сам военнослужащий, контроль — командир отделения.</w:t>
+      </w:r>
+    </w:p>
+    <w:p>
+      <w:pPr>
+        <w:spacing w:before="200" w:after="120"/>
+        <w:ind w:firstLine="0"/>
+        <w:jc w:val="left"/>
+      </w:pPr>
+      <w:r>
+        <w:rPr>
+          <w:rFonts w:ascii="Times New Roman" w:hAnsi="Times New Roman" w:eastAsia="Times New Roman"/>
+          <w:b/>
+          <w:i w:val="0"/>
+          <w:sz w:val="28"/>
+        </w:rPr>
+        <w:t>2.1. Осмотр оружия, принадлежности и патронов</w:t>
       </w:r>
     </w:p>
     <w:p>
@@ -1607,7 +1574,7 @@
           <w:i w:val="0"/>
           <w:sz w:val="28"/>
         </w:rPr>
-        <w:t>Прицельное приспособление состоит из мушки (ввинченной в полозок, закреплённый на основании мушки в газовой камере) и секторного прицела с целиком. На прицельной планке нанесены деления от 1 до 10 (дальность в сотнях метров) и буква «П» — постоянная установка прицела, соответствующая прицелу 4 (дальность прямого выстрела по грудной фигуре); деления 1, 2 и 3 совместно с буквой «П» служат для стрельбы на дальность до 400 м без перестановки прицела. Боковые поправки вносятся перемещением целика (гривки прицельной планки) — для этого используется маховичок.</w:t>
+        <w:t>Осмотр в собранном виде. Проверяются: отсутствие ржавчины, грязи, трещин, вмятин и скрошенности металла; соответствие номеров на основных частях; исправность прицельных приспособлений (мушка не погнута, прорезь целика чистая, планка прицела не шатается); работа механизмов — переводчик вида огня переключается, затворная рама свободно отходит назад и энергично возвращается, курок становится на предохранитель, магазин плотно входит в окно ствольной коробки и удерживается защёлкой; крепление штык-ножа, цевья, приклада.</w:t>
       </w:r>
     </w:p>
     <w:p>
@@ -1623,23 +1590,7 @@
           <w:i w:val="0"/>
           <w:sz w:val="28"/>
         </w:rPr>
-        <w:t>Работа механизмов при выстреле. При нажатии на спусковой крючок курок срывается с боевого взвода ударно-спускового механизма и наносит удар по ударнику затвора — происходит выстрел. Часть пороховых газов через газоотводное отверстие попадает в газовую камеру, давит на газовый поршень и отбрасывает затворную раму назад. Рама сжимает возвратную пружину, затвор поворачивается и отпирает канал ствола, извлекает и отражает гильзу. Под действием возвратного механизма затворная рама с затвором возвращается вперёд, затвор досылает очередной патрон из магазина в патронник и запирает канал ствола. Переводчик вида огня установлен: в нижнее положение — одиночный огонь, в среднее — автоматический (очередями), в верхнее — предохранитель.</w:t>
-      </w:r>
-    </w:p>
-    <w:p>
-      <w:pPr>
-        <w:spacing w:before="280" w:after="120"/>
-        <w:ind w:firstLine="0"/>
-        <w:jc w:val="left"/>
-      </w:pPr>
-      <w:r>
-        <w:rPr>
-          <w:rFonts w:ascii="Times New Roman" w:hAnsi="Times New Roman" w:eastAsia="Times New Roman"/>
-          <w:b/>
-          <w:i w:val="0"/>
-          <w:sz w:val="30"/>
-        </w:rPr>
-        <w:t>3. Подготовка автомата к стрельбе</w:t>
+        <w:t>Осмотр в разобранном виде. Проверяются состояние канала ствола (нет ли раздутия, раковин, нагара и ржавчины), патронника, газовых путей, затвора (исправность выбрасывателя и ударника), возвратной пружины и магазина (подаватель и пружина работают). Чистоте канала ствола уделяется особое внимание: нагар и влага резко ухудшают кучность, а при стрельбе могут вызвать раздутие ствола.</w:t>
       </w:r>
     </w:p>
     <w:p>
@@ -1655,7 +1606,23 @@
           <w:i w:val="0"/>
           <w:sz w:val="28"/>
         </w:rPr>
-        <w:t>Подготовка автомата к стрельбе проводится для обеспечения безотказной работы оружия и точности стрельбы. Она включает: осмотр автомата (в собранном и разобранном виде) и принадлежности, чистку и смазку, снаряжение магазинов патронами, а также проверку боя и приведение автомата к нормальному бою. Подготовка проводится командиром отделения с участием автоматчика; при проведении стрельб — под руководством командира, проводящего стрельбу.</w:t>
+        <w:t>Осмотр принадлежности. Всё должно быть налицо, чистым и исправным: шомпол, протирка, ёршик, отвёртка, выколотка, пенал, маслёнка. Протирка и ёршик не должны иметь заусенцев, маслёнка — содержать чистую смазку.</w:t>
+      </w:r>
+    </w:p>
+    <w:p>
+      <w:pPr>
+        <w:spacing w:line="360" w:lineRule="auto" w:before="0" w:after="0"/>
+        <w:ind w:firstLine="255118110"/>
+        <w:jc w:val="both"/>
+      </w:pPr>
+      <w:r>
+        <w:rPr>
+          <w:rFonts w:ascii="Times New Roman" w:hAnsi="Times New Roman" w:eastAsia="Times New Roman"/>
+          <w:b w:val="0"/>
+          <w:i w:val="0"/>
+          <w:sz w:val="28"/>
+        </w:rPr>
+        <w:t>Осмотр патронов. Бракуются патроны с ржавчиной и налётом на гильзе, с вмятинами и трещинами, с шатающейся или глубоко посаженной пулей, с выступающим капсюлем, а также учебные патроны и патроны с нестандартной маркировкой. Такие патроны дают задержки и могут привести к разрыву ствола.</w:t>
       </w:r>
     </w:p>
     <w:p>
@@ -1671,7 +1638,7 @@
           <w:i w:val="0"/>
           <w:sz w:val="28"/>
         </w:rPr>
-        <w:t>3.1. Осмотр автомата, принадлежности и патронов</w:t>
+        <w:t>2.2. Неполная разборка и сборка</w:t>
       </w:r>
     </w:p>
     <w:p>
@@ -1687,103 +1654,7 @@
           <w:i w:val="0"/>
           <w:sz w:val="28"/>
         </w:rPr>
-        <w:t>Осмотр в собранном виде. Проверяются: отсутствие на наружных поверхностях налёта ржавчины, грязи, вмятин, трещин, забоин и скрошенности металла; соответствие номеров на ствольной коробке, крышке, затворной раме, затворе и магазинах; исправность мушки и прицела (мушка не погнута, целик и прорезь не забиты, планка прицела не шатается); работа механизмов — переводчик вида огня переключается, затворная рама отводится назад и энергично возвращается, курок становится на предохранитель, магазин плотно входит в окно ствольной коробки и удерживается защёлкой.</w:t>
-      </w:r>
-    </w:p>
-    <w:p>
-      <w:pPr>
-        <w:spacing w:line="360" w:lineRule="auto" w:before="0" w:after="0"/>
-        <w:ind w:firstLine="255118110"/>
-        <w:jc w:val="both"/>
-      </w:pPr>
-      <w:r>
-        <w:rPr>
-          <w:rFonts w:ascii="Times New Roman" w:hAnsi="Times New Roman" w:eastAsia="Times New Roman"/>
-          <w:b w:val="0"/>
-          <w:i w:val="0"/>
-          <w:sz w:val="28"/>
-        </w:rPr>
-        <w:t>Осмотр в разобранном виде. Проверяется состояние канала ствола (отсутствие раздутия, раковин, нагара, ржавчины), патронника, газовой камеры и газовой трубки, затвора (исправность выбрасывателя и ударника), возвратной пружины и магазина (подаватель и пружина работают, стенки не вмяты). Особое внимание — чистоте канала ствола: нагар и влага резко ухудшают кучность и могут вызвать раздутие ствола при выстреле.</w:t>
-      </w:r>
-    </w:p>
-    <w:p>
-      <w:pPr>
-        <w:spacing w:line="360" w:lineRule="auto" w:before="0" w:after="0"/>
-        <w:ind w:firstLine="255118110"/>
-        <w:jc w:val="both"/>
-      </w:pPr>
-      <w:r>
-        <w:rPr>
-          <w:rFonts w:ascii="Times New Roman" w:hAnsi="Times New Roman" w:eastAsia="Times New Roman"/>
-          <w:b w:val="0"/>
-          <w:i w:val="0"/>
-          <w:sz w:val="28"/>
-        </w:rPr>
-        <w:t>Осмотр принадлежности. Все предметы (шомпол, протирка, ёршик, отвёртка, выколотка, маслёнка, пенал) должны быть налицо, чистыми и исправными; протирка и ёршик — без заусенцев; маслёнка — с чистой смазкой.</w:t>
-      </w:r>
-    </w:p>
-    <w:p>
-      <w:pPr>
-        <w:spacing w:line="360" w:lineRule="auto" w:before="0" w:after="0"/>
-        <w:ind w:firstLine="255118110"/>
-        <w:jc w:val="both"/>
-      </w:pPr>
-      <w:r>
-        <w:rPr>
-          <w:rFonts w:ascii="Times New Roman" w:hAnsi="Times New Roman" w:eastAsia="Times New Roman"/>
-          <w:b w:val="0"/>
-          <w:i w:val="0"/>
-          <w:sz w:val="28"/>
-        </w:rPr>
-        <w:t>Осмотр патронов. Патроны осматриваются перед стрельбой и при снаряжении магазина. Бракуются патроны: с ржавчиной и зелёным налётом на гильзе, с вмятинами и трещинами, с шатающейся или вытянутой пулей, с глубоко посаженной пулей (капсюль не должен выступать), учебные и с другими маркировочными отличиями. Нельзя применять патроны с деформированной гильзой — это ведёт к задержкам и разрыву ствола.</w:t>
-      </w:r>
-    </w:p>
-    <w:p>
-      <w:pPr>
-        <w:spacing w:before="200" w:after="120"/>
-        <w:ind w:firstLine="0"/>
-        <w:jc w:val="left"/>
-      </w:pPr>
-      <w:r>
-        <w:rPr>
-          <w:rFonts w:ascii="Times New Roman" w:hAnsi="Times New Roman" w:eastAsia="Times New Roman"/>
-          <w:b/>
-          <w:i w:val="0"/>
-          <w:sz w:val="28"/>
-        </w:rPr>
-        <w:t>3.2. Чистка и смазка автомата</w:t>
-      </w:r>
-    </w:p>
-    <w:p>
-      <w:pPr>
-        <w:spacing w:line="360" w:lineRule="auto" w:before="0" w:after="0"/>
-        <w:ind w:firstLine="255118110"/>
-        <w:jc w:val="both"/>
-      </w:pPr>
-      <w:r>
-        <w:rPr>
-          <w:rFonts w:ascii="Times New Roman" w:hAnsi="Times New Roman" w:eastAsia="Times New Roman"/>
-          <w:b w:val="0"/>
-          <w:i w:val="0"/>
-          <w:sz w:val="28"/>
-        </w:rPr>
-        <w:t>Чистка производится: после стрельбы — немедленно по возвращении с занятий или стрельбища, в том числе на месте (боевые и полевые условия); затем — в течение последующих 3–4 суток ежедневно; далее — при проведении технического обслуживания, после наряда, занятий в поле, а также при длительном хранении — не реже одного раза в неделю.</w:t>
-      </w:r>
-    </w:p>
-    <w:p>
-      <w:pPr>
-        <w:spacing w:line="360" w:lineRule="auto" w:before="0" w:after="0"/>
-        <w:ind w:firstLine="255118110"/>
-        <w:jc w:val="both"/>
-      </w:pPr>
-      <w:r>
-        <w:rPr>
-          <w:rFonts w:ascii="Times New Roman" w:hAnsi="Times New Roman" w:eastAsia="Times New Roman"/>
-          <w:b w:val="0"/>
-          <w:i w:val="0"/>
-          <w:sz w:val="28"/>
-        </w:rPr>
-        <w:t>Для чистки и смазки применяются: жидкая ружейная смазка (для чистки и смазки при температуре выше +5 °С, а также для смазки в любых условиях как тонкий защитный слой), ружейная смазка (для смазки после чистки при температуре от +5 °С и ниже), раствор РЧС (раствор чистки стволов — для удаления нагара и остатков пороховых газов), ветошь (обтирочные материалы) или бумага КВ-22, пакля, щёлочной состав — только по указанию командира.</w:t>
+        <w:t>Неполная разборка производится для чистки, смазки и осмотра оружия — всегда, когда это возможно, не разбирая оружие полностью. Общий порядок неполной разборки автомата:</w:t>
       </w:r>
     </w:p>
     <w:p>
@@ -1808,7 +1679,7 @@
           <w:i w:val="0"/>
           <w:sz w:val="28"/>
         </w:rPr>
-        <w:t>Подготовить материалы</w:t>
+        <w:t>Отделить магазин</w:t>
       </w:r>
       <w:r>
         <w:rPr>
@@ -1817,7 +1688,7 @@
           <w:i w:val="0"/>
           <w:sz w:val="28"/>
         </w:rPr>
-        <w:t xml:space="preserve"> и принадлежность, разобрать автомат.</w:t>
+        <w:t xml:space="preserve"> и проверить, нет ли патрона в патроннике (контрольный спуск).</w:t>
       </w:r>
     </w:p>
     <w:p>
@@ -1842,7 +1713,7 @@
           <w:i w:val="0"/>
           <w:sz w:val="28"/>
         </w:rPr>
-        <w:t>Прочистить канал ствола</w:t>
+        <w:t>Вынуть пенал с принадлежностью</w:t>
       </w:r>
       <w:r>
         <w:rPr>
@@ -1851,7 +1722,7 @@
           <w:i w:val="0"/>
           <w:sz w:val="28"/>
         </w:rPr>
-        <w:t xml:space="preserve"> и патронник: продеть паклю (ветошь) через прорезь протирки, смочить жидкой ружейной смазкой, ввести шомпол в канал ствола со стороны патронника, навернуть протирку и плавно, не касаясь дульного среза, продвинуть её вдоль канала несколько раз; затем протереть сухой ветошью и осмотреть.</w:t>
+        <w:t xml:space="preserve"> из приклада или подсумка; при необходимости извлечь шомпол.</w:t>
       </w:r>
     </w:p>
     <w:p>
@@ -1876,7 +1747,7 @@
           <w:i w:val="0"/>
           <w:sz w:val="28"/>
         </w:rPr>
-        <w:t>Прочистить газовую камеру,</w:t>
+        <w:t>Отделить дульный тормоз-компенсатор</w:t>
       </w:r>
       <w:r>
         <w:rPr>
@@ -1885,7 +1756,7 @@
           <w:i w:val="0"/>
           <w:sz w:val="28"/>
         </w:rPr>
-        <w:t xml:space="preserve"> газовую трубку, дульный тормоз-компенсатор и другие газовые пути — нагар удаляется протиркой с паклей, смоченной жидкой ружейной смазкой или раствором РЧС.</w:t>
+        <w:t xml:space="preserve"> (или пламегаситель), крышку ствольной коробки.</w:t>
       </w:r>
     </w:p>
     <w:p>
@@ -1910,7 +1781,7 @@
           <w:i w:val="0"/>
           <w:sz w:val="28"/>
         </w:rPr>
-        <w:t>Прочистить затворную раму,</w:t>
+        <w:t>Извлечь возвратный механизм,</w:t>
       </w:r>
       <w:r>
         <w:rPr>
@@ -1919,7 +1790,7 @@
           <w:i w:val="0"/>
           <w:sz w:val="28"/>
         </w:rPr>
-        <w:t xml:space="preserve"> затвор, возвратный механизм, ствольную коробку, ударно-спусковой механизм, цевьё — нагар удаляется ветошью, смоченной жидкой ружейной смазкой, затем насухо протереть.</w:t>
+        <w:t xml:space="preserve"> затворную раму с затвором и отделить затвор от рамы.</w:t>
       </w:r>
     </w:p>
     <w:p>
@@ -1944,7 +1815,7 @@
           <w:i w:val="0"/>
           <w:sz w:val="28"/>
         </w:rPr>
-        <w:t>Прочистить магазины</w:t>
+        <w:t>Отделить газовую трубку</w:t>
       </w:r>
       <w:r>
         <w:rPr>
@@ -1953,7 +1824,216 @@
           <w:i w:val="0"/>
           <w:sz w:val="28"/>
         </w:rPr>
-        <w:t xml:space="preserve"> и принадлежность, удалить грязь из пазов и отверстий.</w:t>
+        <w:t xml:space="preserve"> со ствольной накладкой.</w:t>
+      </w:r>
+    </w:p>
+    <w:p>
+      <w:pPr>
+        <w:spacing w:line="360" w:lineRule="auto" w:before="0" w:after="0"/>
+        <w:ind w:firstLine="255118110"/>
+        <w:jc w:val="both"/>
+      </w:pPr>
+      <w:r>
+        <w:rPr>
+          <w:rFonts w:ascii="Times New Roman" w:hAnsi="Times New Roman" w:eastAsia="Times New Roman"/>
+          <w:b w:val="0"/>
+          <w:i w:val="0"/>
+          <w:sz w:val="28"/>
+        </w:rPr>
+        <w:t>Сборка после неполной разборки производится в обратном порядке. Полная разборка делается реже — для чистки при сильном загрязнении, при ремонте и после пребывания оружия в воде; её выполняют под руководством командира или оружейного мастера. Разборку и сборку производят на столе или чистой подстилке, части и механизмы кладут в порядке разборки, обращаются с ними аккуратно, без излишних усилий и ударов.</w:t>
+      </w:r>
+    </w:p>
+    <w:p>
+      <w:pPr>
+        <w:spacing w:before="200" w:after="120"/>
+        <w:ind w:firstLine="0"/>
+        <w:jc w:val="left"/>
+      </w:pPr>
+      <w:r>
+        <w:rPr>
+          <w:rFonts w:ascii="Times New Roman" w:hAnsi="Times New Roman" w:eastAsia="Times New Roman"/>
+          <w:b/>
+          <w:i w:val="0"/>
+          <w:sz w:val="28"/>
+        </w:rPr>
+        <w:t>2.3. Чистка и смазка оружия</w:t>
+      </w:r>
+    </w:p>
+    <w:p>
+      <w:pPr>
+        <w:spacing w:line="360" w:lineRule="auto" w:before="0" w:after="0"/>
+        <w:ind w:firstLine="255118110"/>
+        <w:jc w:val="both"/>
+      </w:pPr>
+      <w:r>
+        <w:rPr>
+          <w:rFonts w:ascii="Times New Roman" w:hAnsi="Times New Roman" w:eastAsia="Times New Roman"/>
+          <w:b w:val="0"/>
+          <w:i w:val="0"/>
+          <w:sz w:val="28"/>
+        </w:rPr>
+        <w:t>Чистка производится: после стрельбы — немедленно по возвращении со стрельбища или из боя (в боевой обстановке — на месте), затем в течение 3–4 суток ежедневно; после нарядов, учений и занятий в поле; при длительном хранении — не реже одного раза в неделю. Для чистки и смазки применяются жидкая ружейная смазка, ружейная смазка, раствор РЧС (для удаления нагара), ветошь или бумага, пакля; щёлочной состав — только по указанию командира.</w:t>
+      </w:r>
+    </w:p>
+    <w:p>
+      <w:pPr>
+        <w:spacing w:after="0" w:line="360" w:lineRule="auto"/>
+        <w:ind w:firstLine="709"/>
+        <w:jc w:val="both"/>
+      </w:pPr>
+      <w:r>
+        <w:rPr>
+          <w:rFonts w:ascii="Times New Roman" w:hAnsi="Times New Roman" w:eastAsia="Times New Roman"/>
+          <w:b w:val="0"/>
+          <w:i w:val="0"/>
+          <w:sz w:val="28"/>
+        </w:rPr>
+        <w:t xml:space="preserve">1) </w:t>
+      </w:r>
+      <w:r>
+        <w:rPr>
+          <w:rFonts w:ascii="Times New Roman" w:hAnsi="Times New Roman" w:eastAsia="Times New Roman"/>
+          <w:b/>
+          <w:i w:val="0"/>
+          <w:sz w:val="28"/>
+        </w:rPr>
+        <w:t>Подготовить принадлежность и материалы,</w:t>
+      </w:r>
+      <w:r>
+        <w:rPr>
+          <w:rFonts w:ascii="Times New Roman" w:hAnsi="Times New Roman" w:eastAsia="Times New Roman"/>
+          <w:b w:val="0"/>
+          <w:i w:val="0"/>
+          <w:sz w:val="28"/>
+        </w:rPr>
+        <w:t xml:space="preserve"> разобрать оружие.</w:t>
+      </w:r>
+    </w:p>
+    <w:p>
+      <w:pPr>
+        <w:spacing w:after="0" w:line="360" w:lineRule="auto"/>
+        <w:ind w:firstLine="709"/>
+        <w:jc w:val="both"/>
+      </w:pPr>
+      <w:r>
+        <w:rPr>
+          <w:rFonts w:ascii="Times New Roman" w:hAnsi="Times New Roman" w:eastAsia="Times New Roman"/>
+          <w:b w:val="0"/>
+          <w:i w:val="0"/>
+          <w:sz w:val="28"/>
+        </w:rPr>
+        <w:t xml:space="preserve">2) </w:t>
+      </w:r>
+      <w:r>
+        <w:rPr>
+          <w:rFonts w:ascii="Times New Roman" w:hAnsi="Times New Roman" w:eastAsia="Times New Roman"/>
+          <w:b/>
+          <w:i w:val="0"/>
+          <w:sz w:val="28"/>
+        </w:rPr>
+        <w:t>Прочистить канал ствола и патронник:</w:t>
+      </w:r>
+      <w:r>
+        <w:rPr>
+          <w:rFonts w:ascii="Times New Roman" w:hAnsi="Times New Roman" w:eastAsia="Times New Roman"/>
+          <w:b w:val="0"/>
+          <w:i w:val="0"/>
+          <w:sz w:val="28"/>
+        </w:rPr>
+        <w:t xml:space="preserve"> протирку с паклей, смоченной жидкой ружейной смазкой, продвинуть вдоль канала несколько раз, затем протереть насухо и осмотреть.</w:t>
+      </w:r>
+    </w:p>
+    <w:p>
+      <w:pPr>
+        <w:spacing w:after="0" w:line="360" w:lineRule="auto"/>
+        <w:ind w:firstLine="709"/>
+        <w:jc w:val="both"/>
+      </w:pPr>
+      <w:r>
+        <w:rPr>
+          <w:rFonts w:ascii="Times New Roman" w:hAnsi="Times New Roman" w:eastAsia="Times New Roman"/>
+          <w:b w:val="0"/>
+          <w:i w:val="0"/>
+          <w:sz w:val="28"/>
+        </w:rPr>
+        <w:t xml:space="preserve">3) </w:t>
+      </w:r>
+      <w:r>
+        <w:rPr>
+          <w:rFonts w:ascii="Times New Roman" w:hAnsi="Times New Roman" w:eastAsia="Times New Roman"/>
+          <w:b/>
+          <w:i w:val="0"/>
+          <w:sz w:val="28"/>
+        </w:rPr>
+        <w:t>Прочистить газовые пути</w:t>
+      </w:r>
+      <w:r>
+        <w:rPr>
+          <w:rFonts w:ascii="Times New Roman" w:hAnsi="Times New Roman" w:eastAsia="Times New Roman"/>
+          <w:b w:val="0"/>
+          <w:i w:val="0"/>
+          <w:sz w:val="28"/>
+        </w:rPr>
+        <w:t xml:space="preserve"> — газовую камеру, газовую трубку, дульный тормоз-компенсатор: нагар удалять протиркой с паклей, смоченной жидкой ружейной смазкой или раствором РЧС.</w:t>
+      </w:r>
+    </w:p>
+    <w:p>
+      <w:pPr>
+        <w:spacing w:after="0" w:line="360" w:lineRule="auto"/>
+        <w:ind w:firstLine="709"/>
+        <w:jc w:val="both"/>
+      </w:pPr>
+      <w:r>
+        <w:rPr>
+          <w:rFonts w:ascii="Times New Roman" w:hAnsi="Times New Roman" w:eastAsia="Times New Roman"/>
+          <w:b w:val="0"/>
+          <w:i w:val="0"/>
+          <w:sz w:val="28"/>
+        </w:rPr>
+        <w:t xml:space="preserve">4) </w:t>
+      </w:r>
+      <w:r>
+        <w:rPr>
+          <w:rFonts w:ascii="Times New Roman" w:hAnsi="Times New Roman" w:eastAsia="Times New Roman"/>
+          <w:b/>
+          <w:i w:val="0"/>
+          <w:sz w:val="28"/>
+        </w:rPr>
+        <w:t>Прочистить затворную раму, затвор,</w:t>
+      </w:r>
+      <w:r>
+        <w:rPr>
+          <w:rFonts w:ascii="Times New Roman" w:hAnsi="Times New Roman" w:eastAsia="Times New Roman"/>
+          <w:b w:val="0"/>
+          <w:i w:val="0"/>
+          <w:sz w:val="28"/>
+        </w:rPr>
+        <w:t xml:space="preserve"> возвратный механизм, ствольную коробку и ударно-спусковой механизм, затем насухо протереть.</w:t>
+      </w:r>
+    </w:p>
+    <w:p>
+      <w:pPr>
+        <w:spacing w:after="0" w:line="360" w:lineRule="auto"/>
+        <w:ind w:firstLine="709"/>
+        <w:jc w:val="both"/>
+      </w:pPr>
+      <w:r>
+        <w:rPr>
+          <w:rFonts w:ascii="Times New Roman" w:hAnsi="Times New Roman" w:eastAsia="Times New Roman"/>
+          <w:b w:val="0"/>
+          <w:i w:val="0"/>
+          <w:sz w:val="28"/>
+        </w:rPr>
+        <w:t xml:space="preserve">5) </w:t>
+      </w:r>
+      <w:r>
+        <w:rPr>
+          <w:rFonts w:ascii="Times New Roman" w:hAnsi="Times New Roman" w:eastAsia="Times New Roman"/>
+          <w:b/>
+          <w:i w:val="0"/>
+          <w:sz w:val="28"/>
+        </w:rPr>
+        <w:t>Прочистить магазины и принадлежность.</w:t>
       </w:r>
     </w:p>
     <w:p>
@@ -1978,7 +2058,7 @@
           <w:i w:val="0"/>
           <w:sz w:val="28"/>
         </w:rPr>
-        <w:t>Обтереть все металлические части насухо</w:t>
+        <w:t>Обтереть детали насухо и осмотреть;</w:t>
       </w:r>
       <w:r>
         <w:rPr>
@@ -1987,7 +2067,7 @@
           <w:i w:val="0"/>
           <w:sz w:val="28"/>
         </w:rPr>
-        <w:t xml:space="preserve"> и осмотреть; при наличии ржавчины — удалить её (жидкой ружейной смазкой с паклей).</w:t>
+        <w:t xml:space="preserve"> при наличии ржавчины удалить её жидкой ружейной смазкой с паклей.</w:t>
       </w:r>
     </w:p>
     <w:p>
@@ -2012,7 +2092,7 @@
           <w:i w:val="0"/>
           <w:sz w:val="28"/>
         </w:rPr>
-        <w:t>Смазать тонким слоем</w:t>
+        <w:t>Смазать тонким слоем все металлические части</w:t>
       </w:r>
       <w:r>
         <w:rPr>
@@ -2021,7 +2101,7 @@
           <w:i w:val="0"/>
           <w:sz w:val="28"/>
         </w:rPr>
-        <w:t xml:space="preserve"> все металлические части и механизмы: избыток смазки вреден — он удерживает пыль и грязь, а при минусовой температуре приводит к загустению и отказам.</w:t>
+        <w:t xml:space="preserve"> и механизмы — избыток смазки вреден: он удерживает пыль и грязь, а на морозе густеет и вызывает отказы.</w:t>
       </w:r>
     </w:p>
     <w:p>
@@ -2046,7 +2126,7 @@
           <w:i w:val="0"/>
           <w:sz w:val="28"/>
         </w:rPr>
-        <w:t>Смазать деревянные части</w:t>
+        <w:t>Протереть и слегка смазать деревянные</w:t>
       </w:r>
       <w:r>
         <w:rPr>
@@ -2055,7 +2135,7 @@
           <w:i w:val="0"/>
           <w:sz w:val="28"/>
         </w:rPr>
-        <w:t xml:space="preserve"> (цевьё, приклад) — слегка, снаружи, не допуская попадания смазки внутрь.</w:t>
+        <w:t xml:space="preserve"> и пластмассовые детали снаружи.</w:t>
       </w:r>
     </w:p>
     <w:p>
@@ -2080,7 +2160,7 @@
           <w:i w:val="0"/>
           <w:sz w:val="28"/>
         </w:rPr>
-        <w:t>Собрать автомат,</w:t>
+        <w:t>Собрать оружие,</w:t>
       </w:r>
       <w:r>
         <w:rPr>
@@ -2089,7 +2169,7 @@
           <w:i w:val="0"/>
           <w:sz w:val="28"/>
         </w:rPr>
-        <w:t xml:space="preserve"> проверить работу частей и механизмов, проверить укомплектованность принадлежности.</w:t>
+        <w:t xml:space="preserve"> проверить работу механизмов и укомплектованность.</w:t>
       </w:r>
     </w:p>
     <w:p>
@@ -2105,7 +2185,7 @@
           <w:i w:val="0"/>
           <w:sz w:val="28"/>
         </w:rPr>
-        <w:t>Особые случаи. Автомат, внесённый с мороза в тёплое помещение, нужно выдержать 10–20 минут, чтобы он отпотел, а затем протереть насухо и смазать. В сильный мороз (ниже −25…−30 °С) смазку наносить только жидкую ружейную — густая смазка вызывает примерзание и отказы. При попадании оружия в воду, грязь или песок автомат разбирается, промывается чистой водой (песок удаляется без протирки), тщательно протирается и смазывается.</w:t>
+        <w:t>Особые случаи. Оружие, внесённое с мороза в тёплое помещение, выдерживают 10–20 минут, чтобы оно отпотело, затем протирают насухо и смазывают. В сильный мороз смазывают только жидкой ружейной смазкой. Если оружие побывало в воде, грязи или песке, его разбирают, промывают чистой водой (песок удаляют, не протирая), тщательно просушивают и смазывают.</w:t>
       </w:r>
     </w:p>
     <w:p>
@@ -2121,7 +2201,7 @@
           <w:i w:val="0"/>
           <w:sz w:val="28"/>
         </w:rPr>
-        <w:t>3.3. Снаряжение магазина патронами</w:t>
+        <w:t>2.4. Снаряжение магазина (ленты) патронами</w:t>
       </w:r>
     </w:p>
     <w:p>
@@ -2137,7 +2217,7 @@
           <w:i w:val="0"/>
           <w:sz w:val="28"/>
         </w:rPr>
-        <w:t>Магазин снаряжается вручную или с помощью обоймы и переходника (устройства для снаряжения). При ручном снаряжении магазин берётся в левую руку горловиной вверх и несколько наклонно влево, в правую — патроны (пулями к мизинцу, донцами гильз к большому пальцу). Удерживая магазин, большим пальцем правой руки вкладывать патроны по одному под загибы боковых стенок, прижимая их к задней стенке магазина. Снаряжать магазин нужно так, чтобы патроны ложились ровно, без перекосов, и подаватель свободно поднимался. Магазин рекомендуется снаряжать на 1–2 патрона меньше ёмкости — это облегчает присоединение магазина к автомату при досланном в патронник патроне и уменьшает износ пружины. Снаряжённые магазины хранятся в сумке, обоймы и россыпью носить патроны в карманах запрещается.</w:t>
+        <w:t>Магазин снаряжается вручную или с помощью обоймы и переходника. При ручном снаряжении магазин держат левой рукой горловиной вверх и несколько наклонно влево, а правой рукой вкладывают патроны по одному под загибы боковых стенок, прижимая их к задней стенке. Патроны должны ложиться ровно, без перекосов, а подаватель — свободно подниматься. Практический совет: снаряжать магазин на один-два патрона меньше его ёмкости — это облегчает присоединение магазина при досланном в патронник патроне и бережёт пружину. Пулемётную ленту снаряжают с помощью машинки или вручную, следя за тем, чтобы патроны были досланы до отказа. Снаряжённые магазины и ленты хранят в сумках; носить патроны россыпью в карманах запрещается.</w:t>
       </w:r>
     </w:p>
     <w:p>
@@ -2153,7 +2233,7 @@
           <w:i w:val="0"/>
           <w:sz w:val="28"/>
         </w:rPr>
-        <w:t>3.4. Проверка боя автомата и приведение его к нормальному бою</w:t>
+        <w:t>2.5. Проверка боя и приведение оружия к нормальному бою</w:t>
       </w:r>
     </w:p>
     <w:p>
@@ -2169,14 +2249,13 @@
           <w:i w:val="0"/>
           <w:sz w:val="28"/>
         </w:rPr>
-        <w:t>Проверка боя производится: при поступлении автомата в подразделение; после ремонта и замены частей, которые могли изменить бой; при выявлении в ходе стрельбы ненормальных отклонений пуль. Условия проверки боя:</w:t>
+        <w:t>Проверка боя проводится при поступлении оружия в подразделение, после ремонта и замены частей, которые могли изменить бой, а также при выявлении ненормальных отклонений пуль в ходе стрельбы. Общий принцип: стреляют на короткую, точно измеренную дальность с упора, определяют кучность и положение средней точки попадания (СТП), после чего при необходимости изменяют положение мушки или целика.</w:t>
       </w:r>
     </w:p>
     <w:p>
       <w:pPr>
         <w:spacing w:after="80"/>
         <w:ind w:firstLine="0"/>
-        <w:jc w:val="left"/>
       </w:pPr>
       <w:r>
         <w:rPr>
@@ -2185,7 +2264,7 @@
           <w:i w:val="0"/>
           <w:sz w:val="26"/>
         </w:rPr>
-        <w:t>Таблица 2 — Условия проверки боя АК-74</w:t>
+        <w:t>Таблица 2 — Условия и нормы проверки боя (пример для оружия калибра 5,45 мм)</w:t>
       </w:r>
     </w:p>
     <w:tbl>
@@ -2209,7 +2288,6 @@
             <w:pPr>
               <w:spacing w:line="240" w:lineRule="auto" w:after="0"/>
               <w:ind w:firstLine="0"/>
-              <w:jc w:val="left"/>
             </w:pPr>
             <w:r/>
             <w:r>
@@ -2217,7 +2295,7 @@
                 <w:rFonts w:ascii="Times New Roman" w:hAnsi="Times New Roman" w:eastAsia="Times New Roman"/>
                 <w:b/>
                 <w:i w:val="0"/>
-                <w:sz w:val="24"/>
+                <w:sz w:val="23"/>
               </w:rPr>
               <w:t>Параметр</w:t>
             </w:r>
@@ -2232,7 +2310,6 @@
             <w:pPr>
               <w:spacing w:line="240" w:lineRule="auto" w:after="0"/>
               <w:ind w:firstLine="0"/>
-              <w:jc w:val="left"/>
             </w:pPr>
             <w:r/>
             <w:r>
@@ -2240,9 +2317,9 @@
                 <w:rFonts w:ascii="Times New Roman" w:hAnsi="Times New Roman" w:eastAsia="Times New Roman"/>
                 <w:b/>
                 <w:i w:val="0"/>
-                <w:sz w:val="24"/>
+                <w:sz w:val="23"/>
               </w:rPr>
-              <w:t>Значение</w:t>
+              <w:t>Значение для автоматов калибра 5,45 мм (на примере АК-74)</w:t>
             </w:r>
           </w:p>
         </w:tc>
@@ -2256,7 +2333,6 @@
             <w:pPr>
               <w:spacing w:line="240" w:lineRule="auto" w:after="0"/>
               <w:ind w:firstLine="0"/>
-              <w:jc w:val="left"/>
             </w:pPr>
             <w:r/>
             <w:r>
@@ -2264,7 +2340,7 @@
                 <w:rFonts w:ascii="Times New Roman" w:hAnsi="Times New Roman" w:eastAsia="Times New Roman"/>
                 <w:b w:val="0"/>
                 <w:i w:val="0"/>
-                <w:sz w:val="24"/>
+                <w:sz w:val="23"/>
               </w:rPr>
               <w:t>Дальность стрельбы</w:t>
             </w:r>
@@ -2278,7 +2354,6 @@
             <w:pPr>
               <w:spacing w:line="240" w:lineRule="auto" w:after="0"/>
               <w:ind w:firstLine="0"/>
-              <w:jc w:val="left"/>
             </w:pPr>
             <w:r/>
             <w:r>
@@ -2286,7 +2361,7 @@
                 <w:rFonts w:ascii="Times New Roman" w:hAnsi="Times New Roman" w:eastAsia="Times New Roman"/>
                 <w:b w:val="0"/>
                 <w:i w:val="0"/>
-                <w:sz w:val="24"/>
+                <w:sz w:val="23"/>
               </w:rPr>
               <w:t>100 м</w:t>
             </w:r>
@@ -2302,7 +2377,6 @@
             <w:pPr>
               <w:spacing w:line="240" w:lineRule="auto" w:after="0"/>
               <w:ind w:firstLine="0"/>
-              <w:jc w:val="left"/>
             </w:pPr>
             <w:r/>
             <w:r>
@@ -2310,9 +2384,9 @@
                 <w:rFonts w:ascii="Times New Roman" w:hAnsi="Times New Roman" w:eastAsia="Times New Roman"/>
                 <w:b w:val="0"/>
                 <w:i w:val="0"/>
-                <w:sz w:val="24"/>
+                <w:sz w:val="23"/>
               </w:rPr>
-              <w:t>Установка прицела / целика</w:t>
+              <w:t>Установка прицела</w:t>
             </w:r>
           </w:p>
         </w:tc>
@@ -2324,7 +2398,6 @@
             <w:pPr>
               <w:spacing w:line="240" w:lineRule="auto" w:after="0"/>
               <w:ind w:firstLine="0"/>
-              <w:jc w:val="left"/>
             </w:pPr>
             <w:r/>
             <w:r>
@@ -2332,9 +2405,9 @@
                 <w:rFonts w:ascii="Times New Roman" w:hAnsi="Times New Roman" w:eastAsia="Times New Roman"/>
                 <w:b w:val="0"/>
                 <w:i w:val="0"/>
-                <w:sz w:val="24"/>
+                <w:sz w:val="23"/>
               </w:rPr>
-              <w:t>прицел 3 («П» не используется), целик 0</w:t>
+              <w:t>3 (целик 0)</w:t>
             </w:r>
           </w:p>
         </w:tc>
@@ -2348,7 +2421,6 @@
             <w:pPr>
               <w:spacing w:line="240" w:lineRule="auto" w:after="0"/>
               <w:ind w:firstLine="0"/>
-              <w:jc w:val="left"/>
             </w:pPr>
             <w:r/>
             <w:r>
@@ -2356,7 +2428,7 @@
                 <w:rFonts w:ascii="Times New Roman" w:hAnsi="Times New Roman" w:eastAsia="Times New Roman"/>
                 <w:b w:val="0"/>
                 <w:i w:val="0"/>
-                <w:sz w:val="24"/>
+                <w:sz w:val="23"/>
               </w:rPr>
               <w:t>Положение для стрельбы</w:t>
             </w:r>
@@ -2370,7 +2442,6 @@
             <w:pPr>
               <w:spacing w:line="240" w:lineRule="auto" w:after="0"/>
               <w:ind w:firstLine="0"/>
-              <w:jc w:val="left"/>
             </w:pPr>
             <w:r/>
             <w:r>
@@ -2378,9 +2449,9 @@
                 <w:rFonts w:ascii="Times New Roman" w:hAnsi="Times New Roman" w:eastAsia="Times New Roman"/>
                 <w:b w:val="0"/>
                 <w:i w:val="0"/>
-                <w:sz w:val="24"/>
+                <w:sz w:val="23"/>
               </w:rPr>
-              <w:t>лёжа с упора (мешок с песком, дёрн, бруствер)</w:t>
+              <w:t>лёжа с упора, без штык-ножа</w:t>
             </w:r>
           </w:p>
         </w:tc>
@@ -2394,7 +2465,6 @@
             <w:pPr>
               <w:spacing w:line="240" w:lineRule="auto" w:after="0"/>
               <w:ind w:firstLine="0"/>
-              <w:jc w:val="left"/>
             </w:pPr>
             <w:r/>
             <w:r>
@@ -2402,7 +2472,7 @@
                 <w:rFonts w:ascii="Times New Roman" w:hAnsi="Times New Roman" w:eastAsia="Times New Roman"/>
                 <w:b w:val="0"/>
                 <w:i w:val="0"/>
-                <w:sz w:val="24"/>
+                <w:sz w:val="23"/>
               </w:rPr>
               <w:t>Количество выстрелов</w:t>
             </w:r>
@@ -2416,7 +2486,6 @@
             <w:pPr>
               <w:spacing w:line="240" w:lineRule="auto" w:after="0"/>
               <w:ind w:firstLine="0"/>
-              <w:jc w:val="left"/>
             </w:pPr>
             <w:r/>
             <w:r>
@@ -2424,7 +2493,7 @@
                 <w:rFonts w:ascii="Times New Roman" w:hAnsi="Times New Roman" w:eastAsia="Times New Roman"/>
                 <w:b w:val="0"/>
                 <w:i w:val="0"/>
-                <w:sz w:val="24"/>
+                <w:sz w:val="23"/>
               </w:rPr>
               <w:t>4 одиночных</w:t>
             </w:r>
@@ -2440,7 +2509,6 @@
             <w:pPr>
               <w:spacing w:line="240" w:lineRule="auto" w:after="0"/>
               <w:ind w:firstLine="0"/>
-              <w:jc w:val="left"/>
             </w:pPr>
             <w:r/>
             <w:r>
@@ -2448,7 +2516,7 @@
                 <w:rFonts w:ascii="Times New Roman" w:hAnsi="Times New Roman" w:eastAsia="Times New Roman"/>
                 <w:b w:val="0"/>
                 <w:i w:val="0"/>
-                <w:sz w:val="24"/>
+                <w:sz w:val="23"/>
               </w:rPr>
               <w:t>Патроны</w:t>
             </w:r>
@@ -2462,7 +2530,6 @@
             <w:pPr>
               <w:spacing w:line="240" w:lineRule="auto" w:after="0"/>
               <w:ind w:firstLine="0"/>
-              <w:jc w:val="left"/>
             </w:pPr>
             <w:r/>
             <w:r>
@@ -2470,9 +2537,9 @@
                 <w:rFonts w:ascii="Times New Roman" w:hAnsi="Times New Roman" w:eastAsia="Times New Roman"/>
                 <w:b w:val="0"/>
                 <w:i w:val="0"/>
-                <w:sz w:val="24"/>
+                <w:sz w:val="23"/>
               </w:rPr>
-              <w:t>с обыкновенной пулей, одного завода и одной партии</w:t>
+              <w:t>с обыкновенной пулей, одной партии</w:t>
             </w:r>
           </w:p>
         </w:tc>
@@ -2486,7 +2553,6 @@
             <w:pPr>
               <w:spacing w:line="240" w:lineRule="auto" w:after="0"/>
               <w:ind w:firstLine="0"/>
-              <w:jc w:val="left"/>
             </w:pPr>
             <w:r/>
             <w:r>
@@ -2494,7 +2560,7 @@
                 <w:rFonts w:ascii="Times New Roman" w:hAnsi="Times New Roman" w:eastAsia="Times New Roman"/>
                 <w:b w:val="0"/>
                 <w:i w:val="0"/>
-                <w:sz w:val="24"/>
+                <w:sz w:val="23"/>
               </w:rPr>
               <w:t>Мишень</w:t>
             </w:r>
@@ -2508,7 +2574,6 @@
             <w:pPr>
               <w:spacing w:line="240" w:lineRule="auto" w:after="0"/>
               <w:ind w:firstLine="0"/>
-              <w:jc w:val="left"/>
             </w:pPr>
             <w:r/>
             <w:r>
@@ -2516,9 +2581,9 @@
                 <w:rFonts w:ascii="Times New Roman" w:hAnsi="Times New Roman" w:eastAsia="Times New Roman"/>
                 <w:b w:val="0"/>
                 <w:i w:val="0"/>
-                <w:sz w:val="24"/>
+                <w:sz w:val="23"/>
               </w:rPr>
-              <w:t>проверочная мишень, обрезанная по 5-й горизонтальной линии, или чёрный прямоугольник высотой 35 см и шириной 25 см на белом щите 1 × 0,5 м</w:t>
+              <w:t>проверочная мишень или чёрный прямоугольник 35 × 25 см на белом щите 1 × 0,5 м</w:t>
             </w:r>
           </w:p>
         </w:tc>
@@ -2532,7 +2597,6 @@
             <w:pPr>
               <w:spacing w:line="240" w:lineRule="auto" w:after="0"/>
               <w:ind w:firstLine="0"/>
-              <w:jc w:val="left"/>
             </w:pPr>
             <w:r/>
             <w:r>
@@ -2540,7 +2604,7 @@
                 <w:rFonts w:ascii="Times New Roman" w:hAnsi="Times New Roman" w:eastAsia="Times New Roman"/>
                 <w:b w:val="0"/>
                 <w:i w:val="0"/>
-                <w:sz w:val="24"/>
+                <w:sz w:val="23"/>
               </w:rPr>
               <w:t>Точка прицеливания</w:t>
             </w:r>
@@ -2554,7 +2618,6 @@
             <w:pPr>
               <w:spacing w:line="240" w:lineRule="auto" w:after="0"/>
               <w:ind w:firstLine="0"/>
-              <w:jc w:val="left"/>
             </w:pPr>
             <w:r/>
             <w:r>
@@ -2562,9 +2625,9 @@
                 <w:rFonts w:ascii="Times New Roman" w:hAnsi="Times New Roman" w:eastAsia="Times New Roman"/>
                 <w:b w:val="0"/>
                 <w:i w:val="0"/>
-                <w:sz w:val="24"/>
+                <w:sz w:val="23"/>
               </w:rPr>
-              <w:t>середина нижнего края мишени (прямоугольника)</w:t>
+              <w:t>середина нижнего края мишени</w:t>
             </w:r>
           </w:p>
         </w:tc>
@@ -2578,7 +2641,6 @@
             <w:pPr>
               <w:spacing w:line="240" w:lineRule="auto" w:after="0"/>
               <w:ind w:firstLine="0"/>
-              <w:jc w:val="left"/>
             </w:pPr>
             <w:r/>
             <w:r>
@@ -2586,7 +2648,7 @@
                 <w:rFonts w:ascii="Times New Roman" w:hAnsi="Times New Roman" w:eastAsia="Times New Roman"/>
                 <w:b w:val="0"/>
                 <w:i w:val="0"/>
-                <w:sz w:val="24"/>
+                <w:sz w:val="23"/>
               </w:rPr>
               <w:t>Контрольная точка (КТ)</w:t>
             </w:r>
@@ -2600,7 +2662,6 @@
             <w:pPr>
               <w:spacing w:line="240" w:lineRule="auto" w:after="0"/>
               <w:ind w:firstLine="0"/>
-              <w:jc w:val="left"/>
             </w:pPr>
             <w:r/>
             <w:r>
@@ -2608,9 +2669,97 @@
                 <w:rFonts w:ascii="Times New Roman" w:hAnsi="Times New Roman" w:eastAsia="Times New Roman"/>
                 <w:b w:val="0"/>
                 <w:i w:val="0"/>
-                <w:sz w:val="24"/>
+                <w:sz w:val="23"/>
               </w:rPr>
-              <w:t>центр кругов проверочной мишени; при стрельбе по прямоугольнику — на 13 см выше точки прицеливания (для пулемёта РПК-74 — 11 см)</w:t>
+              <w:t>на 13 см выше точки прицеливания (для РПК-74 — 11 см)</w:t>
+            </w:r>
+          </w:p>
+        </w:tc>
+      </w:tr>
+      <w:tr>
+        <w:tc>
+          <w:tcPr>
+            <w:tcW w:type="dxa" w:w="3118"/>
+          </w:tcPr>
+          <w:p>
+            <w:pPr>
+              <w:spacing w:line="240" w:lineRule="auto" w:after="0"/>
+              <w:ind w:firstLine="0"/>
+            </w:pPr>
+            <w:r/>
+            <w:r>
+              <w:rPr>
+                <w:rFonts w:ascii="Times New Roman" w:hAnsi="Times New Roman" w:eastAsia="Times New Roman"/>
+                <w:b w:val="0"/>
+                <w:i w:val="0"/>
+                <w:sz w:val="23"/>
+              </w:rPr>
+              <w:t>Требование к кучности</w:t>
+            </w:r>
+          </w:p>
+        </w:tc>
+        <w:tc>
+          <w:tcPr>
+            <w:tcW w:type="dxa" w:w="6236"/>
+          </w:tcPr>
+          <w:p>
+            <w:pPr>
+              <w:spacing w:line="240" w:lineRule="auto" w:after="0"/>
+              <w:ind w:firstLine="0"/>
+            </w:pPr>
+            <w:r/>
+            <w:r>
+              <w:rPr>
+                <w:rFonts w:ascii="Times New Roman" w:hAnsi="Times New Roman" w:eastAsia="Times New Roman"/>
+                <w:b w:val="0"/>
+                <w:i w:val="0"/>
+                <w:sz w:val="23"/>
+              </w:rPr>
+              <w:t>все четыре пробоины (или три при одной оторвавшейся) вмещаются в круг диаметром 15 см</w:t>
+            </w:r>
+          </w:p>
+        </w:tc>
+      </w:tr>
+      <w:tr>
+        <w:tc>
+          <w:tcPr>
+            <w:tcW w:type="dxa" w:w="3118"/>
+          </w:tcPr>
+          <w:p>
+            <w:pPr>
+              <w:spacing w:line="240" w:lineRule="auto" w:after="0"/>
+              <w:ind w:firstLine="0"/>
+            </w:pPr>
+            <w:r/>
+            <w:r>
+              <w:rPr>
+                <w:rFonts w:ascii="Times New Roman" w:hAnsi="Times New Roman" w:eastAsia="Times New Roman"/>
+                <w:b w:val="0"/>
+                <w:i w:val="0"/>
+                <w:sz w:val="23"/>
+              </w:rPr>
+              <w:t>Требование к точности</w:t>
+            </w:r>
+          </w:p>
+        </w:tc>
+        <w:tc>
+          <w:tcPr>
+            <w:tcW w:type="dxa" w:w="6236"/>
+          </w:tcPr>
+          <w:p>
+            <w:pPr>
+              <w:spacing w:line="240" w:lineRule="auto" w:after="0"/>
+              <w:ind w:firstLine="0"/>
+            </w:pPr>
+            <w:r/>
+            <w:r>
+              <w:rPr>
+                <w:rFonts w:ascii="Times New Roman" w:hAnsi="Times New Roman" w:eastAsia="Times New Roman"/>
+                <w:b w:val="0"/>
+                <w:i w:val="0"/>
+                <w:sz w:val="23"/>
+              </w:rPr>
+              <w:t>СТП совпадает с КТ или отклоняется от неё не более чем на 5 см</w:t>
             </w:r>
           </w:p>
         </w:tc>
@@ -2634,7 +2783,7 @@
           <w:i w:val="0"/>
           <w:sz w:val="28"/>
         </w:rPr>
-        <w:t>Кучность боя признаётся нормальной, если все четыре пробоины (или три, если одна оторвалась) вмещаются в круг диаметром 15 см. Если кучность не соответствует требованию, стрельба повторяется. При нормальном кучном бое средняя точка попадания (СТП) должна совпасть с контрольной точкой или отклониться от неё в любую сторону не более чем на 5 см.</w:t>
+        <w:t>Приведение к нормальному бою. Если СТП отклонилась от контрольной точки более чем на 5 см, изменяют положение мушки. Правило простое: «мушка движется за пулей» — если СТП ниже контрольной точки, мушку ввинчивают; если выше — вывинчивают; если СТП левее контрольной точки, полозок мушки передвигают влево, если правее — вправо. Для оружия калибра 5,45 мм один полный оборот мушки перемещает СТП по высоте на 20 см, а смещение полозка мушки на 1 мм — на 26 см в сторону (для пулемёта РПК-74 — соответственно 14 и 18 см). Правильность перемещения проверяют повторной стрельбой, результат записывают в карточку оружия, положение мушки фиксируют краской.</w:t>
       </w:r>
     </w:p>
     <w:p>
@@ -2650,7 +2799,23 @@
           <w:i w:val="0"/>
           <w:sz w:val="28"/>
         </w:rPr>
-        <w:t>Определение средней точки попадания. По расположению четырёх пробоин СТП определяется последовательным делением пополам отрезков, соединяющих попарно и затем по диагонали пробоины; деление, ближайшее к пробоинам, и есть СТП.</w:t>
+        <w:t>У пулемётов и винтовок принцип тот же, но регулировка может производиться перемещением целика или целика и мушки вместе — конкретный порядок указан в руководстве на образец.</w:t>
+      </w:r>
+    </w:p>
+    <w:p>
+      <w:pPr>
+        <w:spacing w:before="240" w:after="120"/>
+        <w:ind w:firstLine="0"/>
+        <w:jc w:val="left"/>
+      </w:pPr>
+      <w:r>
+        <w:rPr>
+          <w:rFonts w:ascii="Times New Roman" w:hAnsi="Times New Roman" w:eastAsia="Times New Roman"/>
+          <w:b/>
+          <w:i w:val="0"/>
+          <w:sz w:val="30"/>
+        </w:rPr>
+        <w:t>3. Приёмы и правила стрельбы</w:t>
       </w:r>
     </w:p>
     <w:p>
@@ -2666,13 +2831,29 @@
           <w:i w:val="0"/>
           <w:sz w:val="28"/>
         </w:rPr>
-        <w:t>Приведение к нормальному бою. Если СТП отклонилась от КТ более чем на 5 см, изменяют положение мушки. Правило регулировки:</w:t>
+        <w:t>Результат стрельбы складывается из трёх элементов: правильной изготовки, точной наводки (выбор прицела и точки прицеливания) и плавного спуска курка без сбивания наводки. Ошибка в любом из них делает бессмысленной работу остальных.</w:t>
       </w:r>
     </w:p>
     <w:p>
       <w:pPr>
-        <w:spacing w:after="0" w:line="360" w:lineRule="auto"/>
-        <w:ind w:firstLine="709"/>
+        <w:spacing w:before="200" w:after="120"/>
+        <w:ind w:firstLine="0"/>
+        <w:jc w:val="left"/>
+      </w:pPr>
+      <w:r>
+        <w:rPr>
+          <w:rFonts w:ascii="Times New Roman" w:hAnsi="Times New Roman" w:eastAsia="Times New Roman"/>
+          <w:b/>
+          <w:i w:val="0"/>
+          <w:sz w:val="28"/>
+        </w:rPr>
+        <w:t>3.1. Изготовка к стрельбе и заряжание</w:t>
+      </w:r>
+    </w:p>
+    <w:p>
+      <w:pPr>
+        <w:spacing w:line="360" w:lineRule="auto" w:before="0" w:after="0"/>
+        <w:ind w:firstLine="255118110"/>
         <w:jc w:val="both"/>
       </w:pPr>
       <w:r>
@@ -2682,17 +2863,15 @@
           <w:i w:val="0"/>
           <w:sz w:val="28"/>
         </w:rPr>
-        <w:t xml:space="preserve">1) </w:t>
+        <w:t>Изготовка лёжа. Стрелок ложится, корпус слегка развёрнут влево, ноги свободно разбросаны носками наружу. Автомат удерживается левой рукой за цевьё или магазин, правой — за пистолетную рукоятку, приклад плотно прижат к плечу. Локти опираются о грунт, голова не поднята высоко. Это самое устойчивое положение — именно из него выгоднее всего вести прицельный огонь.</w:t>
       </w:r>
-      <w:r>
-        <w:rPr>
-          <w:rFonts w:ascii="Times New Roman" w:hAnsi="Times New Roman" w:eastAsia="Times New Roman"/>
-          <w:b/>
-          <w:i w:val="0"/>
-          <w:sz w:val="28"/>
-        </w:rPr>
-        <w:t>по высоте:</w:t>
-      </w:r>
+    </w:p>
+    <w:p>
+      <w:pPr>
+        <w:spacing w:line="360" w:lineRule="auto" w:before="0" w:after="0"/>
+        <w:ind w:firstLine="255118110"/>
+        <w:jc w:val="both"/>
+      </w:pPr>
       <w:r>
         <w:rPr>
           <w:rFonts w:ascii="Times New Roman" w:hAnsi="Times New Roman" w:eastAsia="Times New Roman"/>
@@ -2700,13 +2879,13 @@
           <w:i w:val="0"/>
           <w:sz w:val="28"/>
         </w:rPr>
-        <w:t xml:space="preserve"> если СТП ниже КТ — мушку ввинтить, если выше — вывинтить;</w:t>
+        <w:t>Изготовка с колена. Стрелок опускается на правое колено, голень левой ноги — вертикально, носок правой ноги развёрнут вправо. Локоть левой руки опирается о колено (чуть выше или сбоку — так устойчивее), корпус немного наклонён вперёд.</w:t>
       </w:r>
     </w:p>
     <w:p>
       <w:pPr>
-        <w:spacing w:after="0" w:line="360" w:lineRule="auto"/>
-        <w:ind w:firstLine="709"/>
+        <w:spacing w:line="360" w:lineRule="auto" w:before="0" w:after="0"/>
+        <w:ind w:firstLine="255118110"/>
         <w:jc w:val="both"/>
       </w:pPr>
       <w:r>
@@ -2716,17 +2895,15 @@
           <w:i w:val="0"/>
           <w:sz w:val="28"/>
         </w:rPr>
-        <w:t xml:space="preserve">2) </w:t>
+        <w:t>Изготовка стоя. Стрелок становится левым боком к цели, ноги на ширине плеч, левая чуть впереди. Левая рука поддерживает оружие за цевьё или магазин, правая — за пистолетную рукоятку, приклад — в плечо. Положение наименее устойчивое, поэтому огонь ведут в основном короткими очередями.</w:t>
       </w:r>
-      <w:r>
-        <w:rPr>
-          <w:rFonts w:ascii="Times New Roman" w:hAnsi="Times New Roman" w:eastAsia="Times New Roman"/>
-          <w:b/>
-          <w:i w:val="0"/>
-          <w:sz w:val="28"/>
-        </w:rPr>
-        <w:t>по направлению:</w:t>
-      </w:r>
+    </w:p>
+    <w:p>
+      <w:pPr>
+        <w:spacing w:line="360" w:lineRule="auto" w:before="0" w:after="0"/>
+        <w:ind w:firstLine="255118110"/>
+        <w:jc w:val="both"/>
+      </w:pPr>
       <w:r>
         <w:rPr>
           <w:rFonts w:ascii="Times New Roman" w:hAnsi="Times New Roman" w:eastAsia="Times New Roman"/>
@@ -2734,354 +2911,7 @@
           <w:i w:val="0"/>
           <w:sz w:val="28"/>
         </w:rPr>
-        <w:t xml:space="preserve"> если СТП левее КТ — полозок мушки передвинуть влево, если правее — вправо («мушка движется за пулей»).</w:t>
-      </w:r>
-    </w:p>
-    <w:p>
-      <w:pPr>
-        <w:spacing w:after="80"/>
-        <w:ind w:firstLine="0"/>
-        <w:jc w:val="left"/>
-      </w:pPr>
-      <w:r>
-        <w:rPr>
-          <w:rFonts w:ascii="Times New Roman" w:hAnsi="Times New Roman" w:eastAsia="Times New Roman"/>
-          <w:b/>
-          <w:i w:val="0"/>
-          <w:sz w:val="26"/>
-        </w:rPr>
-        <w:t>Таблица 3 — Зависимость перемещения СТП от изменения положения мушки (АК-74)</w:t>
-      </w:r>
-    </w:p>
-    <w:tbl>
-      <w:tblPr>
-        <w:tblStyle w:val="TableGrid"/>
-        <w:tblW w:type="auto" w:w="0"/>
-        <w:jc w:val="center"/>
-        <w:tblLook w:firstColumn="1" w:firstRow="1" w:lastColumn="0" w:lastRow="0" w:noHBand="0" w:noVBand="1" w:val="04A0"/>
-      </w:tblPr>
-      <w:tblGrid>
-        <w:gridCol w:w="4677"/>
-        <w:gridCol w:w="4677"/>
-      </w:tblGrid>
-      <w:tr>
-        <w:tc>
-          <w:tcPr>
-            <w:tcW w:type="dxa" w:w="5102"/>
-            <w:shd w:val="clear" w:fill="D9E2F3"/>
-          </w:tcPr>
-          <w:p>
-            <w:pPr>
-              <w:spacing w:line="240" w:lineRule="auto" w:after="0"/>
-              <w:ind w:firstLine="0"/>
-              <w:jc w:val="left"/>
-            </w:pPr>
-            <w:r/>
-            <w:r>
-              <w:rPr>
-                <w:rFonts w:ascii="Times New Roman" w:hAnsi="Times New Roman" w:eastAsia="Times New Roman"/>
-                <w:b/>
-                <w:i w:val="0"/>
-                <w:sz w:val="24"/>
-              </w:rPr>
-              <w:t>Действие</w:t>
-            </w:r>
-          </w:p>
-        </w:tc>
-        <w:tc>
-          <w:tcPr>
-            <w:tcW w:type="dxa" w:w="4252"/>
-            <w:shd w:val="clear" w:fill="D9E2F3"/>
-          </w:tcPr>
-          <w:p>
-            <w:pPr>
-              <w:spacing w:line="240" w:lineRule="auto" w:after="0"/>
-              <w:ind w:firstLine="0"/>
-              <w:jc w:val="left"/>
-            </w:pPr>
-            <w:r/>
-            <w:r>
-              <w:rPr>
-                <w:rFonts w:ascii="Times New Roman" w:hAnsi="Times New Roman" w:eastAsia="Times New Roman"/>
-                <w:b/>
-                <w:i w:val="0"/>
-                <w:sz w:val="24"/>
-              </w:rPr>
-              <w:t>Перемещение СТП при стрельбе на 100 м</w:t>
-            </w:r>
-          </w:p>
-        </w:tc>
-      </w:tr>
-      <w:tr>
-        <w:tc>
-          <w:tcPr>
-            <w:tcW w:type="dxa" w:w="5102"/>
-          </w:tcPr>
-          <w:p>
-            <w:pPr>
-              <w:spacing w:line="240" w:lineRule="auto" w:after="0"/>
-              <w:ind w:firstLine="0"/>
-              <w:jc w:val="left"/>
-            </w:pPr>
-            <w:r/>
-            <w:r>
-              <w:rPr>
-                <w:rFonts w:ascii="Times New Roman" w:hAnsi="Times New Roman" w:eastAsia="Times New Roman"/>
-                <w:b w:val="0"/>
-                <w:i w:val="0"/>
-                <w:sz w:val="24"/>
-              </w:rPr>
-              <w:t>Один полный оборот мушки (по высоте)</w:t>
-            </w:r>
-          </w:p>
-        </w:tc>
-        <w:tc>
-          <w:tcPr>
-            <w:tcW w:type="dxa" w:w="4252"/>
-          </w:tcPr>
-          <w:p>
-            <w:pPr>
-              <w:spacing w:line="240" w:lineRule="auto" w:after="0"/>
-              <w:ind w:firstLine="0"/>
-              <w:jc w:val="left"/>
-            </w:pPr>
-            <w:r/>
-            <w:r>
-              <w:rPr>
-                <w:rFonts w:ascii="Times New Roman" w:hAnsi="Times New Roman" w:eastAsia="Times New Roman"/>
-                <w:b w:val="0"/>
-                <w:i w:val="0"/>
-                <w:sz w:val="24"/>
-              </w:rPr>
-              <w:t>20 см</w:t>
-            </w:r>
-          </w:p>
-        </w:tc>
-      </w:tr>
-      <w:tr>
-        <w:tc>
-          <w:tcPr>
-            <w:tcW w:type="dxa" w:w="5102"/>
-          </w:tcPr>
-          <w:p>
-            <w:pPr>
-              <w:spacing w:line="240" w:lineRule="auto" w:after="0"/>
-              <w:ind w:firstLine="0"/>
-              <w:jc w:val="left"/>
-            </w:pPr>
-            <w:r/>
-            <w:r>
-              <w:rPr>
-                <w:rFonts w:ascii="Times New Roman" w:hAnsi="Times New Roman" w:eastAsia="Times New Roman"/>
-                <w:b w:val="0"/>
-                <w:i w:val="0"/>
-                <w:sz w:val="24"/>
-              </w:rPr>
-              <w:t>Перемещение полозка мушки в сторону на 1 мм</w:t>
-            </w:r>
-          </w:p>
-        </w:tc>
-        <w:tc>
-          <w:tcPr>
-            <w:tcW w:type="dxa" w:w="4252"/>
-          </w:tcPr>
-          <w:p>
-            <w:pPr>
-              <w:spacing w:line="240" w:lineRule="auto" w:after="0"/>
-              <w:ind w:firstLine="0"/>
-              <w:jc w:val="left"/>
-            </w:pPr>
-            <w:r/>
-            <w:r>
-              <w:rPr>
-                <w:rFonts w:ascii="Times New Roman" w:hAnsi="Times New Roman" w:eastAsia="Times New Roman"/>
-                <w:b w:val="0"/>
-                <w:i w:val="0"/>
-                <w:sz w:val="24"/>
-              </w:rPr>
-              <w:t>26 см</w:t>
-            </w:r>
-          </w:p>
-        </w:tc>
-      </w:tr>
-      <w:tr>
-        <w:tc>
-          <w:tcPr>
-            <w:tcW w:type="dxa" w:w="5102"/>
-          </w:tcPr>
-          <w:p>
-            <w:pPr>
-              <w:spacing w:line="240" w:lineRule="auto" w:after="0"/>
-              <w:ind w:firstLine="0"/>
-              <w:jc w:val="left"/>
-            </w:pPr>
-            <w:r/>
-            <w:r>
-              <w:rPr>
-                <w:rFonts w:ascii="Times New Roman" w:hAnsi="Times New Roman" w:eastAsia="Times New Roman"/>
-                <w:b w:val="0"/>
-                <w:i w:val="0"/>
-                <w:sz w:val="24"/>
-              </w:rPr>
-              <w:t>Перемещение мушки вниз или вверх на 1 мм</w:t>
-            </w:r>
-          </w:p>
-        </w:tc>
-        <w:tc>
-          <w:tcPr>
-            <w:tcW w:type="dxa" w:w="4252"/>
-          </w:tcPr>
-          <w:p>
-            <w:pPr>
-              <w:spacing w:line="240" w:lineRule="auto" w:after="0"/>
-              <w:ind w:firstLine="0"/>
-              <w:jc w:val="left"/>
-            </w:pPr>
-            <w:r/>
-            <w:r>
-              <w:rPr>
-                <w:rFonts w:ascii="Times New Roman" w:hAnsi="Times New Roman" w:eastAsia="Times New Roman"/>
-                <w:b w:val="0"/>
-                <w:i w:val="0"/>
-                <w:sz w:val="24"/>
-              </w:rPr>
-              <w:t>20 см</w:t>
-            </w:r>
-          </w:p>
-        </w:tc>
-      </w:tr>
-    </w:tbl>
-    <w:p>
-      <w:pPr>
-        <w:spacing w:after="0"/>
-      </w:pPr>
-    </w:p>
-    <w:p>
-      <w:pPr>
-        <w:spacing w:line="360" w:lineRule="auto" w:before="0" w:after="0"/>
-        <w:ind w:firstLine="255118110"/>
-        <w:jc w:val="both"/>
-      </w:pPr>
-      <w:r>
-        <w:rPr>
-          <w:rFonts w:ascii="Times New Roman" w:hAnsi="Times New Roman" w:eastAsia="Times New Roman"/>
-          <w:b w:val="0"/>
-          <w:i w:val="0"/>
-          <w:sz w:val="28"/>
-        </w:rPr>
-        <w:t>Правильность перемещения мушки проверяется повторной стрельбой; после приведения к нормальному бою результат заносится в карточку (формуляр) автомата, а положение мушки фиксируется краской. Примечание: перемещать мушку без крайней необходимости не разрешается — это нарушает фиксацию прицельных приспособлений. Для АК-74 с прицелом НСПУ выверка производится на прицельном станке, прицел НСПУ устанавливается на деление 4, контрольная точка — на 24 см выше точки прицеливания.</w:t>
-      </w:r>
-    </w:p>
-    <w:p>
-      <w:pPr>
-        <w:spacing w:before="280" w:after="120"/>
-        <w:ind w:firstLine="0"/>
-        <w:jc w:val="left"/>
-      </w:pPr>
-      <w:r>
-        <w:rPr>
-          <w:rFonts w:ascii="Times New Roman" w:hAnsi="Times New Roman" w:eastAsia="Times New Roman"/>
-          <w:b/>
-          <w:i w:val="0"/>
-          <w:sz w:val="30"/>
-        </w:rPr>
-        <w:t>4. Ведение огня из автомата</w:t>
-      </w:r>
-    </w:p>
-    <w:p>
-      <w:pPr>
-        <w:spacing w:line="360" w:lineRule="auto" w:before="0" w:after="0"/>
-        <w:ind w:firstLine="255118110"/>
-        <w:jc w:val="both"/>
-      </w:pPr>
-      <w:r>
-        <w:rPr>
-          <w:rFonts w:ascii="Times New Roman" w:hAnsi="Times New Roman" w:eastAsia="Times New Roman"/>
-          <w:b w:val="0"/>
-          <w:i w:val="0"/>
-          <w:sz w:val="28"/>
-        </w:rPr>
-        <w:t>Успех стрельбы складывается из трёх составляющих: правильной изготовки, точной наводки (выбора прицела и точки прицеливания) и плавного спуска курка без сбивания наводки. Любая ошибка в одном из этих элементов делает бессмысленными два остальных.</w:t>
-      </w:r>
-    </w:p>
-    <w:p>
-      <w:pPr>
-        <w:spacing w:before="200" w:after="120"/>
-        <w:ind w:firstLine="0"/>
-        <w:jc w:val="left"/>
-      </w:pPr>
-      <w:r>
-        <w:rPr>
-          <w:rFonts w:ascii="Times New Roman" w:hAnsi="Times New Roman" w:eastAsia="Times New Roman"/>
-          <w:b/>
-          <w:i w:val="0"/>
-          <w:sz w:val="28"/>
-        </w:rPr>
-        <w:t>4.1. Изготовка к стрельбе и заряжание автомата</w:t>
-      </w:r>
-    </w:p>
-    <w:p>
-      <w:pPr>
-        <w:spacing w:line="360" w:lineRule="auto" w:before="0" w:after="0"/>
-        <w:ind w:firstLine="255118110"/>
-        <w:jc w:val="both"/>
-      </w:pPr>
-      <w:r>
-        <w:rPr>
-          <w:rFonts w:ascii="Times New Roman" w:hAnsi="Times New Roman" w:eastAsia="Times New Roman"/>
-          <w:b w:val="0"/>
-          <w:i w:val="0"/>
-          <w:sz w:val="28"/>
-        </w:rPr>
-        <w:t>Изготовка из положения лёжа. Принять положение лёжа: автомат удерживается левой рукой за цевьё (или магазин), правая — за пистолетную рукоятку; локти на земле, корпус развёрнут немного влево, голова не поднята высоко. Правая нога несколько согнута, носок развёрнут вправо. Автомат направляется в цель, приклад упирается в плечо.</w:t>
-      </w:r>
-    </w:p>
-    <w:p>
-      <w:pPr>
-        <w:spacing w:line="360" w:lineRule="auto" w:before="0" w:after="0"/>
-        <w:ind w:firstLine="255118110"/>
-        <w:jc w:val="both"/>
-      </w:pPr>
-      <w:r>
-        <w:rPr>
-          <w:rFonts w:ascii="Times New Roman" w:hAnsi="Times New Roman" w:eastAsia="Times New Roman"/>
-          <w:b w:val="0"/>
-          <w:i w:val="0"/>
-          <w:sz w:val="28"/>
-        </w:rPr>
-        <w:t>Изготовка с колена. Встать на правое колено, голень левой ноги вертикально, носок правой развёрнут вправо; локоть левой руки опирается о колено (не на колено, а чуть выше или чуть сбоку — опора должна быть устойчивой), корпус чуть наклонён вперёд.</w:t>
-      </w:r>
-    </w:p>
-    <w:p>
-      <w:pPr>
-        <w:spacing w:line="360" w:lineRule="auto" w:before="0" w:after="0"/>
-        <w:ind w:firstLine="255118110"/>
-        <w:jc w:val="both"/>
-      </w:pPr>
-      <w:r>
-        <w:rPr>
-          <w:rFonts w:ascii="Times New Roman" w:hAnsi="Times New Roman" w:eastAsia="Times New Roman"/>
-          <w:b w:val="0"/>
-          <w:i w:val="0"/>
-          <w:sz w:val="28"/>
-        </w:rPr>
-        <w:t>Изготовка стоя. Стать левым боком к цели, ноги на ширине плеч, левая нога впереди, левая рука поддерживает автомат за цевьё (или магазин), правая — за пистолетную рукоятку, приклад — в плечо.</w:t>
-      </w:r>
-    </w:p>
-    <w:p>
-      <w:pPr>
-        <w:spacing w:line="360" w:lineRule="auto" w:before="0" w:after="0"/>
-        <w:ind w:firstLine="255118110"/>
-        <w:jc w:val="both"/>
-      </w:pPr>
-      <w:r>
-        <w:rPr>
-          <w:rFonts w:ascii="Times New Roman" w:hAnsi="Times New Roman" w:eastAsia="Times New Roman"/>
-          <w:b w:val="0"/>
-          <w:i w:val="0"/>
-          <w:sz w:val="28"/>
-        </w:rPr>
-        <w:t>Порядок заряжания автомата:</w:t>
+        <w:t>Заряжание оружия:</w:t>
       </w:r>
     </w:p>
     <w:p>
@@ -3115,7 +2945,7 @@
           <w:i w:val="0"/>
           <w:sz w:val="28"/>
         </w:rPr>
-        <w:t xml:space="preserve"> к автомату (защёлкнуть защёлку магазина).</w:t>
+        <w:t xml:space="preserve"> к оружию, защёлкнув защёлку.</w:t>
       </w:r>
     </w:p>
     <w:p>
@@ -3140,7 +2970,7 @@
           <w:i w:val="0"/>
           <w:sz w:val="28"/>
         </w:rPr>
-        <w:t>Снять автомат с предохранителя</w:t>
+        <w:t>Снять оружие с предохранителя</w:t>
       </w:r>
       <w:r>
         <w:rPr>
@@ -3149,7 +2979,7 @@
           <w:i w:val="0"/>
           <w:sz w:val="28"/>
         </w:rPr>
-        <w:t xml:space="preserve"> и установить переводчик на требуемый вид огня (одиночный или автоматический).</w:t>
+        <w:t xml:space="preserve"> и установить переводчик на требуемый вид огня.</w:t>
       </w:r>
     </w:p>
     <w:p>
@@ -3183,7 +3013,7 @@
           <w:i w:val="0"/>
           <w:sz w:val="28"/>
         </w:rPr>
-        <w:t xml:space="preserve"> — патрон дослан в патронник, курок (боёк) взведён.</w:t>
+        <w:t xml:space="preserve"> — патрон дослан в патронник.</w:t>
       </w:r>
     </w:p>
     <w:p>
@@ -3208,7 +3038,7 @@
           <w:i w:val="0"/>
           <w:sz w:val="28"/>
         </w:rPr>
-        <w:t>Если стрельба не будет немедленной,</w:t>
+        <w:t>Если выстрел не последует сразу,</w:t>
       </w:r>
       <w:r>
         <w:rPr>
@@ -3217,7 +3047,7 @@
           <w:i w:val="0"/>
           <w:sz w:val="28"/>
         </w:rPr>
-        <w:t xml:space="preserve"> поставить автомат на предохранитель.</w:t>
+        <w:t xml:space="preserve"> поставить оружие на предохранитель.</w:t>
       </w:r>
     </w:p>
     <w:p>
@@ -3233,7 +3063,7 @@
           <w:i w:val="0"/>
           <w:sz w:val="28"/>
         </w:rPr>
-        <w:t>Заряжание производится только по команде командира или самостоятельно при обнаружении цели; ствол при этом направляется в сторону цели или в безопасном направлении.</w:t>
+        <w:t>Заряжание производится по команде командира или самостоятельно при обнаружении цели; ствол при этом направлен в сторону цели или в безопасном направлении.</w:t>
       </w:r>
     </w:p>
     <w:p>
@@ -3249,7 +3079,7 @@
           <w:i w:val="0"/>
           <w:sz w:val="28"/>
         </w:rPr>
-        <w:t>4.2. Производство выстрела: прицеливание, выбор прицела и точки прицеливания, спуск курка</w:t>
+        <w:t>3.2. Производство выстрела</w:t>
       </w:r>
     </w:p>
     <w:p>
@@ -3265,7 +3095,7 @@
           <w:i w:val="0"/>
           <w:sz w:val="28"/>
         </w:rPr>
-        <w:t>Прицеливание. Прицеливание заключается в том, чтобы совместить вершину мушки с серединой верхнего края прорези прицельной планки («ровная мушка») и подвести эту линию под точку прицеливания. Глаз при этом должен видеть мушку резко, а цель — несколько расплывчато; задерживать дыхание следует на естественном выдохе не более чем на 8–10 секунд.</w:t>
+        <w:t>Прицеливание. Нужно совместить вершину мушки с серединой верхнего края прорези прицельной планки («ровная мушка») и подвести эту линию под точку прицеливания. Глаз видит мушку резко, а цель — несколько расплывчато. Дышать следует ровно, задерживая дыхание на естественном выдохе не более чем на 8–10 секунд.</w:t>
       </w:r>
     </w:p>
     <w:p>
@@ -3306,7 +3136,7 @@
           <w:i w:val="0"/>
           <w:sz w:val="28"/>
         </w:rPr>
-        <w:t>на дальность до 400 м</w:t>
+        <w:t>прицел соответствует дальности в сотнях метров</w:t>
       </w:r>
       <w:r>
         <w:rPr>
@@ -3315,7 +3145,7 @@
           <w:i w:val="0"/>
           <w:sz w:val="28"/>
         </w:rPr>
-        <w:t xml:space="preserve"> — прицел «П» (постоянный, соответствует прицелу 4) и точка прицеливания в нижний обрез цели: траектория не поднимается выше цели на всём этом участке;</w:t>
+        <w:t xml:space="preserve"> — например, до цели 400 м — прицел 4;</w:t>
       </w:r>
     </w:p>
     <w:p>
@@ -3340,7 +3170,7 @@
           <w:i w:val="0"/>
           <w:sz w:val="28"/>
         </w:rPr>
-        <w:t>на дальность, измеренную точно,</w:t>
+        <w:t>на дальность до 400 м можно стрелять с постоянной установкой прицела («П»)</w:t>
       </w:r>
       <w:r>
         <w:rPr>
@@ -3349,7 +3179,7 @@
           <w:i w:val="0"/>
           <w:sz w:val="28"/>
         </w:rPr>
-        <w:t xml:space="preserve"> — прицел, соответствующий дальности в сотнях метров (например, 400 м — прицел 4), точка прицеливания — в середину цели или её нижний край;</w:t>
+        <w:t xml:space="preserve"> прицеливаясь в нижний край цели: траектория не поднимается выше цели на всём этом участке — это и есть дальность прямого выстрела;</w:t>
       </w:r>
     </w:p>
     <w:p>
@@ -3374,7 +3204,7 @@
           <w:i w:val="0"/>
           <w:sz w:val="28"/>
         </w:rPr>
-        <w:t>прицел выбирается</w:t>
+        <w:t>если дальность определена приблизительно,</w:t>
       </w:r>
       <w:r>
         <w:rPr>
@@ -3383,7 +3213,7 @@
           <w:i w:val="0"/>
           <w:sz w:val="28"/>
         </w:rPr>
-        <w:t xml:space="preserve"> по ближайшему меньшему делению, если дальность определена с округлением (например, 350 м — прицел 3);</w:t>
+        <w:t xml:space="preserve"> прицел берут по ближайшему меньшему делению;</w:t>
       </w:r>
     </w:p>
     <w:p>
@@ -3408,7 +3238,7 @@
           <w:i w:val="0"/>
           <w:sz w:val="28"/>
         </w:rPr>
-        <w:t>высота цели имеет значение:</w:t>
+        <w:t>точку прицеливания выбирают по центру цели,</w:t>
       </w:r>
       <w:r>
         <w:rPr>
@@ -3417,7 +3247,7 @@
           <w:i w:val="0"/>
           <w:sz w:val="28"/>
         </w:rPr>
-        <w:t xml:space="preserve"> по грудной фигуре прицел «П» даёт прямую наводку до 440 м, по ростовой (бегущей) — до 625 м.</w:t>
+        <w:t xml:space="preserve"> а при стрельбе с прицелом «П» — по нижнему краю.</w:t>
       </w:r>
     </w:p>
     <w:p>
@@ -3433,7 +3263,7 @@
           <w:i w:val="0"/>
           <w:sz w:val="28"/>
         </w:rPr>
-        <w:t>Спуск курка. Спусковой крючок нажимается плавно, первым суставом указательного пальца, без рывка, равномерно усиливая давление до тех пор, пока курок незаметно для стреляющего не сорвётся с боевого взвода — происходит «неожиданный» выстрел. Задерживать дыхание на весь спуск нельзя; если выстрел не произошёл, нужно, не ослабляя внимания, прекратить нажатие и повторить прицеливание.</w:t>
+        <w:t>Спуск курка. Спусковой крючок нажимают плавно, первым суставом указательного пальца, постепенно усиливая давление, пока выстрел не произойдёт «неожиданно». Рывок за спуск — самая частая причина промаха: он сбивает наводку. Если выстрела не произошло, нужно, не ослабляя внимания, прекратить нажатие и повторить прицеливание.</w:t>
       </w:r>
     </w:p>
     <w:p>
@@ -3449,14 +3279,13 @@
           <w:i w:val="0"/>
           <w:sz w:val="28"/>
         </w:rPr>
-        <w:t>4.3. Виды огня и порядок его ведения</w:t>
+        <w:t>3.3. Виды огня и порядок его ведения</w:t>
       </w:r>
     </w:p>
     <w:p>
       <w:pPr>
         <w:spacing w:after="80"/>
         <w:ind w:firstLine="0"/>
-        <w:jc w:val="left"/>
       </w:pPr>
       <w:r>
         <w:rPr>
@@ -3465,7 +3294,7 @@
           <w:i w:val="0"/>
           <w:sz w:val="26"/>
         </w:rPr>
-        <w:t>Таблица 4 — Виды огня из автомата</w:t>
+        <w:t>Таблица 3 — Виды огня из автоматического оружия</w:t>
       </w:r>
     </w:p>
     <w:tbl>
@@ -3489,7 +3318,6 @@
             <w:pPr>
               <w:spacing w:line="240" w:lineRule="auto" w:after="0"/>
               <w:ind w:firstLine="0"/>
-              <w:jc w:val="left"/>
             </w:pPr>
             <w:r/>
             <w:r>
@@ -3497,7 +3325,7 @@
                 <w:rFonts w:ascii="Times New Roman" w:hAnsi="Times New Roman" w:eastAsia="Times New Roman"/>
                 <w:b/>
                 <w:i w:val="0"/>
-                <w:sz w:val="24"/>
+                <w:sz w:val="23"/>
               </w:rPr>
               <w:t>Вид огня</w:t>
             </w:r>
@@ -3512,7 +3340,6 @@
             <w:pPr>
               <w:spacing w:line="240" w:lineRule="auto" w:after="0"/>
               <w:ind w:firstLine="0"/>
-              <w:jc w:val="left"/>
             </w:pPr>
             <w:r/>
             <w:r>
@@ -3520,7 +3347,7 @@
                 <w:rFonts w:ascii="Times New Roman" w:hAnsi="Times New Roman" w:eastAsia="Times New Roman"/>
                 <w:b/>
                 <w:i w:val="0"/>
-                <w:sz w:val="24"/>
+                <w:sz w:val="23"/>
               </w:rPr>
               <w:t>Характеристика и применение</w:t>
             </w:r>
@@ -3536,7 +3363,6 @@
             <w:pPr>
               <w:spacing w:line="240" w:lineRule="auto" w:after="0"/>
               <w:ind w:firstLine="0"/>
-              <w:jc w:val="left"/>
             </w:pPr>
             <w:r/>
             <w:r>
@@ -3544,7 +3370,7 @@
                 <w:rFonts w:ascii="Times New Roman" w:hAnsi="Times New Roman" w:eastAsia="Times New Roman"/>
                 <w:b w:val="0"/>
                 <w:i w:val="0"/>
-                <w:sz w:val="24"/>
+                <w:sz w:val="23"/>
               </w:rPr>
               <w:t>Одиночный</w:t>
             </w:r>
@@ -3558,7 +3384,6 @@
             <w:pPr>
               <w:spacing w:line="240" w:lineRule="auto" w:after="0"/>
               <w:ind w:firstLine="0"/>
-              <w:jc w:val="left"/>
             </w:pPr>
             <w:r/>
             <w:r>
@@ -3566,9 +3391,9 @@
                 <w:rFonts w:ascii="Times New Roman" w:hAnsi="Times New Roman" w:eastAsia="Times New Roman"/>
                 <w:b w:val="0"/>
                 <w:i w:val="0"/>
-                <w:sz w:val="24"/>
+                <w:sz w:val="23"/>
               </w:rPr>
-              <w:t>Основной вид огня при стрельбе из автомата. Ведётся по командам «Огонь» или самостоятельно; наиболее экономный и точный; применяется по одиночным целям на всех дальностях до 500 м.</w:t>
+              <w:t>Основной вид огня. Наиболее точный и экономный; применяется по одиночным целям на всех дальностях действительного огня</w:t>
             </w:r>
           </w:p>
         </w:tc>
@@ -3582,7 +3407,6 @@
             <w:pPr>
               <w:spacing w:line="240" w:lineRule="auto" w:after="0"/>
               <w:ind w:firstLine="0"/>
-              <w:jc w:val="left"/>
             </w:pPr>
             <w:r/>
             <w:r>
@@ -3590,7 +3414,7 @@
                 <w:rFonts w:ascii="Times New Roman" w:hAnsi="Times New Roman" w:eastAsia="Times New Roman"/>
                 <w:b w:val="0"/>
                 <w:i w:val="0"/>
-                <w:sz w:val="24"/>
+                <w:sz w:val="23"/>
               </w:rPr>
               <w:t>Короткими очередями (до 5 выстрелов)</w:t>
             </w:r>
@@ -3604,7 +3428,6 @@
             <w:pPr>
               <w:spacing w:line="240" w:lineRule="auto" w:after="0"/>
               <w:ind w:firstLine="0"/>
-              <w:jc w:val="left"/>
             </w:pPr>
             <w:r/>
             <w:r>
@@ -3612,9 +3435,9 @@
                 <w:rFonts w:ascii="Times New Roman" w:hAnsi="Times New Roman" w:eastAsia="Times New Roman"/>
                 <w:b w:val="0"/>
                 <w:i w:val="0"/>
-                <w:sz w:val="24"/>
+                <w:sz w:val="23"/>
               </w:rPr>
-              <w:t>Основной вид автоматического огня. Применяется по одиночным и групповым целям на дальностях до 500 м.</w:t>
+              <w:t>Основной вид автоматического огня по одиночным и групповым целям на дальностях до 500 м</w:t>
             </w:r>
           </w:p>
         </w:tc>
@@ -3628,7 +3451,6 @@
             <w:pPr>
               <w:spacing w:line="240" w:lineRule="auto" w:after="0"/>
               <w:ind w:firstLine="0"/>
-              <w:jc w:val="left"/>
             </w:pPr>
             <w:r/>
             <w:r>
@@ -3636,7 +3458,7 @@
                 <w:rFonts w:ascii="Times New Roman" w:hAnsi="Times New Roman" w:eastAsia="Times New Roman"/>
                 <w:b w:val="0"/>
                 <w:i w:val="0"/>
-                <w:sz w:val="24"/>
+                <w:sz w:val="23"/>
               </w:rPr>
               <w:t>Длинными очередями (до 10 выстрелов)</w:t>
             </w:r>
@@ -3650,7 +3472,6 @@
             <w:pPr>
               <w:spacing w:line="240" w:lineRule="auto" w:after="0"/>
               <w:ind w:firstLine="0"/>
-              <w:jc w:val="left"/>
             </w:pPr>
             <w:r/>
             <w:r>
@@ -3658,9 +3479,9 @@
                 <w:rFonts w:ascii="Times New Roman" w:hAnsi="Times New Roman" w:eastAsia="Times New Roman"/>
                 <w:b w:val="0"/>
                 <w:i w:val="0"/>
-                <w:sz w:val="24"/>
+                <w:sz w:val="23"/>
               </w:rPr>
-              <w:t>По групповым целям и при отражении атак на близких дальностях; расход патронов резко возрастает.</w:t>
+              <w:t>По групповым целям, при отражении атаки на близких дальностях</w:t>
             </w:r>
           </w:p>
         </w:tc>
@@ -3674,7 +3495,6 @@
             <w:pPr>
               <w:spacing w:line="240" w:lineRule="auto" w:after="0"/>
               <w:ind w:firstLine="0"/>
-              <w:jc w:val="left"/>
             </w:pPr>
             <w:r/>
             <w:r>
@@ -3682,7 +3502,7 @@
                 <w:rFonts w:ascii="Times New Roman" w:hAnsi="Times New Roman" w:eastAsia="Times New Roman"/>
                 <w:b w:val="0"/>
                 <w:i w:val="0"/>
-                <w:sz w:val="24"/>
+                <w:sz w:val="23"/>
               </w:rPr>
               <w:t>Непрерывный</w:t>
             </w:r>
@@ -3696,7 +3516,6 @@
             <w:pPr>
               <w:spacing w:line="240" w:lineRule="auto" w:after="0"/>
               <w:ind w:firstLine="0"/>
-              <w:jc w:val="left"/>
             </w:pPr>
             <w:r/>
             <w:r>
@@ -3704,9 +3523,9 @@
                 <w:rFonts w:ascii="Times New Roman" w:hAnsi="Times New Roman" w:eastAsia="Times New Roman"/>
                 <w:b w:val="0"/>
                 <w:i w:val="0"/>
-                <w:sz w:val="24"/>
+                <w:sz w:val="23"/>
               </w:rPr>
-              <w:t>Допускается в исключительных случаях (отражение внезапной атаки, стрельба в ближнем бою) — с обязательным контролем расхода патронов и сменой магазина.</w:t>
+              <w:t>Допускается в исключительных случаях — при отражении внезапной атаки и в ближнем бою, с обязательным контролем расхода патронов</w:t>
             </w:r>
           </w:p>
         </w:tc>
@@ -3730,7 +3549,7 @@
           <w:i w:val="0"/>
           <w:sz w:val="28"/>
         </w:rPr>
-        <w:t>Практические рекомендации: огонь открывать с дальней дистанции с таким расчётом, чтобы уничтожить противника до его сближения; вести огонь короткими очередями по 2–3 патрона — это позволяет удерживать оружие и корректировать наводку; следить за расходом патронов и своевременно менять магазин (смена магазина — только из укрытия или из положения лёжа); после окончания стрельбы немедленно произвести разряжание и осмотр оружия.</w:t>
+        <w:t>Практические рекомендации: открывать огонь с дальней дистанции, но с таким расчётом, чтобы уничтожить цель до её сближения; вести огонь короткими очередями по 2–3 патрона — так оружие легче удержать и проще корректировать наводку; следить за расходом патронов, менять магазин из укрытия; наблюдать за результатом своей стрельбы и переносить огонь по новым целям.</w:t>
       </w:r>
     </w:p>
     <w:p>
@@ -3746,7 +3565,7 @@
           <w:i w:val="0"/>
           <w:sz w:val="28"/>
         </w:rPr>
-        <w:t>4.4. Стрельба по неподвижным, появляющимся и движущимся целям</w:t>
+        <w:t>3.4. Стрельба по неподвижным, появляющимся и движущимся целям</w:t>
       </w:r>
     </w:p>
     <w:p>
@@ -3762,7 +3581,7 @@
           <w:i w:val="0"/>
           <w:sz w:val="28"/>
         </w:rPr>
-        <w:t>Неподвижные цели. Определить дальность (глазомерно, по дальномеру, по линейке или по формуле тысячной), выбрать прицел и точку прицеливания, произвести выстрел (очередь), наблюдать результат и при необходимости внести корректуру: отклонение пули вверх — уменьшить прицел или перенести точку прицеливания ниже, отклонение вниз — увеличить прицел или перенести точку выше; боковое отклонение — внести боковую поправку целиком.</w:t>
+        <w:t>Неподвижные цели. Определить дальность (глазомерно, по дальномеру, по формуле тысячной или по размерным признакам), выбрать прицел и точку прицеливания, произвести выстрел или очередь, наблюдать результат и корректировать: пули выше цели — уменьшить прицел или взять точку ниже, ниже — увеличить прицел или взять точку выше, пули уходят в сторону — внести боковую поправку.</w:t>
       </w:r>
     </w:p>
     <w:p>
@@ -3778,7 +3597,7 @@
           <w:i w:val="0"/>
           <w:sz w:val="28"/>
         </w:rPr>
-        <w:t>Появляющиеся цели. Главное — быстрота. Цели появляются на 5–20 секунд. Автомат должен быть заранее заряжен, прицел установлен на дальность вероятного появления, оружие — в изготовке. При появлении цели мгновенно навести оружие и открыть огонь, не затягивая прицеливание; по групповой появляющейся цели огонь переносится с одной фигуры на другую (способ «переноса огня по фронту»).</w:t>
+        <w:t>Появляющиеся цели. Такие цели видны 5–20 секунд, поэтому решающее значение имеет быстрота. Оружие должно быть заранее заряжено и приведено в изготовку, прицел установлен на дальность вероятного появления цели. При появлении цели нужно мгновенно навести оружие и открыть огонь, не затягивая прицеливание; по групповой цели огонь переносят с одной фигуры на другую.</w:t>
       </w:r>
     </w:p>
     <w:p>
@@ -3794,7 +3613,7 @@
           <w:i w:val="0"/>
           <w:sz w:val="28"/>
         </w:rPr>
-        <w:t>Движущиеся цели. Огонь ведётся двумя способами:</w:t>
+        <w:t>Движущиеся цели. Огонь ведут двумя способами:</w:t>
       </w:r>
     </w:p>
     <w:p>
@@ -3828,7 +3647,7 @@
           <w:i w:val="0"/>
           <w:sz w:val="28"/>
         </w:rPr>
-        <w:t xml:space="preserve"> — стреляющий, удерживая «ровную мушку», плавно перемещает оружие в сторону движения цели, опережая её, и в момент наиболее правильной наводки открывает огонь;</w:t>
+        <w:t xml:space="preserve"> — стрелок, удерживая «ровную мушку», плавно перемещает оружие в сторону движения цели, опережая её, и открывает огонь в момент наиболее правильной наводки;</w:t>
       </w:r>
     </w:p>
     <w:p>
@@ -3862,7 +3681,23 @@
           <w:i w:val="0"/>
           <w:sz w:val="28"/>
         </w:rPr>
-        <w:t xml:space="preserve"> — стреляющий прицеливается в точку, выбранную впереди цели, и с подходом цели к этой точке на величину упреждения открывает огонь.</w:t>
+        <w:t xml:space="preserve"> — стрелок наводит оружие в точку, выбранную впереди цели, и открывает огонь, когда цель подойдёт к этой точке на величину упреждения.</w:t>
+      </w:r>
+    </w:p>
+    <w:p>
+      <w:pPr>
+        <w:spacing w:before="200" w:after="120"/>
+        <w:ind w:firstLine="0"/>
+        <w:jc w:val="left"/>
+      </w:pPr>
+      <w:r>
+        <w:rPr>
+          <w:rFonts w:ascii="Times New Roman" w:hAnsi="Times New Roman" w:eastAsia="Times New Roman"/>
+          <w:b/>
+          <w:i w:val="0"/>
+          <w:sz w:val="28"/>
+        </w:rPr>
+        <w:t>3.5. Поправки на условия стрельбы</w:t>
       </w:r>
     </w:p>
     <w:p>
@@ -3878,78 +3713,13 @@
           <w:i w:val="0"/>
           <w:sz w:val="28"/>
         </w:rPr>
-        <w:t>Упреждение для 5,45-мм оружия при скорости цели 3 м/с (бегущая фигура) под углом 90°: на дальность до 600 м — упреждение равно прицелу без половины (У = Пр − 0,5 фигуры); на 700–800 м — У = Пр + 0,5; на 900–1000 м — У = Пр + 3. При движении цели под острым углом (косо) или при меньшей скорости упреждение берётся вдвое меньше. По цели, движущейся на стрелка (фронтально) в пределах дальности прямого выстрела, огонь ведётся без упреждения.</w:t>
+        <w:t>Поправки учитывают три основных фактора: боковой ветер, движение цели и отклонение условий стрельбы от нормальных (температура воздуха, давление, угол места цели).</w:t>
       </w:r>
     </w:p>
     <w:p>
       <w:pPr>
-        <w:spacing w:before="200" w:after="120"/>
-        <w:ind w:firstLine="0"/>
-        <w:jc w:val="left"/>
-      </w:pPr>
-      <w:r>
-        <w:rPr>
-          <w:rFonts w:ascii="Times New Roman" w:hAnsi="Times New Roman" w:eastAsia="Times New Roman"/>
-          <w:b/>
-          <w:i w:val="0"/>
-          <w:sz w:val="28"/>
-        </w:rPr>
-        <w:t>4.5. Стрельба в особых условиях</w:t>
-      </w:r>
-    </w:p>
-    <w:p>
-      <w:pPr>
-        <w:spacing w:line="360" w:lineRule="auto" w:before="0" w:after="0"/>
-        <w:ind w:firstLine="255118110"/>
-        <w:jc w:val="both"/>
-      </w:pPr>
-      <w:r>
-        <w:rPr>
-          <w:rFonts w:ascii="Times New Roman" w:hAnsi="Times New Roman" w:eastAsia="Times New Roman"/>
-          <w:b w:val="0"/>
-          <w:i w:val="0"/>
-          <w:sz w:val="28"/>
-        </w:rPr>
-        <w:t>Стрельба ночью. Огонь ведётся по вспышкам выстрелов, силуэтам, трассирующим пулям; при стрельбе с ночным прицелом (НСПУ, НСПУМ) — после его выверки. Освещение цели (осветительные патроны, прожектор, осветительные мины) применяется кратковременно, чтобы не демаскировать себя; нельзя смотреть на источник яркого света. Ночью следует тщательнее следить за тем, чтобы «ровная мушка» сохранялась.</w:t>
-      </w:r>
-    </w:p>
-    <w:p>
-      <w:pPr>
-        <w:spacing w:line="360" w:lineRule="auto" w:before="0" w:after="0"/>
-        <w:ind w:firstLine="255118110"/>
-        <w:jc w:val="both"/>
-      </w:pPr>
-      <w:r>
-        <w:rPr>
-          <w:rFonts w:ascii="Times New Roman" w:hAnsi="Times New Roman" w:eastAsia="Times New Roman"/>
-          <w:b w:val="0"/>
-          <w:i w:val="0"/>
-          <w:sz w:val="28"/>
-        </w:rPr>
-        <w:t>Стрельба в противогазе. Противогаз ограничивает поле зрения и затрудняет прицеливание: голова прикладывается к прикладу плотнее, прицеливание производится через очки противогаза, дышать равномерно, чтобы стёкла не запотевали. Огонь ведётся в основном короткими очередями, с несколько увеличенным расходом патронов; перед стрельбой противогаз проверяется на герметичность.</w:t>
-      </w:r>
-    </w:p>
-    <w:p>
-      <w:pPr>
-        <w:spacing w:line="360" w:lineRule="auto" w:before="0" w:after="0"/>
-        <w:ind w:firstLine="255118110"/>
-        <w:jc w:val="both"/>
-      </w:pPr>
-      <w:r>
-        <w:rPr>
-          <w:rFonts w:ascii="Times New Roman" w:hAnsi="Times New Roman" w:eastAsia="Times New Roman"/>
-          <w:b w:val="0"/>
-          <w:i w:val="0"/>
-          <w:sz w:val="28"/>
-        </w:rPr>
-        <w:t>Стрельба при боковом ветре. Боковой ветер сносит пулю в сторону своего направления. Для 5,45-мм оружия при боковом умеренном ветре (4–6 м/с) под углом 90° поправка определяется мнемоническим правилом: «от прицела два отбросить и разделить на два», то есть П = (Пр − 2) / 2 фигур человека. При сильном ветре (8–12 м/с) поправка удваивается, при слабом (2–3 м/с) и при косом ветре — уменьшается вдвое.</w:t>
-      </w:r>
-    </w:p>
-    <w:p>
-      <w:pPr>
         <w:spacing w:after="80"/>
         <w:ind w:firstLine="0"/>
-        <w:jc w:val="left"/>
       </w:pPr>
       <w:r>
         <w:rPr>
@@ -3958,7 +3728,7 @@
           <w:i w:val="0"/>
           <w:sz w:val="26"/>
         </w:rPr>
-        <w:t>Таблица 5 — Поправки на боковой умеренный ветер для 5,45-мм оружия (расчёт по формуле П = (Пр − 2) / 2)</w:t>
+        <w:t>Таблица 4 — Основные поправки и правила их учёта</w:t>
       </w:r>
     </w:p>
     <w:tbl>
@@ -3976,14 +3746,13 @@
       <w:tr>
         <w:tc>
           <w:tcPr>
-            <w:tcW w:type="dxa" w:w="2268"/>
+            <w:tcW w:type="dxa" w:w="1928"/>
             <w:shd w:val="clear" w:fill="D9E2F3"/>
           </w:tcPr>
           <w:p>
             <w:pPr>
               <w:spacing w:line="240" w:lineRule="auto" w:after="0"/>
               <w:ind w:firstLine="0"/>
-              <w:jc w:val="left"/>
             </w:pPr>
             <w:r/>
             <w:r>
@@ -3991,22 +3760,21 @@
                 <w:rFonts w:ascii="Times New Roman" w:hAnsi="Times New Roman" w:eastAsia="Times New Roman"/>
                 <w:b/>
                 <w:i w:val="0"/>
-                <w:sz w:val="24"/>
+                <w:sz w:val="22"/>
               </w:rPr>
-              <w:t>Дальность, м</w:t>
+              <w:t>Фактор</w:t>
             </w:r>
           </w:p>
         </w:tc>
         <w:tc>
           <w:tcPr>
-            <w:tcW w:type="dxa" w:w="3685"/>
+            <w:tcW w:type="dxa" w:w="2835"/>
             <w:shd w:val="clear" w:fill="D9E2F3"/>
           </w:tcPr>
           <w:p>
             <w:pPr>
               <w:spacing w:line="240" w:lineRule="auto" w:after="0"/>
               <w:ind w:firstLine="0"/>
-              <w:jc w:val="left"/>
             </w:pPr>
             <w:r/>
             <w:r>
@@ -4014,22 +3782,21 @@
                 <w:rFonts w:ascii="Times New Roman" w:hAnsi="Times New Roman" w:eastAsia="Times New Roman"/>
                 <w:b/>
                 <w:i w:val="0"/>
-                <w:sz w:val="24"/>
+                <w:sz w:val="22"/>
               </w:rPr>
-              <w:t>Поправка (умеренный ветер 4–6 м/с, 90°), фигур</w:t>
+              <w:t>Как учитывают</w:t>
             </w:r>
           </w:p>
         </w:tc>
         <w:tc>
           <w:tcPr>
-            <w:tcW w:type="dxa" w:w="3402"/>
+            <w:tcW w:type="dxa" w:w="4592"/>
             <w:shd w:val="clear" w:fill="D9E2F3"/>
           </w:tcPr>
           <w:p>
             <w:pPr>
               <w:spacing w:line="240" w:lineRule="auto" w:after="0"/>
               <w:ind w:firstLine="0"/>
-              <w:jc w:val="left"/>
             </w:pPr>
             <w:r/>
             <w:r>
@@ -4037,9 +3804,9 @@
                 <w:rFonts w:ascii="Times New Roman" w:hAnsi="Times New Roman" w:eastAsia="Times New Roman"/>
                 <w:b/>
                 <w:i w:val="0"/>
-                <w:sz w:val="24"/>
+                <w:sz w:val="22"/>
               </w:rPr>
-              <w:t>Поправка, м (фигура 0,5 м)</w:t>
+              <w:t>Практическое правило</w:t>
             </w:r>
           </w:p>
         </w:tc>
@@ -4047,13 +3814,12 @@
       <w:tr>
         <w:tc>
           <w:tcPr>
-            <w:tcW w:type="dxa" w:w="2268"/>
+            <w:tcW w:type="dxa" w:w="1928"/>
           </w:tcPr>
           <w:p>
             <w:pPr>
               <w:spacing w:line="240" w:lineRule="auto" w:after="0"/>
               <w:ind w:firstLine="0"/>
-              <w:jc w:val="left"/>
             </w:pPr>
             <w:r/>
             <w:r>
@@ -4061,21 +3827,20 @@
                 <w:rFonts w:ascii="Times New Roman" w:hAnsi="Times New Roman" w:eastAsia="Times New Roman"/>
                 <w:b w:val="0"/>
                 <w:i w:val="0"/>
-                <w:sz w:val="24"/>
+                <w:sz w:val="22"/>
               </w:rPr>
-              <w:t>100–200</w:t>
+              <w:t>Боковой ветер</w:t>
             </w:r>
           </w:p>
         </w:tc>
         <w:tc>
           <w:tcPr>
-            <w:tcW w:type="dxa" w:w="3685"/>
+            <w:tcW w:type="dxa" w:w="2835"/>
           </w:tcPr>
           <w:p>
             <w:pPr>
               <w:spacing w:line="240" w:lineRule="auto" w:after="0"/>
               <w:ind w:firstLine="0"/>
-              <w:jc w:val="left"/>
             </w:pPr>
             <w:r/>
             <w:r>
@@ -4083,21 +3848,20 @@
                 <w:rFonts w:ascii="Times New Roman" w:hAnsi="Times New Roman" w:eastAsia="Times New Roman"/>
                 <w:b w:val="0"/>
                 <w:i w:val="0"/>
-                <w:sz w:val="24"/>
+                <w:sz w:val="22"/>
               </w:rPr>
-              <w:t>0</w:t>
+              <w:t>выносом точки прицеливания в фигурах цели или в метрах</w:t>
             </w:r>
           </w:p>
         </w:tc>
         <w:tc>
           <w:tcPr>
-            <w:tcW w:type="dxa" w:w="3402"/>
+            <w:tcW w:type="dxa" w:w="4592"/>
           </w:tcPr>
           <w:p>
             <w:pPr>
               <w:spacing w:line="240" w:lineRule="auto" w:after="0"/>
               <w:ind w:firstLine="0"/>
-              <w:jc w:val="left"/>
             </w:pPr>
             <w:r/>
             <w:r>
@@ -4105,9 +3869,9 @@
                 <w:rFonts w:ascii="Times New Roman" w:hAnsi="Times New Roman" w:eastAsia="Times New Roman"/>
                 <w:b w:val="0"/>
                 <w:i w:val="0"/>
-                <w:sz w:val="24"/>
+                <w:sz w:val="22"/>
               </w:rPr>
-              <w:t>0</w:t>
+              <w:t>для оружия калибра 5,45 мм при умеренном ветре (4–6 м/с) под прямым углом: поправка = (прицел − 2) / 2 фигуры. При сильном ветре (8–12 м/с) поправку удваивают, при слабом (2–3 м/с) и при косом ветре — уменьшают вдвое</w:t>
             </w:r>
           </w:p>
         </w:tc>
@@ -4115,13 +3879,12 @@
       <w:tr>
         <w:tc>
           <w:tcPr>
-            <w:tcW w:type="dxa" w:w="2268"/>
+            <w:tcW w:type="dxa" w:w="1928"/>
           </w:tcPr>
           <w:p>
             <w:pPr>
               <w:spacing w:line="240" w:lineRule="auto" w:after="0"/>
               <w:ind w:firstLine="0"/>
-              <w:jc w:val="left"/>
             </w:pPr>
             <w:r/>
             <w:r>
@@ -4129,21 +3892,20 @@
                 <w:rFonts w:ascii="Times New Roman" w:hAnsi="Times New Roman" w:eastAsia="Times New Roman"/>
                 <w:b w:val="0"/>
                 <w:i w:val="0"/>
-                <w:sz w:val="24"/>
+                <w:sz w:val="22"/>
               </w:rPr>
-              <w:t>300</w:t>
+              <w:t>Движение цели</w:t>
             </w:r>
           </w:p>
         </w:tc>
         <w:tc>
           <w:tcPr>
-            <w:tcW w:type="dxa" w:w="3685"/>
+            <w:tcW w:type="dxa" w:w="2835"/>
           </w:tcPr>
           <w:p>
             <w:pPr>
               <w:spacing w:line="240" w:lineRule="auto" w:after="0"/>
               <w:ind w:firstLine="0"/>
-              <w:jc w:val="left"/>
             </w:pPr>
             <w:r/>
             <w:r>
@@ -4151,21 +3913,20 @@
                 <w:rFonts w:ascii="Times New Roman" w:hAnsi="Times New Roman" w:eastAsia="Times New Roman"/>
                 <w:b w:val="0"/>
                 <w:i w:val="0"/>
-                <w:sz w:val="24"/>
+                <w:sz w:val="22"/>
               </w:rPr>
-              <w:t>0,5</w:t>
+              <w:t>упреждением — точкой прицеливания впереди цели</w:t>
             </w:r>
           </w:p>
         </w:tc>
         <w:tc>
           <w:tcPr>
-            <w:tcW w:type="dxa" w:w="3402"/>
+            <w:tcW w:type="dxa" w:w="4592"/>
           </w:tcPr>
           <w:p>
             <w:pPr>
               <w:spacing w:line="240" w:lineRule="auto" w:after="0"/>
               <w:ind w:firstLine="0"/>
-              <w:jc w:val="left"/>
             </w:pPr>
             <w:r/>
             <w:r>
@@ -4173,9 +3934,9 @@
                 <w:rFonts w:ascii="Times New Roman" w:hAnsi="Times New Roman" w:eastAsia="Times New Roman"/>
                 <w:b w:val="0"/>
                 <w:i w:val="0"/>
-                <w:sz w:val="24"/>
+                <w:sz w:val="22"/>
               </w:rPr>
-              <w:t>0,25</w:t>
+              <w:t>для оружия калибра 5,45 мм при скорости цели 3 м/с под прямым углом: до 600 м упреждение равно прицелу без половины; на 700–800 м — прицел плюс половина; на 900–1000 м — прицел плюс 3. При косом движении упреждение берут вдвое меньше</w:t>
             </w:r>
           </w:p>
         </w:tc>
@@ -4183,13 +3944,12 @@
       <w:tr>
         <w:tc>
           <w:tcPr>
-            <w:tcW w:type="dxa" w:w="2268"/>
+            <w:tcW w:type="dxa" w:w="1928"/>
           </w:tcPr>
           <w:p>
             <w:pPr>
               <w:spacing w:line="240" w:lineRule="auto" w:after="0"/>
               <w:ind w:firstLine="0"/>
-              <w:jc w:val="left"/>
             </w:pPr>
             <w:r/>
             <w:r>
@@ -4197,21 +3957,20 @@
                 <w:rFonts w:ascii="Times New Roman" w:hAnsi="Times New Roman" w:eastAsia="Times New Roman"/>
                 <w:b w:val="0"/>
                 <w:i w:val="0"/>
-                <w:sz w:val="24"/>
+                <w:sz w:val="22"/>
               </w:rPr>
-              <w:t>400</w:t>
+              <w:t>Температура и давление</w:t>
             </w:r>
           </w:p>
         </w:tc>
         <w:tc>
           <w:tcPr>
-            <w:tcW w:type="dxa" w:w="3685"/>
+            <w:tcW w:type="dxa" w:w="2835"/>
           </w:tcPr>
           <w:p>
             <w:pPr>
               <w:spacing w:line="240" w:lineRule="auto" w:after="0"/>
               <w:ind w:firstLine="0"/>
-              <w:jc w:val="left"/>
             </w:pPr>
             <w:r/>
             <w:r>
@@ -4219,21 +3978,20 @@
                 <w:rFonts w:ascii="Times New Roman" w:hAnsi="Times New Roman" w:eastAsia="Times New Roman"/>
                 <w:b w:val="0"/>
                 <w:i w:val="0"/>
-                <w:sz w:val="24"/>
+                <w:sz w:val="22"/>
               </w:rPr>
-              <w:t>1</w:t>
+              <w:t>изменением прицела или точки прицеливания</w:t>
             </w:r>
           </w:p>
         </w:tc>
         <w:tc>
           <w:tcPr>
-            <w:tcW w:type="dxa" w:w="3402"/>
+            <w:tcW w:type="dxa" w:w="4592"/>
           </w:tcPr>
           <w:p>
             <w:pPr>
               <w:spacing w:line="240" w:lineRule="auto" w:after="0"/>
               <w:ind w:firstLine="0"/>
-              <w:jc w:val="left"/>
             </w:pPr>
             <w:r/>
             <w:r>
@@ -4241,9 +3999,412 @@
                 <w:rFonts w:ascii="Times New Roman" w:hAnsi="Times New Roman" w:eastAsia="Times New Roman"/>
                 <w:b w:val="0"/>
                 <w:i w:val="0"/>
-                <w:sz w:val="24"/>
+                <w:sz w:val="22"/>
               </w:rPr>
-              <w:t>0,5</w:t>
+              <w:t>при температуре воздуха ниже −25 °С и стрельбе свыше 400 м прицел увеличивают на одно деление; при стрельбе в горах учитывают угол места цели</w:t>
+            </w:r>
+          </w:p>
+        </w:tc>
+      </w:tr>
+    </w:tbl>
+    <w:p>
+      <w:pPr>
+        <w:spacing w:after="0"/>
+      </w:pPr>
+    </w:p>
+    <w:p>
+      <w:pPr>
+        <w:spacing w:line="360" w:lineRule="auto" w:before="0" w:after="0"/>
+        <w:ind w:firstLine="255118110"/>
+        <w:jc w:val="both"/>
+      </w:pPr>
+      <w:r>
+        <w:rPr>
+          <w:rFonts w:ascii="Times New Roman" w:hAnsi="Times New Roman" w:eastAsia="Times New Roman"/>
+          <w:b w:val="0"/>
+          <w:i w:val="0"/>
+          <w:sz w:val="28"/>
+        </w:rPr>
+        <w:t>Поправку на ветер берут в сторону, откуда дует ветер: ветер справа — точку прицеливания выносят вправо, ветер слева — влево. По групповым целям поправку на ветер, как правило, не учитывают. По цели, движущейся прямо на стрелка в пределах дальности прямого выстрела, огонь ведут без упреждения.</w:t>
+      </w:r>
+    </w:p>
+    <w:p>
+      <w:pPr>
+        <w:spacing w:before="200" w:after="120"/>
+        <w:ind w:firstLine="0"/>
+        <w:jc w:val="left"/>
+      </w:pPr>
+      <w:r>
+        <w:rPr>
+          <w:rFonts w:ascii="Times New Roman" w:hAnsi="Times New Roman" w:eastAsia="Times New Roman"/>
+          <w:b/>
+          <w:i w:val="0"/>
+          <w:sz w:val="28"/>
+        </w:rPr>
+        <w:t>3.6. Стрельба в особых условиях</w:t>
+      </w:r>
+    </w:p>
+    <w:p>
+      <w:pPr>
+        <w:spacing w:after="0" w:line="360" w:lineRule="auto"/>
+        <w:ind w:firstLine="709"/>
+        <w:jc w:val="both"/>
+      </w:pPr>
+      <w:r>
+        <w:rPr>
+          <w:rFonts w:ascii="Times New Roman" w:hAnsi="Times New Roman" w:eastAsia="Times New Roman"/>
+          <w:b w:val="0"/>
+          <w:i w:val="0"/>
+          <w:sz w:val="28"/>
+        </w:rPr>
+        <w:t xml:space="preserve">– </w:t>
+      </w:r>
+      <w:r>
+        <w:rPr>
+          <w:rFonts w:ascii="Times New Roman" w:hAnsi="Times New Roman" w:eastAsia="Times New Roman"/>
+          <w:b/>
+          <w:i w:val="0"/>
+          <w:sz w:val="28"/>
+        </w:rPr>
+        <w:t>Ночью</w:t>
+      </w:r>
+      <w:r>
+        <w:rPr>
+          <w:rFonts w:ascii="Times New Roman" w:hAnsi="Times New Roman" w:eastAsia="Times New Roman"/>
+          <w:b w:val="0"/>
+          <w:i w:val="0"/>
+          <w:sz w:val="28"/>
+        </w:rPr>
+        <w:t xml:space="preserve"> — огонь ведут по вспышкам выстрелов, силуэтам и трассирующим пулям; с ночным прицелом — после его выверки. Осветительные средства применяют кратковременно, чтобы не демаскировать себя; особенно тщательно контролируют «ровную мушку».</w:t>
+      </w:r>
+    </w:p>
+    <w:p>
+      <w:pPr>
+        <w:spacing w:after="0" w:line="360" w:lineRule="auto"/>
+        <w:ind w:firstLine="709"/>
+        <w:jc w:val="both"/>
+      </w:pPr>
+      <w:r>
+        <w:rPr>
+          <w:rFonts w:ascii="Times New Roman" w:hAnsi="Times New Roman" w:eastAsia="Times New Roman"/>
+          <w:b w:val="0"/>
+          <w:i w:val="0"/>
+          <w:sz w:val="28"/>
+        </w:rPr>
+        <w:t xml:space="preserve">– </w:t>
+      </w:r>
+      <w:r>
+        <w:rPr>
+          <w:rFonts w:ascii="Times New Roman" w:hAnsi="Times New Roman" w:eastAsia="Times New Roman"/>
+          <w:b/>
+          <w:i w:val="0"/>
+          <w:sz w:val="28"/>
+        </w:rPr>
+        <w:t>В противогазе</w:t>
+      </w:r>
+      <w:r>
+        <w:rPr>
+          <w:rFonts w:ascii="Times New Roman" w:hAnsi="Times New Roman" w:eastAsia="Times New Roman"/>
+          <w:b w:val="0"/>
+          <w:i w:val="0"/>
+          <w:sz w:val="28"/>
+        </w:rPr>
+        <w:t xml:space="preserve"> — противогаз сужает поле зрения и затрудняет прицеливание: голову плотнее прижимают к прикладу, дышат ровно, чтобы стёкла не запотевали; огонь ведут в основном короткими очередями с несколько большим расходом патронов.</w:t>
+      </w:r>
+    </w:p>
+    <w:p>
+      <w:pPr>
+        <w:spacing w:after="0" w:line="360" w:lineRule="auto"/>
+        <w:ind w:firstLine="709"/>
+        <w:jc w:val="both"/>
+      </w:pPr>
+      <w:r>
+        <w:rPr>
+          <w:rFonts w:ascii="Times New Roman" w:hAnsi="Times New Roman" w:eastAsia="Times New Roman"/>
+          <w:b w:val="0"/>
+          <w:i w:val="0"/>
+          <w:sz w:val="28"/>
+        </w:rPr>
+        <w:t xml:space="preserve">– </w:t>
+      </w:r>
+      <w:r>
+        <w:rPr>
+          <w:rFonts w:ascii="Times New Roman" w:hAnsi="Times New Roman" w:eastAsia="Times New Roman"/>
+          <w:b/>
+          <w:i w:val="0"/>
+          <w:sz w:val="28"/>
+        </w:rPr>
+        <w:t>В горах</w:t>
+      </w:r>
+      <w:r>
+        <w:rPr>
+          <w:rFonts w:ascii="Times New Roman" w:hAnsi="Times New Roman" w:eastAsia="Times New Roman"/>
+          <w:b w:val="0"/>
+          <w:i w:val="0"/>
+          <w:sz w:val="28"/>
+        </w:rPr>
+        <w:t xml:space="preserve"> — при крутых углах местности прицел уменьшают, точку прицеливания при стрельбе сверху вниз выбирают ниже, снизу вверх — выше; учитывают срывы ветра и разрежённый воздух.</w:t>
+      </w:r>
+    </w:p>
+    <w:p>
+      <w:pPr>
+        <w:spacing w:after="0" w:line="360" w:lineRule="auto"/>
+        <w:ind w:firstLine="709"/>
+        <w:jc w:val="both"/>
+      </w:pPr>
+      <w:r>
+        <w:rPr>
+          <w:rFonts w:ascii="Times New Roman" w:hAnsi="Times New Roman" w:eastAsia="Times New Roman"/>
+          <w:b w:val="0"/>
+          <w:i w:val="0"/>
+          <w:sz w:val="28"/>
+        </w:rPr>
+        <w:t xml:space="preserve">– </w:t>
+      </w:r>
+      <w:r>
+        <w:rPr>
+          <w:rFonts w:ascii="Times New Roman" w:hAnsi="Times New Roman" w:eastAsia="Times New Roman"/>
+          <w:b/>
+          <w:i w:val="0"/>
+          <w:sz w:val="28"/>
+        </w:rPr>
+        <w:t>В населённом пункте</w:t>
+      </w:r>
+      <w:r>
+        <w:rPr>
+          <w:rFonts w:ascii="Times New Roman" w:hAnsi="Times New Roman" w:eastAsia="Times New Roman"/>
+          <w:b w:val="0"/>
+          <w:i w:val="0"/>
+          <w:sz w:val="28"/>
+        </w:rPr>
+        <w:t xml:space="preserve"> — огонь ведут из-за укрытий, из окон и с крыш, помня о рикошетах и ограниченном секторе обстрела; добивать противника в ближнем бою — огнём в упор.</w:t>
+      </w:r>
+    </w:p>
+    <w:p>
+      <w:pPr>
+        <w:spacing w:after="0" w:line="360" w:lineRule="auto"/>
+        <w:ind w:firstLine="709"/>
+        <w:jc w:val="both"/>
+      </w:pPr>
+      <w:r>
+        <w:rPr>
+          <w:rFonts w:ascii="Times New Roman" w:hAnsi="Times New Roman" w:eastAsia="Times New Roman"/>
+          <w:b w:val="0"/>
+          <w:i w:val="0"/>
+          <w:sz w:val="28"/>
+        </w:rPr>
+        <w:t xml:space="preserve">– </w:t>
+      </w:r>
+      <w:r>
+        <w:rPr>
+          <w:rFonts w:ascii="Times New Roman" w:hAnsi="Times New Roman" w:eastAsia="Times New Roman"/>
+          <w:b/>
+          <w:i w:val="0"/>
+          <w:sz w:val="28"/>
+        </w:rPr>
+        <w:t>С ходу и с боевых машин</w:t>
+      </w:r>
+      <w:r>
+        <w:rPr>
+          <w:rFonts w:ascii="Times New Roman" w:hAnsi="Times New Roman" w:eastAsia="Times New Roman"/>
+          <w:b w:val="0"/>
+          <w:i w:val="0"/>
+          <w:sz w:val="28"/>
+        </w:rPr>
+        <w:t xml:space="preserve"> — огонь ведут короткими очередями в моменты, когда машина движется равномерно, по наиболее опасным целям, по команде командира или самостоятельно.</w:t>
+      </w:r>
+    </w:p>
+    <w:p>
+      <w:pPr>
+        <w:spacing w:after="0" w:line="360" w:lineRule="auto"/>
+        <w:ind w:firstLine="709"/>
+        <w:jc w:val="both"/>
+      </w:pPr>
+      <w:r>
+        <w:rPr>
+          <w:rFonts w:ascii="Times New Roman" w:hAnsi="Times New Roman" w:eastAsia="Times New Roman"/>
+          <w:b w:val="0"/>
+          <w:i w:val="0"/>
+          <w:sz w:val="28"/>
+        </w:rPr>
+        <w:t xml:space="preserve">– </w:t>
+      </w:r>
+      <w:r>
+        <w:rPr>
+          <w:rFonts w:ascii="Times New Roman" w:hAnsi="Times New Roman" w:eastAsia="Times New Roman"/>
+          <w:b/>
+          <w:i w:val="0"/>
+          <w:sz w:val="28"/>
+        </w:rPr>
+        <w:t>По воздушным целям</w:t>
+      </w:r>
+      <w:r>
+        <w:rPr>
+          <w:rFonts w:ascii="Times New Roman" w:hAnsi="Times New Roman" w:eastAsia="Times New Roman"/>
+          <w:b w:val="0"/>
+          <w:i w:val="0"/>
+          <w:sz w:val="28"/>
+        </w:rPr>
+        <w:t xml:space="preserve"> — по самолётам, вертолётам и беспилотникам огонь ведут на дальностях до 500 м, как правило, залповым огнём подразделения с упреждением в 2–3 корпуса цели.</w:t>
+      </w:r>
+    </w:p>
+    <w:p>
+      <w:pPr>
+        <w:spacing w:after="0" w:line="360" w:lineRule="auto"/>
+        <w:ind w:firstLine="709"/>
+        <w:jc w:val="both"/>
+      </w:pPr>
+      <w:r>
+        <w:rPr>
+          <w:rFonts w:ascii="Times New Roman" w:hAnsi="Times New Roman" w:eastAsia="Times New Roman"/>
+          <w:b w:val="0"/>
+          <w:i w:val="0"/>
+          <w:sz w:val="28"/>
+        </w:rPr>
+        <w:t xml:space="preserve">– </w:t>
+      </w:r>
+      <w:r>
+        <w:rPr>
+          <w:rFonts w:ascii="Times New Roman" w:hAnsi="Times New Roman" w:eastAsia="Times New Roman"/>
+          <w:b/>
+          <w:i w:val="0"/>
+          <w:sz w:val="28"/>
+        </w:rPr>
+        <w:t>В лесу, в тумане, в сильный дождь или снегопад</w:t>
+      </w:r>
+      <w:r>
+        <w:rPr>
+          <w:rFonts w:ascii="Times New Roman" w:hAnsi="Times New Roman" w:eastAsia="Times New Roman"/>
+          <w:b w:val="0"/>
+          <w:i w:val="0"/>
+          <w:sz w:val="28"/>
+        </w:rPr>
+        <w:t xml:space="preserve"> — дальность видимости резко падает, поэтому прицел устанавливают по ближайшим ориентирам, а огонь чаще ведут по командам командира и по вспышкам выстрелов противника.</w:t>
+      </w:r>
+    </w:p>
+    <w:p>
+      <w:pPr>
+        <w:spacing w:before="200" w:after="120"/>
+        <w:ind w:firstLine="0"/>
+        <w:jc w:val="left"/>
+      </w:pPr>
+      <w:r>
+        <w:rPr>
+          <w:rFonts w:ascii="Times New Roman" w:hAnsi="Times New Roman" w:eastAsia="Times New Roman"/>
+          <w:b/>
+          <w:i w:val="0"/>
+          <w:sz w:val="28"/>
+        </w:rPr>
+        <w:t>3.7. Прекращение стрельбы, разряжание, устранение задержек</w:t>
+      </w:r>
+    </w:p>
+    <w:p>
+      <w:pPr>
+        <w:spacing w:line="360" w:lineRule="auto" w:before="0" w:after="0"/>
+        <w:ind w:firstLine="255118110"/>
+        <w:jc w:val="both"/>
+      </w:pPr>
+      <w:r>
+        <w:rPr>
+          <w:rFonts w:ascii="Times New Roman" w:hAnsi="Times New Roman" w:eastAsia="Times New Roman"/>
+          <w:b w:val="0"/>
+          <w:i w:val="0"/>
+          <w:sz w:val="28"/>
+        </w:rPr>
+        <w:t>Прекращение стрельбы бывает временным и полным. Для временного прекращения подаётся команда «Стой» («Прекратить огонь»): стрелок прекращает нажатие на спусковой крючок, ставит оружие на предохранитель и при необходимости меняет магазин. Для полного прекращения подаётся команда «Разряжай»: отделяют магазин, извлекают патрон из патронника (отведя затворную раму назад), производят контрольный спуск, вынимают патроны из магазина и осматривают оружие. Разряжание производят только под наблюдением руководителя стрельбы, направив ствол в сторону мишеней или в безопасном направлении.</w:t>
+      </w:r>
+    </w:p>
+    <w:p>
+      <w:pPr>
+        <w:spacing w:after="80"/>
+        <w:ind w:firstLine="0"/>
+      </w:pPr>
+      <w:r>
+        <w:rPr>
+          <w:rFonts w:ascii="Times New Roman" w:hAnsi="Times New Roman" w:eastAsia="Times New Roman"/>
+          <w:b/>
+          <w:i w:val="0"/>
+          <w:sz w:val="26"/>
+        </w:rPr>
+        <w:t>Таблица 5 — Типичные задержки при стрельбе и их устранение</w:t>
+      </w:r>
+    </w:p>
+    <w:tbl>
+      <w:tblPr>
+        <w:tblStyle w:val="TableGrid"/>
+        <w:tblW w:type="auto" w:w="0"/>
+        <w:jc w:val="center"/>
+        <w:tblLook w:firstColumn="1" w:firstRow="1" w:lastColumn="0" w:lastRow="0" w:noHBand="0" w:noVBand="1" w:val="04A0"/>
+      </w:tblPr>
+      <w:tblGrid>
+        <w:gridCol w:w="3118"/>
+        <w:gridCol w:w="3118"/>
+        <w:gridCol w:w="3118"/>
+      </w:tblGrid>
+      <w:tr>
+        <w:tc>
+          <w:tcPr>
+            <w:tcW w:type="dxa" w:w="1928"/>
+            <w:shd w:val="clear" w:fill="D9E2F3"/>
+          </w:tcPr>
+          <w:p>
+            <w:pPr>
+              <w:spacing w:line="240" w:lineRule="auto" w:after="0"/>
+              <w:ind w:firstLine="0"/>
+            </w:pPr>
+            <w:r/>
+            <w:r>
+              <w:rPr>
+                <w:rFonts w:ascii="Times New Roman" w:hAnsi="Times New Roman" w:eastAsia="Times New Roman"/>
+                <w:b/>
+                <w:i w:val="0"/>
+                <w:sz w:val="22"/>
+              </w:rPr>
+              <w:t>Задержка</w:t>
+            </w:r>
+          </w:p>
+        </w:tc>
+        <w:tc>
+          <w:tcPr>
+            <w:tcW w:type="dxa" w:w="3061"/>
+            <w:shd w:val="clear" w:fill="D9E2F3"/>
+          </w:tcPr>
+          <w:p>
+            <w:pPr>
+              <w:spacing w:line="240" w:lineRule="auto" w:after="0"/>
+              <w:ind w:firstLine="0"/>
+            </w:pPr>
+            <w:r/>
+            <w:r>
+              <w:rPr>
+                <w:rFonts w:ascii="Times New Roman" w:hAnsi="Times New Roman" w:eastAsia="Times New Roman"/>
+                <w:b/>
+                <w:i w:val="0"/>
+                <w:sz w:val="22"/>
+              </w:rPr>
+              <w:t>Вероятная причина</w:t>
+            </w:r>
+          </w:p>
+        </w:tc>
+        <w:tc>
+          <w:tcPr>
+            <w:tcW w:type="dxa" w:w="4365"/>
+            <w:shd w:val="clear" w:fill="D9E2F3"/>
+          </w:tcPr>
+          <w:p>
+            <w:pPr>
+              <w:spacing w:line="240" w:lineRule="auto" w:after="0"/>
+              <w:ind w:firstLine="0"/>
+            </w:pPr>
+            <w:r/>
+            <w:r>
+              <w:rPr>
+                <w:rFonts w:ascii="Times New Roman" w:hAnsi="Times New Roman" w:eastAsia="Times New Roman"/>
+                <w:b/>
+                <w:i w:val="0"/>
+                <w:sz w:val="22"/>
+              </w:rPr>
+              <w:t>Способ устранения</w:t>
             </w:r>
           </w:p>
         </w:tc>
@@ -4251,13 +4412,12 @@
       <w:tr>
         <w:tc>
           <w:tcPr>
-            <w:tcW w:type="dxa" w:w="2268"/>
+            <w:tcW w:type="dxa" w:w="1928"/>
           </w:tcPr>
           <w:p>
             <w:pPr>
               <w:spacing w:line="240" w:lineRule="auto" w:after="0"/>
               <w:ind w:firstLine="0"/>
-              <w:jc w:val="left"/>
             </w:pPr>
             <w:r/>
             <w:r>
@@ -4265,21 +4425,20 @@
                 <w:rFonts w:ascii="Times New Roman" w:hAnsi="Times New Roman" w:eastAsia="Times New Roman"/>
                 <w:b w:val="0"/>
                 <w:i w:val="0"/>
-                <w:sz w:val="24"/>
+                <w:sz w:val="22"/>
               </w:rPr>
-              <w:t>500</w:t>
+              <w:t>Неподача патрона</w:t>
             </w:r>
           </w:p>
         </w:tc>
         <w:tc>
           <w:tcPr>
-            <w:tcW w:type="dxa" w:w="3685"/>
+            <w:tcW w:type="dxa" w:w="3061"/>
           </w:tcPr>
           <w:p>
             <w:pPr>
               <w:spacing w:line="240" w:lineRule="auto" w:after="0"/>
               <w:ind w:firstLine="0"/>
-              <w:jc w:val="left"/>
             </w:pPr>
             <w:r/>
             <w:r>
@@ -4287,21 +4446,20 @@
                 <w:rFonts w:ascii="Times New Roman" w:hAnsi="Times New Roman" w:eastAsia="Times New Roman"/>
                 <w:b w:val="0"/>
                 <w:i w:val="0"/>
-                <w:sz w:val="24"/>
+                <w:sz w:val="22"/>
               </w:rPr>
-              <w:t>1,5</w:t>
+              <w:t>загрязнение или неисправность магазина, перекос патрона</w:t>
             </w:r>
           </w:p>
         </w:tc>
         <w:tc>
           <w:tcPr>
-            <w:tcW w:type="dxa" w:w="3402"/>
+            <w:tcW w:type="dxa" w:w="4365"/>
           </w:tcPr>
           <w:p>
             <w:pPr>
               <w:spacing w:line="240" w:lineRule="auto" w:after="0"/>
               <w:ind w:firstLine="0"/>
-              <w:jc w:val="left"/>
             </w:pPr>
             <w:r/>
             <w:r>
@@ -4309,9 +4467,9 @@
                 <w:rFonts w:ascii="Times New Roman" w:hAnsi="Times New Roman" w:eastAsia="Times New Roman"/>
                 <w:b w:val="0"/>
                 <w:i w:val="0"/>
-                <w:sz w:val="24"/>
+                <w:sz w:val="22"/>
               </w:rPr>
-              <w:t>0,75</w:t>
+              <w:t>перезарядить оружие, при повторении — заменить магазин</w:t>
             </w:r>
           </w:p>
         </w:tc>
@@ -4319,13 +4477,12 @@
       <w:tr>
         <w:tc>
           <w:tcPr>
-            <w:tcW w:type="dxa" w:w="2268"/>
+            <w:tcW w:type="dxa" w:w="1928"/>
           </w:tcPr>
           <w:p>
             <w:pPr>
               <w:spacing w:line="240" w:lineRule="auto" w:after="0"/>
               <w:ind w:firstLine="0"/>
-              <w:jc w:val="left"/>
             </w:pPr>
             <w:r/>
             <w:r>
@@ -4333,21 +4490,20 @@
                 <w:rFonts w:ascii="Times New Roman" w:hAnsi="Times New Roman" w:eastAsia="Times New Roman"/>
                 <w:b w:val="0"/>
                 <w:i w:val="0"/>
-                <w:sz w:val="24"/>
+                <w:sz w:val="22"/>
               </w:rPr>
-              <w:t>600</w:t>
+              <w:t>Утыкание патрона</w:t>
             </w:r>
           </w:p>
         </w:tc>
         <w:tc>
           <w:tcPr>
-            <w:tcW w:type="dxa" w:w="3685"/>
+            <w:tcW w:type="dxa" w:w="3061"/>
           </w:tcPr>
           <w:p>
             <w:pPr>
               <w:spacing w:line="240" w:lineRule="auto" w:after="0"/>
               <w:ind w:firstLine="0"/>
-              <w:jc w:val="left"/>
             </w:pPr>
             <w:r/>
             <w:r>
@@ -4355,21 +4511,20 @@
                 <w:rFonts w:ascii="Times New Roman" w:hAnsi="Times New Roman" w:eastAsia="Times New Roman"/>
                 <w:b w:val="0"/>
                 <w:i w:val="0"/>
-                <w:sz w:val="24"/>
+                <w:sz w:val="22"/>
               </w:rPr>
-              <w:t>2</w:t>
+              <w:t>погнутость стенок магазина, заусенцы на деталях</w:t>
             </w:r>
           </w:p>
         </w:tc>
         <w:tc>
           <w:tcPr>
-            <w:tcW w:type="dxa" w:w="3402"/>
+            <w:tcW w:type="dxa" w:w="4365"/>
           </w:tcPr>
           <w:p>
             <w:pPr>
               <w:spacing w:line="240" w:lineRule="auto" w:after="0"/>
               <w:ind w:firstLine="0"/>
-              <w:jc w:val="left"/>
             </w:pPr>
             <w:r/>
             <w:r>
@@ -4377,9 +4532,9 @@
                 <w:rFonts w:ascii="Times New Roman" w:hAnsi="Times New Roman" w:eastAsia="Times New Roman"/>
                 <w:b w:val="0"/>
                 <w:i w:val="0"/>
-                <w:sz w:val="24"/>
+                <w:sz w:val="22"/>
               </w:rPr>
-              <w:t>1,0</w:t>
+              <w:t>отвести затворную раму назад, удалить патрон, продолжить стрельбу</w:t>
             </w:r>
           </w:p>
         </w:tc>
@@ -4387,13 +4542,12 @@
       <w:tr>
         <w:tc>
           <w:tcPr>
-            <w:tcW w:type="dxa" w:w="2268"/>
+            <w:tcW w:type="dxa" w:w="1928"/>
           </w:tcPr>
           <w:p>
             <w:pPr>
               <w:spacing w:line="240" w:lineRule="auto" w:after="0"/>
               <w:ind w:firstLine="0"/>
-              <w:jc w:val="left"/>
             </w:pPr>
             <w:r/>
             <w:r>
@@ -4401,21 +4555,20 @@
                 <w:rFonts w:ascii="Times New Roman" w:hAnsi="Times New Roman" w:eastAsia="Times New Roman"/>
                 <w:b w:val="0"/>
                 <w:i w:val="0"/>
-                <w:sz w:val="24"/>
+                <w:sz w:val="22"/>
               </w:rPr>
-              <w:t>700</w:t>
+              <w:t>Осечка</w:t>
             </w:r>
           </w:p>
         </w:tc>
         <w:tc>
           <w:tcPr>
-            <w:tcW w:type="dxa" w:w="3685"/>
+            <w:tcW w:type="dxa" w:w="3061"/>
           </w:tcPr>
           <w:p>
             <w:pPr>
               <w:spacing w:line="240" w:lineRule="auto" w:after="0"/>
               <w:ind w:firstLine="0"/>
-              <w:jc w:val="left"/>
             </w:pPr>
             <w:r/>
             <w:r>
@@ -4423,21 +4576,20 @@
                 <w:rFonts w:ascii="Times New Roman" w:hAnsi="Times New Roman" w:eastAsia="Times New Roman"/>
                 <w:b w:val="0"/>
                 <w:i w:val="0"/>
-                <w:sz w:val="24"/>
+                <w:sz w:val="22"/>
               </w:rPr>
-              <w:t>2,5</w:t>
+              <w:t>неисправный патрон, загрязнение или износ ударника</w:t>
             </w:r>
           </w:p>
         </w:tc>
         <w:tc>
           <w:tcPr>
-            <w:tcW w:type="dxa" w:w="3402"/>
+            <w:tcW w:type="dxa" w:w="4365"/>
           </w:tcPr>
           <w:p>
             <w:pPr>
               <w:spacing w:line="240" w:lineRule="auto" w:after="0"/>
               <w:ind w:firstLine="0"/>
-              <w:jc w:val="left"/>
             </w:pPr>
             <w:r/>
             <w:r>
@@ -4445,9 +4597,9 @@
                 <w:rFonts w:ascii="Times New Roman" w:hAnsi="Times New Roman" w:eastAsia="Times New Roman"/>
                 <w:b w:val="0"/>
                 <w:i w:val="0"/>
-                <w:sz w:val="24"/>
+                <w:sz w:val="22"/>
               </w:rPr>
-              <w:t>1,25</w:t>
+              <w:t>перезарядить оружие; при повторных осечках — прочистить и смазать ударно-спусковой механизм</w:t>
             </w:r>
           </w:p>
         </w:tc>
@@ -4455,13 +4607,12 @@
       <w:tr>
         <w:tc>
           <w:tcPr>
-            <w:tcW w:type="dxa" w:w="2268"/>
+            <w:tcW w:type="dxa" w:w="1928"/>
           </w:tcPr>
           <w:p>
             <w:pPr>
               <w:spacing w:line="240" w:lineRule="auto" w:after="0"/>
               <w:ind w:firstLine="0"/>
-              <w:jc w:val="left"/>
             </w:pPr>
             <w:r/>
             <w:r>
@@ -4469,21 +4620,20 @@
                 <w:rFonts w:ascii="Times New Roman" w:hAnsi="Times New Roman" w:eastAsia="Times New Roman"/>
                 <w:b w:val="0"/>
                 <w:i w:val="0"/>
-                <w:sz w:val="24"/>
+                <w:sz w:val="22"/>
               </w:rPr>
-              <w:t>800</w:t>
+              <w:t>Неизвлечение гильзы</w:t>
             </w:r>
           </w:p>
         </w:tc>
         <w:tc>
           <w:tcPr>
-            <w:tcW w:type="dxa" w:w="3685"/>
+            <w:tcW w:type="dxa" w:w="3061"/>
           </w:tcPr>
           <w:p>
             <w:pPr>
               <w:spacing w:line="240" w:lineRule="auto" w:after="0"/>
               <w:ind w:firstLine="0"/>
-              <w:jc w:val="left"/>
             </w:pPr>
             <w:r/>
             <w:r>
@@ -4491,21 +4641,20 @@
                 <w:rFonts w:ascii="Times New Roman" w:hAnsi="Times New Roman" w:eastAsia="Times New Roman"/>
                 <w:b w:val="0"/>
                 <w:i w:val="0"/>
-                <w:sz w:val="24"/>
+                <w:sz w:val="22"/>
               </w:rPr>
-              <w:t>3</w:t>
+              <w:t>загрязнение патронника, поломка выбрасывателя</w:t>
             </w:r>
           </w:p>
         </w:tc>
         <w:tc>
           <w:tcPr>
-            <w:tcW w:type="dxa" w:w="3402"/>
+            <w:tcW w:type="dxa" w:w="4365"/>
           </w:tcPr>
           <w:p>
             <w:pPr>
               <w:spacing w:line="240" w:lineRule="auto" w:after="0"/>
               <w:ind w:firstLine="0"/>
-              <w:jc w:val="left"/>
             </w:pPr>
             <w:r/>
             <w:r>
@@ -4513,9 +4662,74 @@
                 <w:rFonts w:ascii="Times New Roman" w:hAnsi="Times New Roman" w:eastAsia="Times New Roman"/>
                 <w:b w:val="0"/>
                 <w:i w:val="0"/>
-                <w:sz w:val="24"/>
+                <w:sz w:val="22"/>
               </w:rPr>
-              <w:t>1,5</w:t>
+              <w:t>отвести затворную раму назад и удалить гильзу; при повторении — прочистить патронник или обратиться к мастеру</w:t>
+            </w:r>
+          </w:p>
+        </w:tc>
+      </w:tr>
+      <w:tr>
+        <w:tc>
+          <w:tcPr>
+            <w:tcW w:type="dxa" w:w="1928"/>
+          </w:tcPr>
+          <w:p>
+            <w:pPr>
+              <w:spacing w:line="240" w:lineRule="auto" w:after="0"/>
+              <w:ind w:firstLine="0"/>
+            </w:pPr>
+            <w:r/>
+            <w:r>
+              <w:rPr>
+                <w:rFonts w:ascii="Times New Roman" w:hAnsi="Times New Roman" w:eastAsia="Times New Roman"/>
+                <w:b w:val="0"/>
+                <w:i w:val="0"/>
+                <w:sz w:val="22"/>
+              </w:rPr>
+              <w:t>Прихват (недосыл) гильзы</w:t>
+            </w:r>
+          </w:p>
+        </w:tc>
+        <w:tc>
+          <w:tcPr>
+            <w:tcW w:type="dxa" w:w="3061"/>
+          </w:tcPr>
+          <w:p>
+            <w:pPr>
+              <w:spacing w:line="240" w:lineRule="auto" w:after="0"/>
+              <w:ind w:firstLine="0"/>
+            </w:pPr>
+            <w:r/>
+            <w:r>
+              <w:rPr>
+                <w:rFonts w:ascii="Times New Roman" w:hAnsi="Times New Roman" w:eastAsia="Times New Roman"/>
+                <w:b w:val="0"/>
+                <w:i w:val="0"/>
+                <w:sz w:val="22"/>
+              </w:rPr>
+              <w:t>загрязнение газовых путей или механизмов</w:t>
+            </w:r>
+          </w:p>
+        </w:tc>
+        <w:tc>
+          <w:tcPr>
+            <w:tcW w:type="dxa" w:w="4365"/>
+          </w:tcPr>
+          <w:p>
+            <w:pPr>
+              <w:spacing w:line="240" w:lineRule="auto" w:after="0"/>
+              <w:ind w:firstLine="0"/>
+            </w:pPr>
+            <w:r/>
+            <w:r>
+              <w:rPr>
+                <w:rFonts w:ascii="Times New Roman" w:hAnsi="Times New Roman" w:eastAsia="Times New Roman"/>
+                <w:b w:val="0"/>
+                <w:i w:val="0"/>
+                <w:sz w:val="22"/>
+              </w:rPr>
+              <w:t>отвести затворную раму назад, удалить гильзу, прочистить и смазать оружие</w:t>
             </w:r>
           </w:p>
         </w:tc>
@@ -4539,44 +4753,12 @@
           <w:i w:val="0"/>
           <w:sz w:val="28"/>
         </w:rPr>
-        <w:t>Поправка берётся в сторону, откуда дует ветер: при ветре справа — точку прицеливания выносить вправо; при ветре слева — влево. По групповым целям поправки на ветер, как правило, не учитываются.</w:t>
+        <w:t>Если в течение 5 секунд после нажатия на спуск выстрела не произошло, оружие разряжают (не направляя его в людей) и устраняют задержку.</w:t>
       </w:r>
     </w:p>
     <w:p>
       <w:pPr>
-        <w:spacing w:line="360" w:lineRule="auto" w:before="0" w:after="0"/>
-        <w:ind w:firstLine="255118110"/>
-        <w:jc w:val="both"/>
-      </w:pPr>
-      <w:r>
-        <w:rPr>
-          <w:rFonts w:ascii="Times New Roman" w:hAnsi="Times New Roman" w:eastAsia="Times New Roman"/>
-          <w:b w:val="0"/>
-          <w:i w:val="0"/>
-          <w:sz w:val="28"/>
-        </w:rPr>
-        <w:t>Стрельба в горах, в населённом пункте, с ходу и из боевых машин. В горах при крутых углах местности прицел уменьшают (цель ближе по наклонной дальности), точку прицеливания при стрельбе сверху вниз выбирают ниже, снизу вверх — выше; учитывают разрежённый воздух и срывы ветра. В населённом пункте огонь ведётся из-за укрытий, из окон и с крыш — с учётом рикошетов и ограниченного сектора обстрела. При стрельбе с ходу и с бронетранспортёра огонь ведётся короткими очередями в момент, когда машина движется равномерно, по команде или самостоятельно по наиболее опасным целям.</w:t>
-      </w:r>
-    </w:p>
-    <w:p>
-      <w:pPr>
-        <w:spacing w:line="360" w:lineRule="auto" w:before="0" w:after="0"/>
-        <w:ind w:firstLine="255118110"/>
-        <w:jc w:val="both"/>
-      </w:pPr>
-      <w:r>
-        <w:rPr>
-          <w:rFonts w:ascii="Times New Roman" w:hAnsi="Times New Roman" w:eastAsia="Times New Roman"/>
-          <w:b w:val="0"/>
-          <w:i w:val="0"/>
-          <w:sz w:val="28"/>
-        </w:rPr>
-        <w:t>Стрельба по воздушным целям. Огонь по самолётам, вертолётам и парашютистам ведётся на дальностях до 500 м: по пикирующим и низколетящим целям — с упреждением (2–3 корпуса самолёта), заградительным или сопровождающим методом; как правило — короткими очередями, залповым огнём подразделения по команде командира.</w:t>
-      </w:r>
-    </w:p>
-    <w:p>
-      <w:pPr>
-        <w:spacing w:before="200" w:after="120"/>
+        <w:spacing w:before="240" w:after="120"/>
         <w:ind w:firstLine="0"/>
         <w:jc w:val="left"/>
       </w:pPr>
@@ -4585,25 +4767,9 @@
           <w:rFonts w:ascii="Times New Roman" w:hAnsi="Times New Roman" w:eastAsia="Times New Roman"/>
           <w:b/>
           <w:i w:val="0"/>
-          <w:sz w:val="28"/>
+          <w:sz w:val="30"/>
         </w:rPr>
-        <w:t>4.6. Прекращение стрельбы и разряжание автомата</w:t>
-      </w:r>
-    </w:p>
-    <w:p>
-      <w:pPr>
-        <w:spacing w:line="360" w:lineRule="auto" w:before="0" w:after="0"/>
-        <w:ind w:firstLine="255118110"/>
-        <w:jc w:val="both"/>
-      </w:pPr>
-      <w:r>
-        <w:rPr>
-          <w:rFonts w:ascii="Times New Roman" w:hAnsi="Times New Roman" w:eastAsia="Times New Roman"/>
-          <w:b w:val="0"/>
-          <w:i w:val="0"/>
-          <w:sz w:val="28"/>
-        </w:rPr>
-        <w:t>Прекращение стрельбы может быть временным и полным. Для временного прекращения подаётся команда «Стой» (или «Прекратить огонь»): стреляющий прекращает нажатие на спусковой крючок, ставит автомат на предохранитель и, если надо, меняет магазин. Для полного прекращения после команды «Разряжай» производится разряжание:</w:t>
+        <w:t>4. Меры безопасности при обращении с оружием и патронами</w:t>
       </w:r>
     </w:p>
     <w:p>
@@ -4628,7 +4794,7 @@
           <w:i w:val="0"/>
           <w:sz w:val="28"/>
         </w:rPr>
-        <w:t>Отделить магазин</w:t>
+        <w:t>Не направлять оружие в людей</w:t>
       </w:r>
       <w:r>
         <w:rPr>
@@ -4637,7 +4803,7 @@
           <w:i w:val="0"/>
           <w:sz w:val="28"/>
         </w:rPr>
-        <w:t xml:space="preserve"> и вынуть патрон из патронника, отведя затворную раму назад;</w:t>
+        <w:t xml:space="preserve"> и в сторону, где они могут появиться, даже если оно не заряжено; при любых действиях ствол направлять в безопасном направлении.</w:t>
       </w:r>
     </w:p>
     <w:p>
@@ -4662,7 +4828,7 @@
           <w:i w:val="0"/>
           <w:sz w:val="28"/>
         </w:rPr>
-        <w:t>Произвести контрольный спуск</w:t>
+        <w:t>При получении и сдаче оружия проверять,</w:t>
       </w:r>
       <w:r>
         <w:rPr>
@@ -4671,7 +4837,7 @@
           <w:i w:val="0"/>
           <w:sz w:val="28"/>
         </w:rPr>
-        <w:t xml:space="preserve"> — отвести затворную раму назад, спустить курок с боевого взвода и поставить автомат на предохранитель;</w:t>
+        <w:t xml:space="preserve"> не заряжено ли оно; ставить на предохранитель перед движением, по тревоге, перед сменой позиции и в перерывах стрельбы.</w:t>
       </w:r>
     </w:p>
     <w:p>
@@ -4696,7 +4862,7 @@
           <w:i w:val="0"/>
           <w:sz w:val="28"/>
         </w:rPr>
-        <w:t>Вынуть патроны из магазина,</w:t>
+        <w:t>На стрельбище выполнять только команды руководителя:</w:t>
       </w:r>
       <w:r>
         <w:rPr>
@@ -4705,7 +4871,7 @@
           <w:i w:val="0"/>
           <w:sz w:val="28"/>
         </w:rPr>
-        <w:t xml:space="preserve"> осмотреть магазин и автомат, доложить о разряжании;</w:t>
+        <w:t xml:space="preserve"> без команды не заряжать, не открывать и не прекращать огонь, не выходить на линию огня и не высовываться из укрытия.</w:t>
       </w:r>
     </w:p>
     <w:p>
@@ -4730,7 +4896,7 @@
           <w:i w:val="0"/>
           <w:sz w:val="28"/>
         </w:rPr>
-        <w:t>При стрельбе с учебными или холостыми патронами</w:t>
+        <w:t>Не открывать огонь при поднятом белом флаге</w:t>
       </w:r>
       <w:r>
         <w:rPr>
@@ -4739,175 +4905,7 @@
           <w:i w:val="0"/>
           <w:sz w:val="28"/>
         </w:rPr>
-        <w:t xml:space="preserve"> — осмотреть оружие, убедиться в отсутствии боевых патронов и удалить холостые гильзы.</w:t>
-      </w:r>
-    </w:p>
-    <w:p>
-      <w:pPr>
-        <w:spacing w:line="360" w:lineRule="auto" w:before="0" w:after="0"/>
-        <w:ind w:firstLine="255118110"/>
-        <w:jc w:val="both"/>
-      </w:pPr>
-      <w:r>
-        <w:rPr>
-          <w:rFonts w:ascii="Times New Roman" w:hAnsi="Times New Roman" w:eastAsia="Times New Roman"/>
-          <w:b w:val="0"/>
-          <w:i w:val="0"/>
-          <w:sz w:val="28"/>
-        </w:rPr>
-        <w:t>Разряжание производится только с автоматом, направленным в сторону мишеней (или в безопасном направлении), под наблюдением руководителя стрельбы.</w:t>
-      </w:r>
-    </w:p>
-    <w:p>
-      <w:pPr>
-        <w:spacing w:before="280" w:after="120"/>
-        <w:ind w:firstLine="0"/>
-        <w:jc w:val="left"/>
-      </w:pPr>
-      <w:r>
-        <w:rPr>
-          <w:rFonts w:ascii="Times New Roman" w:hAnsi="Times New Roman" w:eastAsia="Times New Roman"/>
-          <w:b/>
-          <w:i w:val="0"/>
-          <w:sz w:val="30"/>
-        </w:rPr>
-        <w:t>5. Меры безопасности при обращении с автоматом и патронами</w:t>
-      </w:r>
-    </w:p>
-    <w:p>
-      <w:pPr>
-        <w:spacing w:after="0" w:line="360" w:lineRule="auto"/>
-        <w:ind w:firstLine="709"/>
-        <w:jc w:val="both"/>
-      </w:pPr>
-      <w:r>
-        <w:rPr>
-          <w:rFonts w:ascii="Times New Roman" w:hAnsi="Times New Roman" w:eastAsia="Times New Roman"/>
-          <w:b w:val="0"/>
-          <w:i w:val="0"/>
-          <w:sz w:val="28"/>
-        </w:rPr>
-        <w:t xml:space="preserve">1) </w:t>
-      </w:r>
-      <w:r>
-        <w:rPr>
-          <w:rFonts w:ascii="Times New Roman" w:hAnsi="Times New Roman" w:eastAsia="Times New Roman"/>
-          <w:b/>
-          <w:i w:val="0"/>
-          <w:sz w:val="28"/>
-        </w:rPr>
-        <w:t>Не направлять автомат в людей</w:t>
-      </w:r>
-      <w:r>
-        <w:rPr>
-          <w:rFonts w:ascii="Times New Roman" w:hAnsi="Times New Roman" w:eastAsia="Times New Roman"/>
-          <w:b w:val="0"/>
-          <w:i w:val="0"/>
-          <w:sz w:val="28"/>
-        </w:rPr>
-        <w:t xml:space="preserve"> и в сторону, где могут появиться люди, даже если он не заряжен; при обращении с оружием ствол направлять только в безопасном направлении.</w:t>
-      </w:r>
-    </w:p>
-    <w:p>
-      <w:pPr>
-        <w:spacing w:after="0" w:line="360" w:lineRule="auto"/>
-        <w:ind w:firstLine="709"/>
-        <w:jc w:val="both"/>
-      </w:pPr>
-      <w:r>
-        <w:rPr>
-          <w:rFonts w:ascii="Times New Roman" w:hAnsi="Times New Roman" w:eastAsia="Times New Roman"/>
-          <w:b w:val="0"/>
-          <w:i w:val="0"/>
-          <w:sz w:val="28"/>
-        </w:rPr>
-        <w:t xml:space="preserve">2) </w:t>
-      </w:r>
-      <w:r>
-        <w:rPr>
-          <w:rFonts w:ascii="Times New Roman" w:hAnsi="Times New Roman" w:eastAsia="Times New Roman"/>
-          <w:b/>
-          <w:i w:val="0"/>
-          <w:sz w:val="28"/>
-        </w:rPr>
-        <w:t>При получении и сдаче оружия</w:t>
-      </w:r>
-      <w:r>
-        <w:rPr>
-          <w:rFonts w:ascii="Times New Roman" w:hAnsi="Times New Roman" w:eastAsia="Times New Roman"/>
-          <w:b w:val="0"/>
-          <w:i w:val="0"/>
-          <w:sz w:val="28"/>
-        </w:rPr>
-        <w:t xml:space="preserve"> проверять, не заряжено ли оно; перед стрельбой, перед началом движения, по тревоге и после неё — ставить автомат на предохранитель.</w:t>
-      </w:r>
-    </w:p>
-    <w:p>
-      <w:pPr>
-        <w:spacing w:after="0" w:line="360" w:lineRule="auto"/>
-        <w:ind w:firstLine="709"/>
-        <w:jc w:val="both"/>
-      </w:pPr>
-      <w:r>
-        <w:rPr>
-          <w:rFonts w:ascii="Times New Roman" w:hAnsi="Times New Roman" w:eastAsia="Times New Roman"/>
-          <w:b w:val="0"/>
-          <w:i w:val="0"/>
-          <w:sz w:val="28"/>
-        </w:rPr>
-        <w:t xml:space="preserve">3) </w:t>
-      </w:r>
-      <w:r>
-        <w:rPr>
-          <w:rFonts w:ascii="Times New Roman" w:hAnsi="Times New Roman" w:eastAsia="Times New Roman"/>
-          <w:b/>
-          <w:i w:val="0"/>
-          <w:sz w:val="28"/>
-        </w:rPr>
-        <w:t>На стрельбище (в тире)</w:t>
-      </w:r>
-      <w:r>
-        <w:rPr>
-          <w:rFonts w:ascii="Times New Roman" w:hAnsi="Times New Roman" w:eastAsia="Times New Roman"/>
-          <w:b w:val="0"/>
-          <w:i w:val="0"/>
-          <w:sz w:val="28"/>
-        </w:rPr>
-        <w:t xml:space="preserve"> выполнять только команды руководителя стрельбы; без команды не заряжать, не открывать и не прекращать огонь; не высовываться из укрытия и не выходить на линию огня.</w:t>
-      </w:r>
-    </w:p>
-    <w:p>
-      <w:pPr>
-        <w:spacing w:after="0" w:line="360" w:lineRule="auto"/>
-        <w:ind w:firstLine="709"/>
-        <w:jc w:val="both"/>
-      </w:pPr>
-      <w:r>
-        <w:rPr>
-          <w:rFonts w:ascii="Times New Roman" w:hAnsi="Times New Roman" w:eastAsia="Times New Roman"/>
-          <w:b w:val="0"/>
-          <w:i w:val="0"/>
-          <w:sz w:val="28"/>
-        </w:rPr>
-        <w:t xml:space="preserve">4) </w:t>
-      </w:r>
-      <w:r>
-        <w:rPr>
-          <w:rFonts w:ascii="Times New Roman" w:hAnsi="Times New Roman" w:eastAsia="Times New Roman"/>
-          <w:b/>
-          <w:i w:val="0"/>
-          <w:sz w:val="28"/>
-        </w:rPr>
-        <w:t>Не открывать огонь</w:t>
-      </w:r>
-      <w:r>
-        <w:rPr>
-          <w:rFonts w:ascii="Times New Roman" w:hAnsi="Times New Roman" w:eastAsia="Times New Roman"/>
-          <w:b w:val="0"/>
-          <w:i w:val="0"/>
-          <w:sz w:val="28"/>
-        </w:rPr>
-        <w:t xml:space="preserve"> при поднятом белом флаге (фонаре) на командном пункте или над участком, где находятся люди, а также по неопознанным целям и в направлении рикошета.</w:t>
+        <w:t xml:space="preserve"> (фонаре) над участком, где находятся люди, по неопознанным целям и при рикошете.</w:t>
       </w:r>
     </w:p>
     <w:p>
@@ -4932,7 +4930,7 @@
           <w:i w:val="0"/>
           <w:sz w:val="28"/>
         </w:rPr>
-        <w:t>При стрельбе</w:t>
+        <w:t>Не упирать приклад в твёрдые предметы,</w:t>
       </w:r>
       <w:r>
         <w:rPr>
@@ -4941,7 +4939,7 @@
           <w:i w:val="0"/>
           <w:sz w:val="28"/>
         </w:rPr>
-        <w:t xml:space="preserve"> не упирать приклад в твёрдые предметы, следить, чтобы затворная рама не травмировала руку, не применять патроны с дефектами и не разбирать патроны.</w:t>
+        <w:t xml:space="preserve"> следить за руками при движении затворной рамы, не применять неисправные патроны и не разбирать их.</w:t>
       </w:r>
     </w:p>
     <w:p>
@@ -4966,7 +4964,7 @@
           <w:i w:val="0"/>
           <w:sz w:val="28"/>
         </w:rPr>
-        <w:t>При задержке</w:t>
+        <w:t>При задержке разрядить оружие</w:t>
       </w:r>
       <w:r>
         <w:rPr>
@@ -4975,7 +4973,7 @@
           <w:i w:val="0"/>
           <w:sz w:val="28"/>
         </w:rPr>
-        <w:t xml:space="preserve"> в течение 5 секунд выстрел не произошёл — разрядить автомат, не направляя его в людей, и устранить задержку (перезаряжанием или под руководством командира).</w:t>
+        <w:t xml:space="preserve"> и устранить её под руководством командира.</w:t>
       </w:r>
     </w:p>
     <w:p>
@@ -5000,7 +4998,7 @@
           <w:i w:val="0"/>
           <w:sz w:val="28"/>
         </w:rPr>
-        <w:t>Хранение и чистка</w:t>
+        <w:t>Чистить и разбирать оружие</w:t>
       </w:r>
       <w:r>
         <w:rPr>
@@ -5009,7 +5007,7 @@
           <w:i w:val="0"/>
           <w:sz w:val="28"/>
         </w:rPr>
-        <w:t xml:space="preserve"> — оружие чистить и разбирать только в отведённом месте, с разрешения и под наблюдением; патроны хранить отдельно от оружия, в сухом месте, в штатной укупорке.</w:t>
+        <w:t xml:space="preserve"> только в отведённом месте, с разрешения и под наблюдением; патроны хранить отдельно от оружия.</w:t>
       </w:r>
     </w:p>
     <w:p>
@@ -5034,7 +5032,7 @@
           <w:i w:val="0"/>
           <w:sz w:val="28"/>
         </w:rPr>
-        <w:t>В боевой обстановке</w:t>
+        <w:t>После боя и при длительных перерывах</w:t>
       </w:r>
       <w:r>
         <w:rPr>
@@ -5043,12 +5041,12 @@
           <w:i w:val="0"/>
           <w:sz w:val="28"/>
         </w:rPr>
-        <w:t xml:space="preserve"> — после боя и при длительных перерывах оружие осматривать, разряжать (если это возможно без риска для себя) и ставить на предохранитель.</w:t>
+        <w:t xml:space="preserve"> осматривать оружие, разряжать его (если это безопасно) и ставить на предохранитель.</w:t>
       </w:r>
     </w:p>
     <w:p>
       <w:pPr>
-        <w:spacing w:before="280" w:after="120"/>
+        <w:spacing w:before="240" w:after="120"/>
         <w:ind w:firstLine="0"/>
         <w:jc w:val="left"/>
       </w:pPr>
@@ -5075,7 +5073,7 @@
           <w:i w:val="0"/>
           <w:sz w:val="28"/>
         </w:rPr>
-        <w:t>Подготовка автомата к стрельбе и ведение огня — единый, неразрывный процесс. Практика показывает: даже самое современное и исправное оружие не даёт результата, если оно не вычищено, не осмотрено и не приведено к нормальному бою, а стреляющий не владеет правилами стрельбы. Подготовка оружия обеспечивает безотказность — своевременный осмотр, чистка, качественная смазка, исправные патроны и правильное снаряжение магазина устраняют большинство задержек, которые в бою стоят жизни.</w:t>
+        <w:t>Подготовка оружия к стрельбе и ведение огня — единый процесс, в котором нет мелочей. Осмотр, своевременная чистка, качественная смазка, исправные патроны и правильно снаряжённый магазин устраняют большинство задержек, а те, что всё же возникают, устраняются перезаряжанием — но на это уходят секунды, которых в бою может не быть.</w:t>
       </w:r>
     </w:p>
     <w:p>
@@ -5091,7 +5089,7 @@
           <w:i w:val="0"/>
           <w:sz w:val="28"/>
         </w:rPr>
-        <w:t>Приведение автомата к нормальному бою обеспечивает точность: четыре выстрела на 100 м, прицел 3, кучность в круге 15 см и совпадение СТП с контрольной точкой в пределах 5 см — вот тот стандарт, с которого начинается меткая стрельба. Знание закономерностей перемещения СТП при изменении положения мушки (один оборот — 20 см по высоте, 1 мм в сторону — 26 см) позволяет быстро и грамотно устранить отклонение.</w:t>
+        <w:t>Приведение оружия к нормальному бою обеспечивает точность. Условия простые и одинаковые по смыслу для любого образца: короткая точно измеренная дальность, стрельба с упора, несколько выстрелов, определение средней точки попадания и её совмещение с контрольной точкой. Для оружия калибра 5,45 мм это 100 м, прицел 3, кучность в круге 15 см и отклонение СТП не более 5 см; регулировка делается мушкой: один оборот — 20 см по высоте, 1 мм в сторону — 26 см.</w:t>
       </w:r>
     </w:p>
     <w:p>
@@ -5107,12 +5105,12 @@
           <w:i w:val="0"/>
           <w:sz w:val="28"/>
         </w:rPr>
-        <w:t>Ведение огня требует от стреляющего умения быстро определять дальность, выбирать прицел и точку прицеливания, учитывать поправки на ветер и движение цели, правильно изготавливаться и плавно спускать курок. Навыки, доведённые до автоматизма, и неукоснительное соблюдение мер безопасности — это и есть та основа, на которой строится огневое превосходство подразделения в бою.</w:t>
+        <w:t>Ведение огня требует автоматизма: быстро определить дальность, выбрать прицел и точку прицеливания, учесть ветер и движение цели, устойчиво изготовиться и плавно спустить курок. Эти навыки отрабатываются на занятиях до автоматизма — именно они, вместе с неукоснительным соблюдением мер безопасности, и составляют огневую выучку стрелка.</w:t>
       </w:r>
     </w:p>
     <w:p>
       <w:pPr>
-        <w:spacing w:before="280" w:after="120"/>
+        <w:spacing w:before="240" w:after="120"/>
         <w:ind w:firstLine="0"/>
         <w:jc w:val="left"/>
       </w:pPr>
@@ -5129,7 +5127,7 @@
     <w:p>
       <w:pPr>
         <w:spacing w:after="40" w:line="360" w:lineRule="auto"/>
-        <w:ind w:firstLine="0" w:left="0"/>
+        <w:ind w:firstLine="0"/>
         <w:jc w:val="both"/>
       </w:pPr>
       <w:r>
@@ -5145,7 +5143,7 @@
     <w:p>
       <w:pPr>
         <w:spacing w:after="40" w:line="360" w:lineRule="auto"/>
-        <w:ind w:firstLine="0" w:left="0"/>
+        <w:ind w:firstLine="0"/>
         <w:jc w:val="both"/>
       </w:pPr>
       <w:r>
@@ -5155,13 +5153,13 @@
           <w:i w:val="0"/>
           <w:sz w:val="28"/>
         </w:rPr>
-        <w:t>2. Руководство по 5,45-мм автомату Калашникова и 5,45-мм ручному пулемёту Калашникова. — М.: Воениздат.</w:t>
+        <w:t>2. Наставление по стрелковому делу. 7,62-мм модернизированный автомат Калашникова (АКМ, АКМС) и 7,62-мм ручной пулемёт Калашникова (РПК, РПКС). — М.: Воениздат.</w:t>
       </w:r>
     </w:p>
     <w:p>
       <w:pPr>
         <w:spacing w:after="40" w:line="360" w:lineRule="auto"/>
-        <w:ind w:firstLine="0" w:left="0"/>
+        <w:ind w:firstLine="0"/>
         <w:jc w:val="both"/>
       </w:pPr>
       <w:r>
@@ -5171,13 +5169,13 @@
           <w:i w:val="0"/>
           <w:sz w:val="28"/>
         </w:rPr>
-        <w:t>3. Основы военной подготовки: учебник для вузов / под ред. А.И. Каменева. — М.: Высшая школа.</w:t>
+        <w:t>3. Курс стрельб из стрелкового оружия, гранатомётов, огнемётов и вооружения боевых машин (КС СО, Г, О и ВБМ). — М.: Воениздат.</w:t>
       </w:r>
     </w:p>
     <w:p>
       <w:pPr>
         <w:spacing w:after="40" w:line="360" w:lineRule="auto"/>
-        <w:ind w:firstLine="0" w:left="0"/>
+        <w:ind w:firstLine="0"/>
         <w:jc w:val="both"/>
       </w:pPr>
       <w:r>
@@ -5187,13 +5185,13 @@
           <w:i w:val="0"/>
           <w:sz w:val="28"/>
         </w:rPr>
-        <w:t>4. Курс стрельб из стрелкового оружия, гранатомётов, огнемётов и вооружения боевых машин (КС СО, Г, О и ВБМ). — М.: Воениздат.</w:t>
+        <w:t>4. Руководство по 5,45-мм автомату Калашникова и 5,45-мм ручному пулемёту Калашникова. — М.: Воениздат.</w:t>
       </w:r>
     </w:p>
     <w:p>
       <w:pPr>
         <w:spacing w:after="40" w:line="360" w:lineRule="auto"/>
-        <w:ind w:firstLine="0" w:left="0"/>
+        <w:ind w:firstLine="0"/>
         <w:jc w:val="both"/>
       </w:pPr>
       <w:r>
@@ -5203,13 +5201,13 @@
           <w:i w:val="0"/>
           <w:sz w:val="28"/>
         </w:rPr>
-        <w:t>5. Наставления.ru. Приведение к нормальному бою АК-74. — URL: http://nastavleniya.ru/AK74/ak74_7.html (дата обращения: 21.09.2026).</w:t>
+        <w:t>5. Основы военной подготовки: учебник для студентов вузов / под ред. А.И. Каменева. — М.: Высшая школа.</w:t>
       </w:r>
     </w:p>
     <w:p>
       <w:pPr>
         <w:spacing w:after="40" w:line="360" w:lineRule="auto"/>
-        <w:ind w:firstLine="0" w:left="0"/>
+        <w:ind w:firstLine="0"/>
         <w:jc w:val="both"/>
       </w:pPr>
       <w:r>
@@ -5219,13 +5217,13 @@
           <w:i w:val="0"/>
           <w:sz w:val="28"/>
         </w:rPr>
-        <w:t>6. Википедия. АК-74. — URL: https://ru.wikipedia.org/wiki/АК-74 (дата обращения: 21.09.2026).</w:t>
+        <w:t>6. Наставления.ru. Приведение к нормальному бою АК-74. — URL: http://nastavleniya.ru/AK74/ak74_7.html (дата обращения: 21.09.2026).</w:t>
       </w:r>
     </w:p>
     <w:p>
       <w:pPr>
         <w:spacing w:after="40" w:line="360" w:lineRule="auto"/>
-        <w:ind w:firstLine="0" w:left="0"/>
+        <w:ind w:firstLine="0"/>
         <w:jc w:val="both"/>
       </w:pPr>
       <w:r>
@@ -5235,7 +5233,23 @@
           <w:i w:val="0"/>
           <w:sz w:val="28"/>
         </w:rPr>
-        <w:t>7. Учебные материалы военных кафедр и учебных военных центров по огневой подготовке (методические пособия, конспекты лекций) — URL: https://studopedia.info, https://msal.ru (дата обращения: 21.09.2026).</w:t>
+        <w:t>7. Википедия. АК-74; АКМ. — URL: https://ru.wikipedia.org/wiki/АК-74 (дата обращения: 21.09.2026).</w:t>
+      </w:r>
+    </w:p>
+    <w:p>
+      <w:pPr>
+        <w:spacing w:after="40" w:line="360" w:lineRule="auto"/>
+        <w:ind w:firstLine="0"/>
+        <w:jc w:val="both"/>
+      </w:pPr>
+      <w:r>
+        <w:rPr>
+          <w:rFonts w:ascii="Times New Roman" w:hAnsi="Times New Roman" w:eastAsia="Times New Roman"/>
+          <w:b w:val="0"/>
+          <w:i w:val="0"/>
+          <w:sz w:val="28"/>
+        </w:rPr>
+        <w:t>8. Учебно-методические материалы военных учебных центров по огневой подготовке. — URL: https://studopedia.info, https://msal.ru (дата обращения: 21.09.2026).</w:t>
       </w:r>
     </w:p>
     <w:sectPr>
